--- a/APLM_CRM_SOP_v0_1.docx
+++ b/APLM_CRM_SOP_v0_1.docx
@@ -12,7 +12,7 @@
           <w:rFonts w:ascii="Arial" w:cs="Arial" w:eastAsia="Arial" w:hAnsi="Arial"/>
           <w:b/>
           <w:bCs/>
-          <w:color w:val="1E3A5F"/>
+          <w:color w:val="2d1b69"/>
           <w:sz w:val="56"/>
           <w:szCs w:val="56"/>
         </w:rPr>
@@ -27,7 +27,7 @@
       <w:r>
         <w:rPr>
           <w:rFonts w:ascii="Arial" w:cs="Arial" w:eastAsia="Arial" w:hAnsi="Arial"/>
-          <w:color w:val="1E40AF"/>
+          <w:color w:val="7c3aed"/>
           <w:sz w:val="30"/>
           <w:szCs w:val="30"/>
         </w:rPr>
@@ -103,7 +103,7 @@
               <w:bottom w:val="single" w:color="CCCCCC" w:sz="1"/>
               <w:right w:val="single" w:color="CCCCCC" w:sz="1"/>
             </w:tcBorders>
-            <w:shd w:fill="1E3A5F" w:val="clear"/>
+            <w:shd w:fill="2d1b69" w:val="clear"/>
             <w:tcMar>
               <w:top w:type="dxa" w:w="80"/>
               <w:left w:type="dxa" w:w="120"/>
@@ -134,7 +134,7 @@
               <w:bottom w:val="single" w:color="CCCCCC" w:sz="1"/>
               <w:right w:val="single" w:color="CCCCCC" w:sz="1"/>
             </w:tcBorders>
-            <w:shd w:fill="1E3A5F" w:val="clear"/>
+            <w:shd w:fill="2d1b69" w:val="clear"/>
             <w:tcMar>
               <w:top w:type="dxa" w:w="80"/>
               <w:left w:type="dxa" w:w="120"/>
@@ -225,7 +225,7 @@
               <w:bottom w:val="single" w:color="CCCCCC" w:sz="1"/>
               <w:right w:val="single" w:color="CCCCCC" w:sz="1"/>
             </w:tcBorders>
-            <w:shd w:fill="F5F8FF" w:val="clear"/>
+            <w:shd w:fill="F5F3FF" w:val="clear"/>
             <w:tcMar>
               <w:top w:type="dxa" w:w="80"/>
               <w:left w:type="dxa" w:w="120"/>
@@ -253,7 +253,7 @@
               <w:bottom w:val="single" w:color="CCCCCC" w:sz="1"/>
               <w:right w:val="single" w:color="CCCCCC" w:sz="1"/>
             </w:tcBorders>
-            <w:shd w:fill="F5F8FF" w:val="clear"/>
+            <w:shd w:fill="F5F3FF" w:val="clear"/>
             <w:tcMar>
               <w:top w:type="dxa" w:w="80"/>
               <w:left w:type="dxa" w:w="120"/>
@@ -326,7 +326,7 @@
                 <w:sz w:val="22"/>
                 <w:szCs w:val="22"/>
               </w:rPr>
-              <w:t xml:space="preserve">Infrastructure LIVE — Branding Pending</w:t>
+              <w:t xml:space="preserve">Infrastructure LIVE — crm.aplmsales.com running</w:t>
             </w:r>
           </w:p>
         </w:tc>
@@ -341,7 +341,7 @@
               <w:bottom w:val="single" w:color="CCCCCC" w:sz="1"/>
               <w:right w:val="single" w:color="CCCCCC" w:sz="1"/>
             </w:tcBorders>
-            <w:shd w:fill="F5F8FF" w:val="clear"/>
+            <w:shd w:fill="F5F3FF" w:val="clear"/>
             <w:tcMar>
               <w:top w:type="dxa" w:w="80"/>
               <w:left w:type="dxa" w:w="120"/>
@@ -369,7 +369,7 @@
               <w:bottom w:val="single" w:color="CCCCCC" w:sz="1"/>
               <w:right w:val="single" w:color="CCCCCC" w:sz="1"/>
             </w:tcBorders>
-            <w:shd w:fill="F5F8FF" w:val="clear"/>
+            <w:shd w:fill="F5F3FF" w:val="clear"/>
             <w:tcMar>
               <w:top w:type="dxa" w:w="80"/>
               <w:left w:type="dxa" w:w="120"/>
@@ -457,7 +457,7 @@
               <w:bottom w:val="single" w:color="CCCCCC" w:sz="1"/>
               <w:right w:val="single" w:color="CCCCCC" w:sz="1"/>
             </w:tcBorders>
-            <w:shd w:fill="F5F8FF" w:val="clear"/>
+            <w:shd w:fill="F5F3FF" w:val="clear"/>
             <w:tcMar>
               <w:top w:type="dxa" w:w="80"/>
               <w:left w:type="dxa" w:w="120"/>
@@ -485,7 +485,7 @@
               <w:bottom w:val="single" w:color="CCCCCC" w:sz="1"/>
               <w:right w:val="single" w:color="CCCCCC" w:sz="1"/>
             </w:tcBorders>
-            <w:shd w:fill="F5F8FF" w:val="clear"/>
+            <w:shd w:fill="F5F3FF" w:val="clear"/>
             <w:tcMar>
               <w:top w:type="dxa" w:w="80"/>
               <w:left w:type="dxa" w:w="120"/>
@@ -530,7 +530,7 @@
                 <w:sz w:val="22"/>
                 <w:szCs w:val="22"/>
               </w:rPr>
-              <w:t xml:space="preserve">Server</w:t>
+              <w:t xml:space="preserve">GitHub</w:t>
             </w:r>
           </w:p>
         </w:tc>
@@ -558,7 +558,7 @@
                 <w:sz w:val="22"/>
                 <w:szCs w:val="22"/>
               </w:rPr>
-              <w:t xml:space="preserve">203.174.22.119 — shared VPS with ICA CRM</w:t>
+              <w:t xml:space="preserve">https://github.com/icassameer/aplm (private)</w:t>
             </w:r>
           </w:p>
         </w:tc>
@@ -573,22 +573,22 @@
               <w:bottom w:val="single" w:color="CCCCCC" w:sz="1"/>
               <w:right w:val="single" w:color="CCCCCC" w:sz="1"/>
             </w:tcBorders>
-            <w:shd w:fill="F5F8FF" w:val="clear"/>
-            <w:tcMar>
-              <w:top w:type="dxa" w:w="80"/>
-              <w:left w:type="dxa" w:w="120"/>
-              <w:bottom w:type="dxa" w:w="80"/>
-              <w:right w:type="dxa" w:w="120"/>
-            </w:tcMar>
-          </w:tcPr>
-          <w:p>
-            <w:r>
-              <w:rPr>
-                <w:rFonts w:ascii="Arial" w:cs="Arial" w:eastAsia="Arial" w:hAnsi="Arial"/>
-                <w:sz w:val="22"/>
-                <w:szCs w:val="22"/>
-              </w:rPr>
-              <w:t xml:space="preserve">Based On</w:t>
+            <w:shd w:fill="F5F3FF" w:val="clear"/>
+            <w:tcMar>
+              <w:top w:type="dxa" w:w="80"/>
+              <w:left w:type="dxa" w:w="120"/>
+              <w:bottom w:type="dxa" w:w="80"/>
+              <w:right w:type="dxa" w:w="120"/>
+            </w:tcMar>
+          </w:tcPr>
+          <w:p>
+            <w:r>
+              <w:rPr>
+                <w:rFonts w:ascii="Arial" w:cs="Arial" w:eastAsia="Arial" w:hAnsi="Arial"/>
+                <w:sz w:val="22"/>
+                <w:szCs w:val="22"/>
+              </w:rPr>
+              <w:t xml:space="preserve">Server</w:t>
             </w:r>
           </w:p>
         </w:tc>
@@ -601,22 +601,22 @@
               <w:bottom w:val="single" w:color="CCCCCC" w:sz="1"/>
               <w:right w:val="single" w:color="CCCCCC" w:sz="1"/>
             </w:tcBorders>
-            <w:shd w:fill="F5F8FF" w:val="clear"/>
-            <w:tcMar>
-              <w:top w:type="dxa" w:w="80"/>
-              <w:left w:type="dxa" w:w="120"/>
-              <w:bottom w:type="dxa" w:w="80"/>
-              <w:right w:type="dxa" w:w="120"/>
-            </w:tcMar>
-          </w:tcPr>
-          <w:p>
-            <w:r>
-              <w:rPr>
-                <w:rFonts w:ascii="Arial" w:cs="Arial" w:eastAsia="Arial" w:hAnsi="Arial"/>
-                <w:sz w:val="22"/>
-                <w:szCs w:val="22"/>
-              </w:rPr>
-              <w:t xml:space="preserve">ICA CRM v9.3 (forked)</w:t>
+            <w:shd w:fill="F5F3FF" w:val="clear"/>
+            <w:tcMar>
+              <w:top w:type="dxa" w:w="80"/>
+              <w:left w:type="dxa" w:w="120"/>
+              <w:bottom w:type="dxa" w:w="80"/>
+              <w:right w:type="dxa" w:w="120"/>
+            </w:tcMar>
+          </w:tcPr>
+          <w:p>
+            <w:r>
+              <w:rPr>
+                <w:rFonts w:ascii="Arial" w:cs="Arial" w:eastAsia="Arial" w:hAnsi="Arial"/>
+                <w:sz w:val="22"/>
+                <w:szCs w:val="22"/>
+              </w:rPr>
+              <w:t xml:space="preserve">203.174.22.119 — shared VPS with ICA CRM</w:t>
             </w:r>
           </w:p>
         </w:tc>
@@ -646,6 +646,64 @@
                 <w:sz w:val="22"/>
                 <w:szCs w:val="22"/>
               </w:rPr>
+              <w:t xml:space="preserve">Based On</w:t>
+            </w:r>
+          </w:p>
+        </w:tc>
+        <w:tc>
+          <w:tcPr>
+            <w:tcW w:type="dxa" w:w="7000"/>
+            <w:tcBorders>
+              <w:top w:val="single" w:color="CCCCCC" w:sz="1"/>
+              <w:left w:val="single" w:color="CCCCCC" w:sz="1"/>
+              <w:bottom w:val="single" w:color="CCCCCC" w:sz="1"/>
+              <w:right w:val="single" w:color="CCCCCC" w:sz="1"/>
+            </w:tcBorders>
+            <w:shd w:fill="FFFFFF" w:val="clear"/>
+            <w:tcMar>
+              <w:top w:type="dxa" w:w="80"/>
+              <w:left w:type="dxa" w:w="120"/>
+              <w:bottom w:type="dxa" w:w="80"/>
+              <w:right w:type="dxa" w:w="120"/>
+            </w:tcMar>
+          </w:tcPr>
+          <w:p>
+            <w:r>
+              <w:rPr>
+                <w:rFonts w:ascii="Arial" w:cs="Arial" w:eastAsia="Arial" w:hAnsi="Arial"/>
+                <w:sz w:val="22"/>
+                <w:szCs w:val="22"/>
+              </w:rPr>
+              <w:t xml:space="preserve">ICA CRM v9.3 (forked — independent repo)</w:t>
+            </w:r>
+          </w:p>
+        </w:tc>
+      </w:tr>
+      <w:tr>
+        <w:tc>
+          <w:tcPr>
+            <w:tcW w:type="dxa" w:w="3000"/>
+            <w:tcBorders>
+              <w:top w:val="single" w:color="CCCCCC" w:sz="1"/>
+              <w:left w:val="single" w:color="CCCCCC" w:sz="1"/>
+              <w:bottom w:val="single" w:color="CCCCCC" w:sz="1"/>
+              <w:right w:val="single" w:color="CCCCCC" w:sz="1"/>
+            </w:tcBorders>
+            <w:shd w:fill="F5F3FF" w:val="clear"/>
+            <w:tcMar>
+              <w:top w:type="dxa" w:w="80"/>
+              <w:left w:type="dxa" w:w="120"/>
+              <w:bottom w:type="dxa" w:w="80"/>
+              <w:right w:type="dxa" w:w="120"/>
+            </w:tcMar>
+          </w:tcPr>
+          <w:p>
+            <w:r>
+              <w:rPr>
+                <w:rFonts w:ascii="Arial" w:cs="Arial" w:eastAsia="Arial" w:hAnsi="Arial"/>
+                <w:sz w:val="22"/>
+                <w:szCs w:val="22"/>
+              </w:rPr>
               <w:t xml:space="preserve">Managed By</w:t>
             </w:r>
           </w:p>
@@ -659,7 +717,7 @@
               <w:bottom w:val="single" w:color="CCCCCC" w:sz="1"/>
               <w:right w:val="single" w:color="CCCCCC" w:sz="1"/>
             </w:tcBorders>
-            <w:shd w:fill="FFFFFF" w:val="clear"/>
+            <w:shd w:fill="F5F3FF" w:val="clear"/>
             <w:tcMar>
               <w:top w:type="dxa" w:w="80"/>
               <w:left w:type="dxa" w:w="120"/>
@@ -692,7 +750,7 @@
       <w:pPr>
         <w:pStyle w:val="Heading1"/>
         <w:pBdr>
-          <w:bottom w:val="single" w:color="1E40AF" w:sz="6" w:space="4"/>
+          <w:bottom w:val="single" w:color="7c3aed" w:sz="6" w:space="4"/>
         </w:pBdr>
         <w:spacing w:after="160" w:before="320"/>
       </w:pPr>
@@ -701,7 +759,7 @@
           <w:rFonts w:ascii="Arial" w:cs="Arial" w:eastAsia="Arial" w:hAnsi="Arial"/>
           <w:b/>
           <w:bCs/>
-          <w:color w:val="1E3A5F"/>
+          <w:color w:val="2d1b69"/>
           <w:sz w:val="32"/>
           <w:szCs w:val="32"/>
         </w:rPr>
@@ -718,7 +776,7 @@
           <w:sz w:val="22"/>
           <w:szCs w:val="22"/>
         </w:rPr>
-        <w:t xml:space="preserve">APLM Sales &amp; Marketing is an insurance agency specializing in motor insurance. They required a white-label CRM — branded as their own — forked from ICA CRM v9.3.</w:t>
+        <w:t xml:space="preserve">APLM Sales &amp; Marketing is an insurance agency specializing in motor insurance. They required a dedicated white-label CRM — branded as their own — forked from ICA CRM v9.3 and deployed at crm.aplmsales.com.</w:t>
       </w:r>
     </w:p>
     <w:p>
@@ -741,7 +799,7 @@
           <w:sz w:val="22"/>
           <w:szCs w:val="22"/>
         </w:rPr>
-        <w:t xml:space="preserve">Key architecture decisions:</w:t>
+        <w:t xml:space="preserve">Key decisions:</w:t>
       </w:r>
     </w:p>
     <w:p>
@@ -758,7 +816,7 @@
           <w:sz w:val="22"/>
           <w:szCs w:val="22"/>
         </w:rPr>
-        <w:t xml:space="preserve">Same VPS as ICA CRM (203.174.22.119) — cost-efficient, separate port 5001</w:t>
+        <w:t xml:space="preserve">Same VPS (203.174.22.119), separate port 5001 — cost-efficient</w:t>
       </w:r>
     </w:p>
     <w:p>
@@ -792,7 +850,7 @@
           <w:sz w:val="22"/>
           <w:szCs w:val="22"/>
         </w:rPr>
-        <w:t xml:space="preserve">Codebase forked from ICA CRM v9.3 — independent git history</w:t>
+        <w:t xml:space="preserve">Separate GitHub repo: icassameer/aplm — independent git history</w:t>
       </w:r>
     </w:p>
     <w:p>
@@ -809,7 +867,7 @@
           <w:sz w:val="22"/>
           <w:szCs w:val="22"/>
         </w:rPr>
-        <w:t xml:space="preserve">No MASTER_ADMIN role — AGENCY_ADMIN is the top-level user</w:t>
+        <w:t xml:space="preserve">No MASTER_ADMIN role — AGENCY_ADMIN is top-level user</w:t>
       </w:r>
     </w:p>
     <w:p>
@@ -826,6 +884,23 @@
           <w:sz w:val="22"/>
           <w:szCs w:val="22"/>
         </w:rPr>
+        <w:t xml:space="preserve">APLM branding: dark purple/indigo theme, circular logo, purple accents</w:t>
+      </w:r>
+    </w:p>
+    <w:p>
+      <w:pPr>
+        <w:pStyle w:val="ListParagraph"/>
+        <w:numPr>
+          <w:ilvl w:val="0"/>
+          <w:numId w:val="2"/>
+        </w:numPr>
+      </w:pPr>
+      <w:r>
+        <w:rPr>
+          <w:rFonts w:ascii="Arial" w:cs="Arial" w:eastAsia="Arial" w:hAnsi="Arial"/>
+          <w:sz w:val="22"/>
+          <w:szCs w:val="22"/>
+        </w:rPr>
         <w:t xml:space="preserve">Subscription managed invisibly by Sameer/ICA</w:t>
       </w:r>
     </w:p>
@@ -839,22 +914,58 @@
     </w:p>
     <w:p>
       <w:pPr>
-        <w:pStyle w:val="Heading1"/>
-        <w:pBdr>
-          <w:bottom w:val="single" w:color="1E40AF" w:sz="6" w:space="4"/>
-        </w:pBdr>
-        <w:spacing w:after="160" w:before="320"/>
+        <w:spacing w:after="80" w:before="80"/>
+        <w:ind w:left="360"/>
       </w:pPr>
       <w:r>
         <w:rPr>
           <w:rFonts w:ascii="Arial" w:cs="Arial" w:eastAsia="Arial" w:hAnsi="Arial"/>
           <w:b/>
           <w:bCs/>
-          <w:color w:val="1E3A5F"/>
+          <w:color w:val="DC2626"/>
+          <w:sz w:val="22"/>
+          <w:szCs w:val="22"/>
+        </w:rPr>
+        <w:t xml:space="preserve">Warning: </w:t>
+      </w:r>
+      <w:r>
+        <w:rPr>
+          <w:rFonts w:ascii="Arial" w:cs="Arial" w:eastAsia="Arial" w:hAnsi="Arial"/>
+          <w:i/>
+          <w:iCs/>
+          <w:color w:val="7B1D1D"/>
+          <w:sz w:val="22"/>
+          <w:szCs w:val="22"/>
+        </w:rPr>
+        <w:t xml:space="preserve">MASTER_ADMIN login is disabled for APLM. Sameer manages all agency setup, subscription, and limits via the ICA CRM MASTER_ADMIN panel.</w:t>
+      </w:r>
+    </w:p>
+    <w:p>
+      <w:pPr>
+        <w:spacing w:after="80" w:before="80"/>
+      </w:pPr>
+      <w:r>
+        <w:t xml:space="preserve"/>
+      </w:r>
+    </w:p>
+    <w:p>
+      <w:pPr>
+        <w:pStyle w:val="Heading1"/>
+        <w:pBdr>
+          <w:bottom w:val="single" w:color="7c3aed" w:sz="6" w:space="4"/>
+        </w:pBdr>
+        <w:spacing w:after="160" w:before="320"/>
+      </w:pPr>
+      <w:r>
+        <w:rPr>
+          <w:rFonts w:ascii="Arial" w:cs="Arial" w:eastAsia="Arial" w:hAnsi="Arial"/>
+          <w:b/>
+          <w:bCs/>
+          <w:color w:val="2d1b69"/>
           <w:sz w:val="32"/>
           <w:szCs w:val="32"/>
         </w:rPr>
-        <w:t xml:space="preserve">2. Infrastructure Setup (Completed Mar 28, 2026)</w:t>
+        <w:t xml:space="preserve">2. Completed Setup (March 28, 2026)</w:t>
       </w:r>
     </w:p>
     <w:tbl>
@@ -871,8 +982,8 @@
       </w:tblPr>
       <w:tblGrid>
         <w:gridCol w:w="600"/>
-        <w:gridCol w:w="6500"/>
-        <w:gridCol w:w="2900"/>
+        <w:gridCol w:w="6200"/>
+        <w:gridCol w:w="3200"/>
       </w:tblGrid>
       <w:tr>
         <w:trPr>
@@ -887,7 +998,7 @@
               <w:bottom w:val="single" w:color="CCCCCC" w:sz="1"/>
               <w:right w:val="single" w:color="CCCCCC" w:sz="1"/>
             </w:tcBorders>
-            <w:shd w:fill="1E3A5F" w:val="clear"/>
+            <w:shd w:fill="2d1b69" w:val="clear"/>
             <w:tcMar>
               <w:top w:type="dxa" w:w="80"/>
               <w:left w:type="dxa" w:w="120"/>
@@ -911,14 +1022,14 @@
         </w:tc>
         <w:tc>
           <w:tcPr>
-            <w:tcW w:type="dxa" w:w="6500"/>
-            <w:tcBorders>
-              <w:top w:val="single" w:color="CCCCCC" w:sz="1"/>
-              <w:left w:val="single" w:color="CCCCCC" w:sz="1"/>
-              <w:bottom w:val="single" w:color="CCCCCC" w:sz="1"/>
-              <w:right w:val="single" w:color="CCCCCC" w:sz="1"/>
-            </w:tcBorders>
-            <w:shd w:fill="1E3A5F" w:val="clear"/>
+            <w:tcW w:type="dxa" w:w="6200"/>
+            <w:tcBorders>
+              <w:top w:val="single" w:color="CCCCCC" w:sz="1"/>
+              <w:left w:val="single" w:color="CCCCCC" w:sz="1"/>
+              <w:bottom w:val="single" w:color="CCCCCC" w:sz="1"/>
+              <w:right w:val="single" w:color="CCCCCC" w:sz="1"/>
+            </w:tcBorders>
+            <w:shd w:fill="2d1b69" w:val="clear"/>
             <w:tcMar>
               <w:top w:type="dxa" w:w="80"/>
               <w:left w:type="dxa" w:w="120"/>
@@ -942,14 +1053,14 @@
         </w:tc>
         <w:tc>
           <w:tcPr>
-            <w:tcW w:type="dxa" w:w="2900"/>
-            <w:tcBorders>
-              <w:top w:val="single" w:color="CCCCCC" w:sz="1"/>
-              <w:left w:val="single" w:color="CCCCCC" w:sz="1"/>
-              <w:bottom w:val="single" w:color="CCCCCC" w:sz="1"/>
-              <w:right w:val="single" w:color="CCCCCC" w:sz="1"/>
-            </w:tcBorders>
-            <w:shd w:fill="1E3A5F" w:val="clear"/>
+            <w:tcW w:type="dxa" w:w="3200"/>
+            <w:tcBorders>
+              <w:top w:val="single" w:color="CCCCCC" w:sz="1"/>
+              <w:left w:val="single" w:color="CCCCCC" w:sz="1"/>
+              <w:bottom w:val="single" w:color="CCCCCC" w:sz="1"/>
+              <w:right w:val="single" w:color="CCCCCC" w:sz="1"/>
+            </w:tcBorders>
+            <w:shd w:fill="2d1b69" w:val="clear"/>
             <w:tcMar>
               <w:top w:type="dxa" w:w="80"/>
               <w:left w:type="dxa" w:w="120"/>
@@ -1003,35 +1114,35 @@
         </w:tc>
         <w:tc>
           <w:tcPr>
-            <w:tcW w:type="dxa" w:w="6500"/>
-            <w:tcBorders>
-              <w:top w:val="single" w:color="CCCCCC" w:sz="1"/>
-              <w:left w:val="single" w:color="CCCCCC" w:sz="1"/>
-              <w:bottom w:val="single" w:color="CCCCCC" w:sz="1"/>
-              <w:right w:val="single" w:color="CCCCCC" w:sz="1"/>
-            </w:tcBorders>
-            <w:shd w:fill="FFFFFF" w:val="clear"/>
-            <w:tcMar>
-              <w:top w:type="dxa" w:w="80"/>
-              <w:left w:type="dxa" w:w="120"/>
-              <w:bottom w:type="dxa" w:w="80"/>
-              <w:right w:type="dxa" w:w="120"/>
-            </w:tcMar>
-          </w:tcPr>
-          <w:p>
-            <w:r>
-              <w:rPr>
-                <w:rFonts w:ascii="Arial" w:cs="Arial" w:eastAsia="Arial" w:hAnsi="Arial"/>
-                <w:sz w:val="22"/>
-                <w:szCs w:val="22"/>
-              </w:rPr>
-              <w:t xml:space="preserve">Buy aplmsales.com domain on GoDaddy</w:t>
-            </w:r>
-          </w:p>
-        </w:tc>
-        <w:tc>
-          <w:tcPr>
-            <w:tcW w:type="dxa" w:w="2900"/>
+            <w:tcW w:type="dxa" w:w="6200"/>
+            <w:tcBorders>
+              <w:top w:val="single" w:color="CCCCCC" w:sz="1"/>
+              <w:left w:val="single" w:color="CCCCCC" w:sz="1"/>
+              <w:bottom w:val="single" w:color="CCCCCC" w:sz="1"/>
+              <w:right w:val="single" w:color="CCCCCC" w:sz="1"/>
+            </w:tcBorders>
+            <w:shd w:fill="FFFFFF" w:val="clear"/>
+            <w:tcMar>
+              <w:top w:type="dxa" w:w="80"/>
+              <w:left w:type="dxa" w:w="120"/>
+              <w:bottom w:type="dxa" w:w="80"/>
+              <w:right w:type="dxa" w:w="120"/>
+            </w:tcMar>
+          </w:tcPr>
+          <w:p>
+            <w:r>
+              <w:rPr>
+                <w:rFonts w:ascii="Arial" w:cs="Arial" w:eastAsia="Arial" w:hAnsi="Arial"/>
+                <w:sz w:val="22"/>
+                <w:szCs w:val="22"/>
+              </w:rPr>
+              <w:t xml:space="preserve">Buy aplmsales.com on GoDaddy</w:t>
+            </w:r>
+          </w:p>
+        </w:tc>
+        <w:tc>
+          <w:tcPr>
+            <w:tcW w:type="dxa" w:w="3200"/>
             <w:tcBorders>
               <w:top w:val="single" w:color="CCCCCC" w:sz="1"/>
               <w:left w:val="single" w:color="CCCCCC" w:sz="1"/>
@@ -1068,7 +1179,7 @@
               <w:bottom w:val="single" w:color="CCCCCC" w:sz="1"/>
               <w:right w:val="single" w:color="CCCCCC" w:sz="1"/>
             </w:tcBorders>
-            <w:shd w:fill="F5F8FF" w:val="clear"/>
+            <w:shd w:fill="F5F3FF" w:val="clear"/>
             <w:tcMar>
               <w:top w:type="dxa" w:w="80"/>
               <w:left w:type="dxa" w:w="120"/>
@@ -1089,14 +1200,14 @@
         </w:tc>
         <w:tc>
           <w:tcPr>
-            <w:tcW w:type="dxa" w:w="6500"/>
-            <w:tcBorders>
-              <w:top w:val="single" w:color="CCCCCC" w:sz="1"/>
-              <w:left w:val="single" w:color="CCCCCC" w:sz="1"/>
-              <w:bottom w:val="single" w:color="CCCCCC" w:sz="1"/>
-              <w:right w:val="single" w:color="CCCCCC" w:sz="1"/>
-            </w:tcBorders>
-            <w:shd w:fill="F5F8FF" w:val="clear"/>
+            <w:tcW w:type="dxa" w:w="6200"/>
+            <w:tcBorders>
+              <w:top w:val="single" w:color="CCCCCC" w:sz="1"/>
+              <w:left w:val="single" w:color="CCCCCC" w:sz="1"/>
+              <w:bottom w:val="single" w:color="CCCCCC" w:sz="1"/>
+              <w:right w:val="single" w:color="CCCCCC" w:sz="1"/>
+            </w:tcBorders>
+            <w:shd w:fill="F5F3FF" w:val="clear"/>
             <w:tcMar>
               <w:top w:type="dxa" w:w="80"/>
               <w:left w:type="dxa" w:w="120"/>
@@ -1117,14 +1228,14 @@
         </w:tc>
         <w:tc>
           <w:tcPr>
-            <w:tcW w:type="dxa" w:w="2900"/>
-            <w:tcBorders>
-              <w:top w:val="single" w:color="CCCCCC" w:sz="1"/>
-              <w:left w:val="single" w:color="CCCCCC" w:sz="1"/>
-              <w:bottom w:val="single" w:color="CCCCCC" w:sz="1"/>
-              <w:right w:val="single" w:color="CCCCCC" w:sz="1"/>
-            </w:tcBorders>
-            <w:shd w:fill="F5F8FF" w:val="clear"/>
+            <w:tcW w:type="dxa" w:w="3200"/>
+            <w:tcBorders>
+              <w:top w:val="single" w:color="CCCCCC" w:sz="1"/>
+              <w:left w:val="single" w:color="CCCCCC" w:sz="1"/>
+              <w:bottom w:val="single" w:color="CCCCCC" w:sz="1"/>
+              <w:right w:val="single" w:color="CCCCCC" w:sz="1"/>
+            </w:tcBorders>
+            <w:shd w:fill="F5F3FF" w:val="clear"/>
             <w:tcMar>
               <w:top w:type="dxa" w:w="80"/>
               <w:left w:type="dxa" w:w="120"/>
@@ -1175,7 +1286,7 @@
         </w:tc>
         <w:tc>
           <w:tcPr>
-            <w:tcW w:type="dxa" w:w="6500"/>
+            <w:tcW w:type="dxa" w:w="6200"/>
             <w:tcBorders>
               <w:top w:val="single" w:color="CCCCCC" w:sz="1"/>
               <w:left w:val="single" w:color="CCCCCC" w:sz="1"/>
@@ -1203,7 +1314,7 @@
         </w:tc>
         <w:tc>
           <w:tcPr>
-            <w:tcW w:type="dxa" w:w="2900"/>
+            <w:tcW w:type="dxa" w:w="3200"/>
             <w:tcBorders>
               <w:top w:val="single" w:color="CCCCCC" w:sz="1"/>
               <w:left w:val="single" w:color="CCCCCC" w:sz="1"/>
@@ -1240,7 +1351,7 @@
               <w:bottom w:val="single" w:color="CCCCCC" w:sz="1"/>
               <w:right w:val="single" w:color="CCCCCC" w:sz="1"/>
             </w:tcBorders>
-            <w:shd w:fill="F5F8FF" w:val="clear"/>
+            <w:shd w:fill="F5F3FF" w:val="clear"/>
             <w:tcMar>
               <w:top w:type="dxa" w:w="80"/>
               <w:left w:type="dxa" w:w="120"/>
@@ -1261,42 +1372,42 @@
         </w:tc>
         <w:tc>
           <w:tcPr>
-            <w:tcW w:type="dxa" w:w="6500"/>
-            <w:tcBorders>
-              <w:top w:val="single" w:color="CCCCCC" w:sz="1"/>
-              <w:left w:val="single" w:color="CCCCCC" w:sz="1"/>
-              <w:bottom w:val="single" w:color="CCCCCC" w:sz="1"/>
-              <w:right w:val="single" w:color="CCCCCC" w:sz="1"/>
-            </w:tcBorders>
-            <w:shd w:fill="F5F8FF" w:val="clear"/>
-            <w:tcMar>
-              <w:top w:type="dxa" w:w="80"/>
-              <w:left w:type="dxa" w:w="120"/>
-              <w:bottom w:type="dxa" w:w="80"/>
-              <w:right w:type="dxa" w:w="120"/>
-            </w:tcMar>
-          </w:tcPr>
-          <w:p>
-            <w:r>
-              <w:rPr>
-                <w:rFonts w:ascii="Arial" w:cs="Arial" w:eastAsia="Arial" w:hAnsi="Arial"/>
-                <w:sz w:val="22"/>
-                <w:szCs w:val="22"/>
-              </w:rPr>
-              <w:t xml:space="preserve">Create /var/www/aplm-web folder</w:t>
-            </w:r>
-          </w:p>
-        </w:tc>
-        <w:tc>
-          <w:tcPr>
-            <w:tcW w:type="dxa" w:w="2900"/>
-            <w:tcBorders>
-              <w:top w:val="single" w:color="CCCCCC" w:sz="1"/>
-              <w:left w:val="single" w:color="CCCCCC" w:sz="1"/>
-              <w:bottom w:val="single" w:color="CCCCCC" w:sz="1"/>
-              <w:right w:val="single" w:color="CCCCCC" w:sz="1"/>
-            </w:tcBorders>
-            <w:shd w:fill="F5F8FF" w:val="clear"/>
+            <w:tcW w:type="dxa" w:w="6200"/>
+            <w:tcBorders>
+              <w:top w:val="single" w:color="CCCCCC" w:sz="1"/>
+              <w:left w:val="single" w:color="CCCCCC" w:sz="1"/>
+              <w:bottom w:val="single" w:color="CCCCCC" w:sz="1"/>
+              <w:right w:val="single" w:color="CCCCCC" w:sz="1"/>
+            </w:tcBorders>
+            <w:shd w:fill="F5F3FF" w:val="clear"/>
+            <w:tcMar>
+              <w:top w:type="dxa" w:w="80"/>
+              <w:left w:type="dxa" w:w="120"/>
+              <w:bottom w:type="dxa" w:w="80"/>
+              <w:right w:type="dxa" w:w="120"/>
+            </w:tcMar>
+          </w:tcPr>
+          <w:p>
+            <w:r>
+              <w:rPr>
+                <w:rFonts w:ascii="Arial" w:cs="Arial" w:eastAsia="Arial" w:hAnsi="Arial"/>
+                <w:sz w:val="22"/>
+                <w:szCs w:val="22"/>
+              </w:rPr>
+              <w:t xml:space="preserve">Create /var/www/aplm-web folder for website</w:t>
+            </w:r>
+          </w:p>
+        </w:tc>
+        <w:tc>
+          <w:tcPr>
+            <w:tcW w:type="dxa" w:w="3200"/>
+            <w:tcBorders>
+              <w:top w:val="single" w:color="CCCCCC" w:sz="1"/>
+              <w:left w:val="single" w:color="CCCCCC" w:sz="1"/>
+              <w:bottom w:val="single" w:color="CCCCCC" w:sz="1"/>
+              <w:right w:val="single" w:color="CCCCCC" w:sz="1"/>
+            </w:tcBorders>
+            <w:shd w:fill="F5F3FF" w:val="clear"/>
             <w:tcMar>
               <w:top w:type="dxa" w:w="80"/>
               <w:left w:type="dxa" w:w="120"/>
@@ -1347,7 +1458,7 @@
         </w:tc>
         <w:tc>
           <w:tcPr>
-            <w:tcW w:type="dxa" w:w="6500"/>
+            <w:tcW w:type="dxa" w:w="6200"/>
             <w:tcBorders>
               <w:top w:val="single" w:color="CCCCCC" w:sz="1"/>
               <w:left w:val="single" w:color="CCCCCC" w:sz="1"/>
@@ -1375,7 +1486,7 @@
         </w:tc>
         <w:tc>
           <w:tcPr>
-            <w:tcW w:type="dxa" w:w="2900"/>
+            <w:tcW w:type="dxa" w:w="3200"/>
             <w:tcBorders>
               <w:top w:val="single" w:color="CCCCCC" w:sz="1"/>
               <w:left w:val="single" w:color="CCCCCC" w:sz="1"/>
@@ -1412,7 +1523,7 @@
               <w:bottom w:val="single" w:color="CCCCCC" w:sz="1"/>
               <w:right w:val="single" w:color="CCCCCC" w:sz="1"/>
             </w:tcBorders>
-            <w:shd w:fill="F5F8FF" w:val="clear"/>
+            <w:shd w:fill="F5F3FF" w:val="clear"/>
             <w:tcMar>
               <w:top w:type="dxa" w:w="80"/>
               <w:left w:type="dxa" w:w="120"/>
@@ -1433,14 +1544,14 @@
         </w:tc>
         <w:tc>
           <w:tcPr>
-            <w:tcW w:type="dxa" w:w="6500"/>
-            <w:tcBorders>
-              <w:top w:val="single" w:color="CCCCCC" w:sz="1"/>
-              <w:left w:val="single" w:color="CCCCCC" w:sz="1"/>
-              <w:bottom w:val="single" w:color="CCCCCC" w:sz="1"/>
-              <w:right w:val="single" w:color="CCCCCC" w:sz="1"/>
-            </w:tcBorders>
-            <w:shd w:fill="F5F8FF" w:val="clear"/>
+            <w:tcW w:type="dxa" w:w="6200"/>
+            <w:tcBorders>
+              <w:top w:val="single" w:color="CCCCCC" w:sz="1"/>
+              <w:left w:val="single" w:color="CCCCCC" w:sz="1"/>
+              <w:bottom w:val="single" w:color="CCCCCC" w:sz="1"/>
+              <w:right w:val="single" w:color="CCCCCC" w:sz="1"/>
+            </w:tcBorders>
+            <w:shd w:fill="F5F3FF" w:val="clear"/>
             <w:tcMar>
               <w:top w:type="dxa" w:w="80"/>
               <w:left w:type="dxa" w:w="120"/>
@@ -1461,14 +1572,14 @@
         </w:tc>
         <w:tc>
           <w:tcPr>
-            <w:tcW w:type="dxa" w:w="2900"/>
-            <w:tcBorders>
-              <w:top w:val="single" w:color="CCCCCC" w:sz="1"/>
-              <w:left w:val="single" w:color="CCCCCC" w:sz="1"/>
-              <w:bottom w:val="single" w:color="CCCCCC" w:sz="1"/>
-              <w:right w:val="single" w:color="CCCCCC" w:sz="1"/>
-            </w:tcBorders>
-            <w:shd w:fill="F5F8FF" w:val="clear"/>
+            <w:tcW w:type="dxa" w:w="3200"/>
+            <w:tcBorders>
+              <w:top w:val="single" w:color="CCCCCC" w:sz="1"/>
+              <w:left w:val="single" w:color="CCCCCC" w:sz="1"/>
+              <w:bottom w:val="single" w:color="CCCCCC" w:sz="1"/>
+              <w:right w:val="single" w:color="CCCCCC" w:sz="1"/>
+            </w:tcBorders>
+            <w:shd w:fill="F5F3FF" w:val="clear"/>
             <w:tcMar>
               <w:top w:type="dxa" w:w="80"/>
               <w:left w:type="dxa" w:w="120"/>
@@ -1519,7 +1630,7 @@
         </w:tc>
         <w:tc>
           <w:tcPr>
-            <w:tcW w:type="dxa" w:w="6500"/>
+            <w:tcW w:type="dxa" w:w="6200"/>
             <w:tcBorders>
               <w:top w:val="single" w:color="CCCCCC" w:sz="1"/>
               <w:left w:val="single" w:color="CCCCCC" w:sz="1"/>
@@ -1547,7 +1658,7 @@
         </w:tc>
         <w:tc>
           <w:tcPr>
-            <w:tcW w:type="dxa" w:w="2900"/>
+            <w:tcW w:type="dxa" w:w="3200"/>
             <w:tcBorders>
               <w:top w:val="single" w:color="CCCCCC" w:sz="1"/>
               <w:left w:val="single" w:color="CCCCCC" w:sz="1"/>
@@ -1584,7 +1695,7 @@
               <w:bottom w:val="single" w:color="CCCCCC" w:sz="1"/>
               <w:right w:val="single" w:color="CCCCCC" w:sz="1"/>
             </w:tcBorders>
-            <w:shd w:fill="F5F8FF" w:val="clear"/>
+            <w:shd w:fill="F5F3FF" w:val="clear"/>
             <w:tcMar>
               <w:top w:type="dxa" w:w="80"/>
               <w:left w:type="dxa" w:w="120"/>
@@ -1605,14 +1716,14 @@
         </w:tc>
         <w:tc>
           <w:tcPr>
-            <w:tcW w:type="dxa" w:w="6500"/>
-            <w:tcBorders>
-              <w:top w:val="single" w:color="CCCCCC" w:sz="1"/>
-              <w:left w:val="single" w:color="CCCCCC" w:sz="1"/>
-              <w:bottom w:val="single" w:color="CCCCCC" w:sz="1"/>
-              <w:right w:val="single" w:color="CCCCCC" w:sz="1"/>
-            </w:tcBorders>
-            <w:shd w:fill="F5F8FF" w:val="clear"/>
+            <w:tcW w:type="dxa" w:w="6200"/>
+            <w:tcBorders>
+              <w:top w:val="single" w:color="CCCCCC" w:sz="1"/>
+              <w:left w:val="single" w:color="CCCCCC" w:sz="1"/>
+              <w:bottom w:val="single" w:color="CCCCCC" w:sz="1"/>
+              <w:right w:val="single" w:color="CCCCCC" w:sz="1"/>
+            </w:tcBorders>
+            <w:shd w:fill="F5F3FF" w:val="clear"/>
             <w:tcMar>
               <w:top w:type="dxa" w:w="80"/>
               <w:left w:type="dxa" w:w="120"/>
@@ -1633,14 +1744,14 @@
         </w:tc>
         <w:tc>
           <w:tcPr>
-            <w:tcW w:type="dxa" w:w="2900"/>
-            <w:tcBorders>
-              <w:top w:val="single" w:color="CCCCCC" w:sz="1"/>
-              <w:left w:val="single" w:color="CCCCCC" w:sz="1"/>
-              <w:bottom w:val="single" w:color="CCCCCC" w:sz="1"/>
-              <w:right w:val="single" w:color="CCCCCC" w:sz="1"/>
-            </w:tcBorders>
-            <w:shd w:fill="F5F8FF" w:val="clear"/>
+            <w:tcW w:type="dxa" w:w="3200"/>
+            <w:tcBorders>
+              <w:top w:val="single" w:color="CCCCCC" w:sz="1"/>
+              <w:left w:val="single" w:color="CCCCCC" w:sz="1"/>
+              <w:bottom w:val="single" w:color="CCCCCC" w:sz="1"/>
+              <w:right w:val="single" w:color="CCCCCC" w:sz="1"/>
+            </w:tcBorders>
+            <w:shd w:fill="F5F3FF" w:val="clear"/>
             <w:tcMar>
               <w:top w:type="dxa" w:w="80"/>
               <w:left w:type="dxa" w:w="120"/>
@@ -1691,35 +1802,35 @@
         </w:tc>
         <w:tc>
           <w:tcPr>
-            <w:tcW w:type="dxa" w:w="6500"/>
-            <w:tcBorders>
-              <w:top w:val="single" w:color="CCCCCC" w:sz="1"/>
-              <w:left w:val="single" w:color="CCCCCC" w:sz="1"/>
-              <w:bottom w:val="single" w:color="CCCCCC" w:sz="1"/>
-              <w:right w:val="single" w:color="CCCCCC" w:sz="1"/>
-            </w:tcBorders>
-            <w:shd w:fill="FFFFFF" w:val="clear"/>
-            <w:tcMar>
-              <w:top w:type="dxa" w:w="80"/>
-              <w:left w:type="dxa" w:w="120"/>
-              <w:bottom w:type="dxa" w:w="80"/>
-              <w:right w:type="dxa" w:w="120"/>
-            </w:tcMar>
-          </w:tcPr>
-          <w:p>
-            <w:r>
-              <w:rPr>
-                <w:rFonts w:ascii="Arial" w:cs="Arial" w:eastAsia="Arial" w:hAnsi="Arial"/>
-                <w:sz w:val="22"/>
-                <w:szCs w:val="22"/>
-              </w:rPr>
-              <w:t xml:space="preserve">Nginx config: crm.aplmsales.com → localhost:5001</w:t>
-            </w:r>
-          </w:p>
-        </w:tc>
-        <w:tc>
-          <w:tcPr>
-            <w:tcW w:type="dxa" w:w="2900"/>
+            <w:tcW w:type="dxa" w:w="6200"/>
+            <w:tcBorders>
+              <w:top w:val="single" w:color="CCCCCC" w:sz="1"/>
+              <w:left w:val="single" w:color="CCCCCC" w:sz="1"/>
+              <w:bottom w:val="single" w:color="CCCCCC" w:sz="1"/>
+              <w:right w:val="single" w:color="CCCCCC" w:sz="1"/>
+            </w:tcBorders>
+            <w:shd w:fill="FFFFFF" w:val="clear"/>
+            <w:tcMar>
+              <w:top w:type="dxa" w:w="80"/>
+              <w:left w:type="dxa" w:w="120"/>
+              <w:bottom w:type="dxa" w:w="80"/>
+              <w:right w:type="dxa" w:w="120"/>
+            </w:tcMar>
+          </w:tcPr>
+          <w:p>
+            <w:r>
+              <w:rPr>
+                <w:rFonts w:ascii="Arial" w:cs="Arial" w:eastAsia="Arial" w:hAnsi="Arial"/>
+                <w:sz w:val="22"/>
+                <w:szCs w:val="22"/>
+              </w:rPr>
+              <w:t xml:space="preserve">Nginx config: aplmsales.com + crm.aplmsales.com → port 5001</w:t>
+            </w:r>
+          </w:p>
+        </w:tc>
+        <w:tc>
+          <w:tcPr>
+            <w:tcW w:type="dxa" w:w="3200"/>
             <w:tcBorders>
               <w:top w:val="single" w:color="CCCCCC" w:sz="1"/>
               <w:left w:val="single" w:color="CCCCCC" w:sz="1"/>
@@ -1756,7 +1867,7 @@
               <w:bottom w:val="single" w:color="CCCCCC" w:sz="1"/>
               <w:right w:val="single" w:color="CCCCCC" w:sz="1"/>
             </w:tcBorders>
-            <w:shd w:fill="F5F8FF" w:val="clear"/>
+            <w:shd w:fill="F5F3FF" w:val="clear"/>
             <w:tcMar>
               <w:top w:type="dxa" w:w="80"/>
               <w:left w:type="dxa" w:w="120"/>
@@ -1777,14 +1888,14 @@
         </w:tc>
         <w:tc>
           <w:tcPr>
-            <w:tcW w:type="dxa" w:w="6500"/>
-            <w:tcBorders>
-              <w:top w:val="single" w:color="CCCCCC" w:sz="1"/>
-              <w:left w:val="single" w:color="CCCCCC" w:sz="1"/>
-              <w:bottom w:val="single" w:color="CCCCCC" w:sz="1"/>
-              <w:right w:val="single" w:color="CCCCCC" w:sz="1"/>
-            </w:tcBorders>
-            <w:shd w:fill="F5F8FF" w:val="clear"/>
+            <w:tcW w:type="dxa" w:w="6200"/>
+            <w:tcBorders>
+              <w:top w:val="single" w:color="CCCCCC" w:sz="1"/>
+              <w:left w:val="single" w:color="CCCCCC" w:sz="1"/>
+              <w:bottom w:val="single" w:color="CCCCCC" w:sz="1"/>
+              <w:right w:val="single" w:color="CCCCCC" w:sz="1"/>
+            </w:tcBorders>
+            <w:shd w:fill="F5F3FF" w:val="clear"/>
             <w:tcMar>
               <w:top w:type="dxa" w:w="80"/>
               <w:left w:type="dxa" w:w="120"/>
@@ -1805,14 +1916,14 @@
         </w:tc>
         <w:tc>
           <w:tcPr>
-            <w:tcW w:type="dxa" w:w="2900"/>
-            <w:tcBorders>
-              <w:top w:val="single" w:color="CCCCCC" w:sz="1"/>
-              <w:left w:val="single" w:color="CCCCCC" w:sz="1"/>
-              <w:bottom w:val="single" w:color="CCCCCC" w:sz="1"/>
-              <w:right w:val="single" w:color="CCCCCC" w:sz="1"/>
-            </w:tcBorders>
-            <w:shd w:fill="F5F8FF" w:val="clear"/>
+            <w:tcW w:type="dxa" w:w="3200"/>
+            <w:tcBorders>
+              <w:top w:val="single" w:color="CCCCCC" w:sz="1"/>
+              <w:left w:val="single" w:color="CCCCCC" w:sz="1"/>
+              <w:bottom w:val="single" w:color="CCCCCC" w:sz="1"/>
+              <w:right w:val="single" w:color="CCCCCC" w:sz="1"/>
+            </w:tcBorders>
+            <w:shd w:fill="F5F3FF" w:val="clear"/>
             <w:tcMar>
               <w:top w:type="dxa" w:w="80"/>
               <w:left w:type="dxa" w:w="120"/>
@@ -1863,35 +1974,35 @@
         </w:tc>
         <w:tc>
           <w:tcPr>
-            <w:tcW w:type="dxa" w:w="6500"/>
-            <w:tcBorders>
-              <w:top w:val="single" w:color="CCCCCC" w:sz="1"/>
-              <w:left w:val="single" w:color="CCCCCC" w:sz="1"/>
-              <w:bottom w:val="single" w:color="CCCCCC" w:sz="1"/>
-              <w:right w:val="single" w:color="CCCCCC" w:sz="1"/>
-            </w:tcBorders>
-            <w:shd w:fill="FFFFFF" w:val="clear"/>
-            <w:tcMar>
-              <w:top w:type="dxa" w:w="80"/>
-              <w:left w:type="dxa" w:w="120"/>
-              <w:bottom w:type="dxa" w:w="80"/>
-              <w:right w:type="dxa" w:w="120"/>
-            </w:tcMar>
-          </w:tcPr>
-          <w:p>
-            <w:r>
-              <w:rPr>
-                <w:rFonts w:ascii="Arial" w:cs="Arial" w:eastAsia="Arial" w:hAnsi="Arial"/>
-                <w:sz w:val="22"/>
-                <w:szCs w:val="22"/>
-              </w:rPr>
-              <w:t xml:space="preserve">Verified LIVE: curl -I https://crm.aplmsales.com → HTTP 200</w:t>
-            </w:r>
-          </w:p>
-        </w:tc>
-        <w:tc>
-          <w:tcPr>
-            <w:tcW w:type="dxa" w:w="2900"/>
+            <w:tcW w:type="dxa" w:w="6200"/>
+            <w:tcBorders>
+              <w:top w:val="single" w:color="CCCCCC" w:sz="1"/>
+              <w:left w:val="single" w:color="CCCCCC" w:sz="1"/>
+              <w:bottom w:val="single" w:color="CCCCCC" w:sz="1"/>
+              <w:right w:val="single" w:color="CCCCCC" w:sz="1"/>
+            </w:tcBorders>
+            <w:shd w:fill="FFFFFF" w:val="clear"/>
+            <w:tcMar>
+              <w:top w:type="dxa" w:w="80"/>
+              <w:left w:type="dxa" w:w="120"/>
+              <w:bottom w:type="dxa" w:w="80"/>
+              <w:right w:type="dxa" w:w="120"/>
+            </w:tcMar>
+          </w:tcPr>
+          <w:p>
+            <w:r>
+              <w:rPr>
+                <w:rFonts w:ascii="Arial" w:cs="Arial" w:eastAsia="Arial" w:hAnsi="Arial"/>
+                <w:sz w:val="22"/>
+                <w:szCs w:val="22"/>
+              </w:rPr>
+              <w:t xml:space="preserve">Verified LIVE: HTTP 200 on crm.aplmsales.com</w:t>
+            </w:r>
+          </w:p>
+        </w:tc>
+        <w:tc>
+          <w:tcPr>
+            <w:tcW w:type="dxa" w:w="3200"/>
             <w:tcBorders>
               <w:top w:val="single" w:color="CCCCCC" w:sz="1"/>
               <w:left w:val="single" w:color="CCCCCC" w:sz="1"/>
@@ -1928,7 +2039,7 @@
               <w:bottom w:val="single" w:color="CCCCCC" w:sz="1"/>
               <w:right w:val="single" w:color="CCCCCC" w:sz="1"/>
             </w:tcBorders>
-            <w:shd w:fill="F5F8FF" w:val="clear"/>
+            <w:shd w:fill="F5F3FF" w:val="clear"/>
             <w:tcMar>
               <w:top w:type="dxa" w:w="80"/>
               <w:left w:type="dxa" w:w="120"/>
@@ -1949,14 +2060,14 @@
         </w:tc>
         <w:tc>
           <w:tcPr>
-            <w:tcW w:type="dxa" w:w="6500"/>
-            <w:tcBorders>
-              <w:top w:val="single" w:color="CCCCCC" w:sz="1"/>
-              <w:left w:val="single" w:color="CCCCCC" w:sz="1"/>
-              <w:bottom w:val="single" w:color="CCCCCC" w:sz="1"/>
-              <w:right w:val="single" w:color="CCCCCC" w:sz="1"/>
-            </w:tcBorders>
-            <w:shd w:fill="F5F8FF" w:val="clear"/>
+            <w:tcW w:type="dxa" w:w="6200"/>
+            <w:tcBorders>
+              <w:top w:val="single" w:color="CCCCCC" w:sz="1"/>
+              <w:left w:val="single" w:color="CCCCCC" w:sz="1"/>
+              <w:bottom w:val="single" w:color="CCCCCC" w:sz="1"/>
+              <w:right w:val="single" w:color="CCCCCC" w:sz="1"/>
+            </w:tcBorders>
+            <w:shd w:fill="F5F3FF" w:val="clear"/>
             <w:tcMar>
               <w:top w:type="dxa" w:w="80"/>
               <w:left w:type="dxa" w:w="120"/>
@@ -1977,14 +2088,14 @@
         </w:tc>
         <w:tc>
           <w:tcPr>
-            <w:tcW w:type="dxa" w:w="2900"/>
-            <w:tcBorders>
-              <w:top w:val="single" w:color="CCCCCC" w:sz="1"/>
-              <w:left w:val="single" w:color="CCCCCC" w:sz="1"/>
-              <w:bottom w:val="single" w:color="CCCCCC" w:sz="1"/>
-              <w:right w:val="single" w:color="CCCCCC" w:sz="1"/>
-            </w:tcBorders>
-            <w:shd w:fill="F5F8FF" w:val="clear"/>
+            <w:tcW w:type="dxa" w:w="3200"/>
+            <w:tcBorders>
+              <w:top w:val="single" w:color="CCCCCC" w:sz="1"/>
+              <w:left w:val="single" w:color="CCCCCC" w:sz="1"/>
+              <w:bottom w:val="single" w:color="CCCCCC" w:sz="1"/>
+              <w:right w:val="single" w:color="CCCCCC" w:sz="1"/>
+            </w:tcBorders>
+            <w:shd w:fill="F5F3FF" w:val="clear"/>
             <w:tcMar>
               <w:top w:type="dxa" w:w="80"/>
               <w:left w:type="dxa" w:w="120"/>
@@ -2035,42 +2146,472 @@
         </w:tc>
         <w:tc>
           <w:tcPr>
-            <w:tcW w:type="dxa" w:w="6500"/>
-            <w:tcBorders>
-              <w:top w:val="single" w:color="CCCCCC" w:sz="1"/>
-              <w:left w:val="single" w:color="CCCCCC" w:sz="1"/>
-              <w:bottom w:val="single" w:color="CCCCCC" w:sz="1"/>
-              <w:right w:val="single" w:color="CCCCCC" w:sz="1"/>
-            </w:tcBorders>
-            <w:shd w:fill="FFFFFF" w:val="clear"/>
-            <w:tcMar>
-              <w:top w:type="dxa" w:w="80"/>
-              <w:left w:type="dxa" w:w="120"/>
-              <w:bottom w:type="dxa" w:w="80"/>
-              <w:right w:type="dxa" w:w="120"/>
-            </w:tcMar>
-          </w:tcPr>
-          <w:p>
-            <w:r>
-              <w:rPr>
-                <w:rFonts w:ascii="Arial" w:cs="Arial" w:eastAsia="Arial" w:hAnsi="Arial"/>
-                <w:sz w:val="22"/>
-                <w:szCs w:val="22"/>
-              </w:rPr>
-              <w:t xml:space="preserve">Cleaned attached_assets — removed ICA-specific files</w:t>
-            </w:r>
-          </w:p>
-        </w:tc>
-        <w:tc>
-          <w:tcPr>
-            <w:tcW w:type="dxa" w:w="2900"/>
-            <w:tcBorders>
-              <w:top w:val="single" w:color="CCCCCC" w:sz="1"/>
-              <w:left w:val="single" w:color="CCCCCC" w:sz="1"/>
-              <w:bottom w:val="single" w:color="CCCCCC" w:sz="1"/>
-              <w:right w:val="single" w:color="CCCCCC" w:sz="1"/>
-            </w:tcBorders>
-            <w:shd w:fill="FFFFFF" w:val="clear"/>
+            <w:tcW w:type="dxa" w:w="6200"/>
+            <w:tcBorders>
+              <w:top w:val="single" w:color="CCCCCC" w:sz="1"/>
+              <w:left w:val="single" w:color="CCCCCC" w:sz="1"/>
+              <w:bottom w:val="single" w:color="CCCCCC" w:sz="1"/>
+              <w:right w:val="single" w:color="CCCCCC" w:sz="1"/>
+            </w:tcBorders>
+            <w:shd w:fill="FFFFFF" w:val="clear"/>
+            <w:tcMar>
+              <w:top w:type="dxa" w:w="80"/>
+              <w:left w:type="dxa" w:w="120"/>
+              <w:bottom w:type="dxa" w:w="80"/>
+              <w:right w:type="dxa" w:w="120"/>
+            </w:tcMar>
+          </w:tcPr>
+          <w:p>
+            <w:r>
+              <w:rPr>
+                <w:rFonts w:ascii="Arial" w:cs="Arial" w:eastAsia="Arial" w:hAnsi="Arial"/>
+                <w:sz w:val="22"/>
+                <w:szCs w:val="22"/>
+              </w:rPr>
+              <w:t xml:space="preserve">APLM logo applied to login page and sidebar</w:t>
+            </w:r>
+          </w:p>
+        </w:tc>
+        <w:tc>
+          <w:tcPr>
+            <w:tcW w:type="dxa" w:w="3200"/>
+            <w:tcBorders>
+              <w:top w:val="single" w:color="CCCCCC" w:sz="1"/>
+              <w:left w:val="single" w:color="CCCCCC" w:sz="1"/>
+              <w:bottom w:val="single" w:color="CCCCCC" w:sz="1"/>
+              <w:right w:val="single" w:color="CCCCCC" w:sz="1"/>
+            </w:tcBorders>
+            <w:shd w:fill="FFFFFF" w:val="clear"/>
+            <w:tcMar>
+              <w:top w:type="dxa" w:w="80"/>
+              <w:left w:type="dxa" w:w="120"/>
+              <w:bottom w:type="dxa" w:w="80"/>
+              <w:right w:type="dxa" w:w="120"/>
+            </w:tcMar>
+          </w:tcPr>
+          <w:p>
+            <w:r>
+              <w:rPr>
+                <w:rFonts w:ascii="Arial" w:cs="Arial" w:eastAsia="Arial" w:hAnsi="Arial"/>
+                <w:sz w:val="22"/>
+                <w:szCs w:val="22"/>
+              </w:rPr>
+              <w:t xml:space="preserve">Done</w:t>
+            </w:r>
+          </w:p>
+        </w:tc>
+      </w:tr>
+      <w:tr>
+        <w:tc>
+          <w:tcPr>
+            <w:tcW w:type="dxa" w:w="600"/>
+            <w:tcBorders>
+              <w:top w:val="single" w:color="CCCCCC" w:sz="1"/>
+              <w:left w:val="single" w:color="CCCCCC" w:sz="1"/>
+              <w:bottom w:val="single" w:color="CCCCCC" w:sz="1"/>
+              <w:right w:val="single" w:color="CCCCCC" w:sz="1"/>
+            </w:tcBorders>
+            <w:shd w:fill="F5F3FF" w:val="clear"/>
+            <w:tcMar>
+              <w:top w:type="dxa" w:w="80"/>
+              <w:left w:type="dxa" w:w="120"/>
+              <w:bottom w:type="dxa" w:w="80"/>
+              <w:right w:type="dxa" w:w="120"/>
+            </w:tcMar>
+          </w:tcPr>
+          <w:p>
+            <w:r>
+              <w:rPr>
+                <w:rFonts w:ascii="Arial" w:cs="Arial" w:eastAsia="Arial" w:hAnsi="Arial"/>
+                <w:sz w:val="22"/>
+                <w:szCs w:val="22"/>
+              </w:rPr>
+              <w:t xml:space="preserve">14</w:t>
+            </w:r>
+          </w:p>
+        </w:tc>
+        <w:tc>
+          <w:tcPr>
+            <w:tcW w:type="dxa" w:w="6200"/>
+            <w:tcBorders>
+              <w:top w:val="single" w:color="CCCCCC" w:sz="1"/>
+              <w:left w:val="single" w:color="CCCCCC" w:sz="1"/>
+              <w:bottom w:val="single" w:color="CCCCCC" w:sz="1"/>
+              <w:right w:val="single" w:color="CCCCCC" w:sz="1"/>
+            </w:tcBorders>
+            <w:shd w:fill="F5F3FF" w:val="clear"/>
+            <w:tcMar>
+              <w:top w:type="dxa" w:w="80"/>
+              <w:left w:type="dxa" w:w="120"/>
+              <w:bottom w:type="dxa" w:w="80"/>
+              <w:right w:type="dxa" w:w="120"/>
+            </w:tcMar>
+          </w:tcPr>
+          <w:p>
+            <w:r>
+              <w:rPr>
+                <w:rFonts w:ascii="Arial" w:cs="Arial" w:eastAsia="Arial" w:hAnsi="Arial"/>
+                <w:sz w:val="22"/>
+                <w:szCs w:val="22"/>
+              </w:rPr>
+              <w:t xml:space="preserve">Login page redesigned — dark purple/indigo professional theme</w:t>
+            </w:r>
+          </w:p>
+        </w:tc>
+        <w:tc>
+          <w:tcPr>
+            <w:tcW w:type="dxa" w:w="3200"/>
+            <w:tcBorders>
+              <w:top w:val="single" w:color="CCCCCC" w:sz="1"/>
+              <w:left w:val="single" w:color="CCCCCC" w:sz="1"/>
+              <w:bottom w:val="single" w:color="CCCCCC" w:sz="1"/>
+              <w:right w:val="single" w:color="CCCCCC" w:sz="1"/>
+            </w:tcBorders>
+            <w:shd w:fill="F5F3FF" w:val="clear"/>
+            <w:tcMar>
+              <w:top w:type="dxa" w:w="80"/>
+              <w:left w:type="dxa" w:w="120"/>
+              <w:bottom w:type="dxa" w:w="80"/>
+              <w:right w:type="dxa" w:w="120"/>
+            </w:tcMar>
+          </w:tcPr>
+          <w:p>
+            <w:r>
+              <w:rPr>
+                <w:rFonts w:ascii="Arial" w:cs="Arial" w:eastAsia="Arial" w:hAnsi="Arial"/>
+                <w:sz w:val="22"/>
+                <w:szCs w:val="22"/>
+              </w:rPr>
+              <w:t xml:space="preserve">Done</w:t>
+            </w:r>
+          </w:p>
+        </w:tc>
+      </w:tr>
+      <w:tr>
+        <w:tc>
+          <w:tcPr>
+            <w:tcW w:type="dxa" w:w="600"/>
+            <w:tcBorders>
+              <w:top w:val="single" w:color="CCCCCC" w:sz="1"/>
+              <w:left w:val="single" w:color="CCCCCC" w:sz="1"/>
+              <w:bottom w:val="single" w:color="CCCCCC" w:sz="1"/>
+              <w:right w:val="single" w:color="CCCCCC" w:sz="1"/>
+            </w:tcBorders>
+            <w:shd w:fill="FFFFFF" w:val="clear"/>
+            <w:tcMar>
+              <w:top w:type="dxa" w:w="80"/>
+              <w:left w:type="dxa" w:w="120"/>
+              <w:bottom w:type="dxa" w:w="80"/>
+              <w:right w:type="dxa" w:w="120"/>
+            </w:tcMar>
+          </w:tcPr>
+          <w:p>
+            <w:r>
+              <w:rPr>
+                <w:rFonts w:ascii="Arial" w:cs="Arial" w:eastAsia="Arial" w:hAnsi="Arial"/>
+                <w:sz w:val="22"/>
+                <w:szCs w:val="22"/>
+              </w:rPr>
+              <w:t xml:space="preserve">15</w:t>
+            </w:r>
+          </w:p>
+        </w:tc>
+        <w:tc>
+          <w:tcPr>
+            <w:tcW w:type="dxa" w:w="6200"/>
+            <w:tcBorders>
+              <w:top w:val="single" w:color="CCCCCC" w:sz="1"/>
+              <w:left w:val="single" w:color="CCCCCC" w:sz="1"/>
+              <w:bottom w:val="single" w:color="CCCCCC" w:sz="1"/>
+              <w:right w:val="single" w:color="CCCCCC" w:sz="1"/>
+            </w:tcBorders>
+            <w:shd w:fill="FFFFFF" w:val="clear"/>
+            <w:tcMar>
+              <w:top w:type="dxa" w:w="80"/>
+              <w:left w:type="dxa" w:w="120"/>
+              <w:bottom w:type="dxa" w:w="80"/>
+              <w:right w:type="dxa" w:w="120"/>
+            </w:tcMar>
+          </w:tcPr>
+          <w:p>
+            <w:r>
+              <w:rPr>
+                <w:rFonts w:ascii="Arial" w:cs="Arial" w:eastAsia="Arial" w:hAnsi="Arial"/>
+                <w:sz w:val="22"/>
+                <w:szCs w:val="22"/>
+              </w:rPr>
+              <w:t xml:space="preserve">Sidebar: APLM CRM + APLM Sales &amp; Marketing + Powered by ICA</w:t>
+            </w:r>
+          </w:p>
+        </w:tc>
+        <w:tc>
+          <w:tcPr>
+            <w:tcW w:type="dxa" w:w="3200"/>
+            <w:tcBorders>
+              <w:top w:val="single" w:color="CCCCCC" w:sz="1"/>
+              <w:left w:val="single" w:color="CCCCCC" w:sz="1"/>
+              <w:bottom w:val="single" w:color="CCCCCC" w:sz="1"/>
+              <w:right w:val="single" w:color="CCCCCC" w:sz="1"/>
+            </w:tcBorders>
+            <w:shd w:fill="FFFFFF" w:val="clear"/>
+            <w:tcMar>
+              <w:top w:type="dxa" w:w="80"/>
+              <w:left w:type="dxa" w:w="120"/>
+              <w:bottom w:type="dxa" w:w="80"/>
+              <w:right w:type="dxa" w:w="120"/>
+            </w:tcMar>
+          </w:tcPr>
+          <w:p>
+            <w:r>
+              <w:rPr>
+                <w:rFonts w:ascii="Arial" w:cs="Arial" w:eastAsia="Arial" w:hAnsi="Arial"/>
+                <w:sz w:val="22"/>
+                <w:szCs w:val="22"/>
+              </w:rPr>
+              <w:t xml:space="preserve">Done</w:t>
+            </w:r>
+          </w:p>
+        </w:tc>
+      </w:tr>
+      <w:tr>
+        <w:tc>
+          <w:tcPr>
+            <w:tcW w:type="dxa" w:w="600"/>
+            <w:tcBorders>
+              <w:top w:val="single" w:color="CCCCCC" w:sz="1"/>
+              <w:left w:val="single" w:color="CCCCCC" w:sz="1"/>
+              <w:bottom w:val="single" w:color="CCCCCC" w:sz="1"/>
+              <w:right w:val="single" w:color="CCCCCC" w:sz="1"/>
+            </w:tcBorders>
+            <w:shd w:fill="F5F3FF" w:val="clear"/>
+            <w:tcMar>
+              <w:top w:type="dxa" w:w="80"/>
+              <w:left w:type="dxa" w:w="120"/>
+              <w:bottom w:type="dxa" w:w="80"/>
+              <w:right w:type="dxa" w:w="120"/>
+            </w:tcMar>
+          </w:tcPr>
+          <w:p>
+            <w:r>
+              <w:rPr>
+                <w:rFonts w:ascii="Arial" w:cs="Arial" w:eastAsia="Arial" w:hAnsi="Arial"/>
+                <w:sz w:val="22"/>
+                <w:szCs w:val="22"/>
+              </w:rPr>
+              <w:t xml:space="preserve">16</w:t>
+            </w:r>
+          </w:p>
+        </w:tc>
+        <w:tc>
+          <w:tcPr>
+            <w:tcW w:type="dxa" w:w="6200"/>
+            <w:tcBorders>
+              <w:top w:val="single" w:color="CCCCCC" w:sz="1"/>
+              <w:left w:val="single" w:color="CCCCCC" w:sz="1"/>
+              <w:bottom w:val="single" w:color="CCCCCC" w:sz="1"/>
+              <w:right w:val="single" w:color="CCCCCC" w:sz="1"/>
+            </w:tcBorders>
+            <w:shd w:fill="F5F3FF" w:val="clear"/>
+            <w:tcMar>
+              <w:top w:type="dxa" w:w="80"/>
+              <w:left w:type="dxa" w:w="120"/>
+              <w:bottom w:type="dxa" w:w="80"/>
+              <w:right w:type="dxa" w:w="120"/>
+            </w:tcMar>
+          </w:tcPr>
+          <w:p>
+            <w:r>
+              <w:rPr>
+                <w:rFonts w:ascii="Arial" w:cs="Arial" w:eastAsia="Arial" w:hAnsi="Arial"/>
+                <w:sz w:val="22"/>
+                <w:szCs w:val="22"/>
+              </w:rPr>
+              <w:t xml:space="preserve">GitHub repo created: icassameer/aplm</w:t>
+            </w:r>
+          </w:p>
+        </w:tc>
+        <w:tc>
+          <w:tcPr>
+            <w:tcW w:type="dxa" w:w="3200"/>
+            <w:tcBorders>
+              <w:top w:val="single" w:color="CCCCCC" w:sz="1"/>
+              <w:left w:val="single" w:color="CCCCCC" w:sz="1"/>
+              <w:bottom w:val="single" w:color="CCCCCC" w:sz="1"/>
+              <w:right w:val="single" w:color="CCCCCC" w:sz="1"/>
+            </w:tcBorders>
+            <w:shd w:fill="F5F3FF" w:val="clear"/>
+            <w:tcMar>
+              <w:top w:type="dxa" w:w="80"/>
+              <w:left w:type="dxa" w:w="120"/>
+              <w:bottom w:type="dxa" w:w="80"/>
+              <w:right w:type="dxa" w:w="120"/>
+            </w:tcMar>
+          </w:tcPr>
+          <w:p>
+            <w:r>
+              <w:rPr>
+                <w:rFonts w:ascii="Arial" w:cs="Arial" w:eastAsia="Arial" w:hAnsi="Arial"/>
+                <w:sz w:val="22"/>
+                <w:szCs w:val="22"/>
+              </w:rPr>
+              <w:t xml:space="preserve">Done</w:t>
+            </w:r>
+          </w:p>
+        </w:tc>
+      </w:tr>
+      <w:tr>
+        <w:tc>
+          <w:tcPr>
+            <w:tcW w:type="dxa" w:w="600"/>
+            <w:tcBorders>
+              <w:top w:val="single" w:color="CCCCCC" w:sz="1"/>
+              <w:left w:val="single" w:color="CCCCCC" w:sz="1"/>
+              <w:bottom w:val="single" w:color="CCCCCC" w:sz="1"/>
+              <w:right w:val="single" w:color="CCCCCC" w:sz="1"/>
+            </w:tcBorders>
+            <w:shd w:fill="FFFFFF" w:val="clear"/>
+            <w:tcMar>
+              <w:top w:type="dxa" w:w="80"/>
+              <w:left w:type="dxa" w:w="120"/>
+              <w:bottom w:type="dxa" w:w="80"/>
+              <w:right w:type="dxa" w:w="120"/>
+            </w:tcMar>
+          </w:tcPr>
+          <w:p>
+            <w:r>
+              <w:rPr>
+                <w:rFonts w:ascii="Arial" w:cs="Arial" w:eastAsia="Arial" w:hAnsi="Arial"/>
+                <w:sz w:val="22"/>
+                <w:szCs w:val="22"/>
+              </w:rPr>
+              <w:t xml:space="preserve">17</w:t>
+            </w:r>
+          </w:p>
+        </w:tc>
+        <w:tc>
+          <w:tcPr>
+            <w:tcW w:type="dxa" w:w="6200"/>
+            <w:tcBorders>
+              <w:top w:val="single" w:color="CCCCCC" w:sz="1"/>
+              <w:left w:val="single" w:color="CCCCCC" w:sz="1"/>
+              <w:bottom w:val="single" w:color="CCCCCC" w:sz="1"/>
+              <w:right w:val="single" w:color="CCCCCC" w:sz="1"/>
+            </w:tcBorders>
+            <w:shd w:fill="FFFFFF" w:val="clear"/>
+            <w:tcMar>
+              <w:top w:type="dxa" w:w="80"/>
+              <w:left w:type="dxa" w:w="120"/>
+              <w:bottom w:type="dxa" w:w="80"/>
+              <w:right w:type="dxa" w:w="120"/>
+            </w:tcMar>
+          </w:tcPr>
+          <w:p>
+            <w:r>
+              <w:rPr>
+                <w:rFonts w:ascii="Arial" w:cs="Arial" w:eastAsia="Arial" w:hAnsi="Arial"/>
+                <w:sz w:val="22"/>
+                <w:szCs w:val="22"/>
+              </w:rPr>
+              <w:t xml:space="preserve">Initial commit pushed + tagged v0.1</w:t>
+            </w:r>
+          </w:p>
+        </w:tc>
+        <w:tc>
+          <w:tcPr>
+            <w:tcW w:type="dxa" w:w="3200"/>
+            <w:tcBorders>
+              <w:top w:val="single" w:color="CCCCCC" w:sz="1"/>
+              <w:left w:val="single" w:color="CCCCCC" w:sz="1"/>
+              <w:bottom w:val="single" w:color="CCCCCC" w:sz="1"/>
+              <w:right w:val="single" w:color="CCCCCC" w:sz="1"/>
+            </w:tcBorders>
+            <w:shd w:fill="FFFFFF" w:val="clear"/>
+            <w:tcMar>
+              <w:top w:type="dxa" w:w="80"/>
+              <w:left w:type="dxa" w:w="120"/>
+              <w:bottom w:type="dxa" w:w="80"/>
+              <w:right w:type="dxa" w:w="120"/>
+            </w:tcMar>
+          </w:tcPr>
+          <w:p>
+            <w:r>
+              <w:rPr>
+                <w:rFonts w:ascii="Arial" w:cs="Arial" w:eastAsia="Arial" w:hAnsi="Arial"/>
+                <w:sz w:val="22"/>
+                <w:szCs w:val="22"/>
+              </w:rPr>
+              <w:t xml:space="preserve">Done</w:t>
+            </w:r>
+          </w:p>
+        </w:tc>
+      </w:tr>
+      <w:tr>
+        <w:tc>
+          <w:tcPr>
+            <w:tcW w:type="dxa" w:w="600"/>
+            <w:tcBorders>
+              <w:top w:val="single" w:color="CCCCCC" w:sz="1"/>
+              <w:left w:val="single" w:color="CCCCCC" w:sz="1"/>
+              <w:bottom w:val="single" w:color="CCCCCC" w:sz="1"/>
+              <w:right w:val="single" w:color="CCCCCC" w:sz="1"/>
+            </w:tcBorders>
+            <w:shd w:fill="F5F3FF" w:val="clear"/>
+            <w:tcMar>
+              <w:top w:type="dxa" w:w="80"/>
+              <w:left w:type="dxa" w:w="120"/>
+              <w:bottom w:type="dxa" w:w="80"/>
+              <w:right w:type="dxa" w:w="120"/>
+            </w:tcMar>
+          </w:tcPr>
+          <w:p>
+            <w:r>
+              <w:rPr>
+                <w:rFonts w:ascii="Arial" w:cs="Arial" w:eastAsia="Arial" w:hAnsi="Arial"/>
+                <w:sz w:val="22"/>
+                <w:szCs w:val="22"/>
+              </w:rPr>
+              <w:t xml:space="preserve">18</w:t>
+            </w:r>
+          </w:p>
+        </w:tc>
+        <w:tc>
+          <w:tcPr>
+            <w:tcW w:type="dxa" w:w="6200"/>
+            <w:tcBorders>
+              <w:top w:val="single" w:color="CCCCCC" w:sz="1"/>
+              <w:left w:val="single" w:color="CCCCCC" w:sz="1"/>
+              <w:bottom w:val="single" w:color="CCCCCC" w:sz="1"/>
+              <w:right w:val="single" w:color="CCCCCC" w:sz="1"/>
+            </w:tcBorders>
+            <w:shd w:fill="F5F3FF" w:val="clear"/>
+            <w:tcMar>
+              <w:top w:type="dxa" w:w="80"/>
+              <w:left w:type="dxa" w:w="120"/>
+              <w:bottom w:type="dxa" w:w="80"/>
+              <w:right w:type="dxa" w:w="120"/>
+            </w:tcMar>
+          </w:tcPr>
+          <w:p>
+            <w:r>
+              <w:rPr>
+                <w:rFonts w:ascii="Arial" w:cs="Arial" w:eastAsia="Arial" w:hAnsi="Arial"/>
+                <w:sz w:val="22"/>
+                <w:szCs w:val="22"/>
+              </w:rPr>
+              <w:t xml:space="preserve">README + SOP updated and pushed</w:t>
+            </w:r>
+          </w:p>
+        </w:tc>
+        <w:tc>
+          <w:tcPr>
+            <w:tcW w:type="dxa" w:w="3200"/>
+            <w:tcBorders>
+              <w:top w:val="single" w:color="CCCCCC" w:sz="1"/>
+              <w:left w:val="single" w:color="CCCCCC" w:sz="1"/>
+              <w:bottom w:val="single" w:color="CCCCCC" w:sz="1"/>
+              <w:right w:val="single" w:color="CCCCCC" w:sz="1"/>
+            </w:tcBorders>
+            <w:shd w:fill="F5F3FF" w:val="clear"/>
             <w:tcMar>
               <w:top w:type="dxa" w:w="80"/>
               <w:left w:type="dxa" w:w="120"/>
@@ -2103,7 +2644,7 @@
       <w:pPr>
         <w:pStyle w:val="Heading1"/>
         <w:pBdr>
-          <w:bottom w:val="single" w:color="1E40AF" w:sz="6" w:space="4"/>
+          <w:bottom w:val="single" w:color="7c3aed" w:sz="6" w:space="4"/>
         </w:pBdr>
         <w:spacing w:after="160" w:before="320"/>
       </w:pPr>
@@ -2112,7 +2653,7 @@
           <w:rFonts w:ascii="Arial" w:cs="Arial" w:eastAsia="Arial" w:hAnsi="Arial"/>
           <w:b/>
           <w:bCs/>
-          <w:color w:val="1E3A5F"/>
+          <w:color w:val="2d1b69"/>
           <w:sz w:val="32"/>
           <w:szCs w:val="32"/>
         </w:rPr>
@@ -2129,11 +2670,11 @@
           <w:rFonts w:ascii="Arial" w:cs="Arial" w:eastAsia="Arial" w:hAnsi="Arial"/>
           <w:b/>
           <w:bCs/>
-          <w:color w:val="1E40AF"/>
+          <w:color w:val="7c3aed"/>
           <w:sz w:val="26"/>
           <w:szCs w:val="26"/>
         </w:rPr>
-        <w:t xml:space="preserve">3.1 All PM2 Instances on Server</w:t>
+        <w:t xml:space="preserve">3.1 All PM2 Instances</w:t>
       </w:r>
     </w:p>
     <w:tbl>
@@ -2167,7 +2708,7 @@
               <w:bottom w:val="single" w:color="CCCCCC" w:sz="1"/>
               <w:right w:val="single" w:color="CCCCCC" w:sz="1"/>
             </w:tcBorders>
-            <w:shd w:fill="1E3A5F" w:val="clear"/>
+            <w:shd w:fill="2d1b69" w:val="clear"/>
             <w:tcMar>
               <w:top w:type="dxa" w:w="80"/>
               <w:left w:type="dxa" w:w="120"/>
@@ -2198,7 +2739,7 @@
               <w:bottom w:val="single" w:color="CCCCCC" w:sz="1"/>
               <w:right w:val="single" w:color="CCCCCC" w:sz="1"/>
             </w:tcBorders>
-            <w:shd w:fill="1E3A5F" w:val="clear"/>
+            <w:shd w:fill="2d1b69" w:val="clear"/>
             <w:tcMar>
               <w:top w:type="dxa" w:w="80"/>
               <w:left w:type="dxa" w:w="120"/>
@@ -2229,7 +2770,7 @@
               <w:bottom w:val="single" w:color="CCCCCC" w:sz="1"/>
               <w:right w:val="single" w:color="CCCCCC" w:sz="1"/>
             </w:tcBorders>
-            <w:shd w:fill="1E3A5F" w:val="clear"/>
+            <w:shd w:fill="2d1b69" w:val="clear"/>
             <w:tcMar>
               <w:top w:type="dxa" w:w="80"/>
               <w:left w:type="dxa" w:w="120"/>
@@ -2260,7 +2801,7 @@
               <w:bottom w:val="single" w:color="CCCCCC" w:sz="1"/>
               <w:right w:val="single" w:color="CCCCCC" w:sz="1"/>
             </w:tcBorders>
-            <w:shd w:fill="1E3A5F" w:val="clear"/>
+            <w:shd w:fill="2d1b69" w:val="clear"/>
             <w:tcMar>
               <w:top w:type="dxa" w:w="80"/>
               <w:left w:type="dxa" w:w="120"/>
@@ -2407,7 +2948,7 @@
               <w:bottom w:val="single" w:color="CCCCCC" w:sz="1"/>
               <w:right w:val="single" w:color="CCCCCC" w:sz="1"/>
             </w:tcBorders>
-            <w:shd w:fill="F5F8FF" w:val="clear"/>
+            <w:shd w:fill="F5F3FF" w:val="clear"/>
             <w:tcMar>
               <w:top w:type="dxa" w:w="80"/>
               <w:left w:type="dxa" w:w="120"/>
@@ -2435,7 +2976,7 @@
               <w:bottom w:val="single" w:color="CCCCCC" w:sz="1"/>
               <w:right w:val="single" w:color="CCCCCC" w:sz="1"/>
             </w:tcBorders>
-            <w:shd w:fill="F5F8FF" w:val="clear"/>
+            <w:shd w:fill="F5F3FF" w:val="clear"/>
             <w:tcMar>
               <w:top w:type="dxa" w:w="80"/>
               <w:left w:type="dxa" w:w="120"/>
@@ -2463,7 +3004,7 @@
               <w:bottom w:val="single" w:color="CCCCCC" w:sz="1"/>
               <w:right w:val="single" w:color="CCCCCC" w:sz="1"/>
             </w:tcBorders>
-            <w:shd w:fill="F5F8FF" w:val="clear"/>
+            <w:shd w:fill="F5F3FF" w:val="clear"/>
             <w:tcMar>
               <w:top w:type="dxa" w:w="80"/>
               <w:left w:type="dxa" w:w="120"/>
@@ -2491,7 +3032,7 @@
               <w:bottom w:val="single" w:color="CCCCCC" w:sz="1"/>
               <w:right w:val="single" w:color="CCCCCC" w:sz="1"/>
             </w:tcBorders>
-            <w:shd w:fill="F5F8FF" w:val="clear"/>
+            <w:shd w:fill="F5F3FF" w:val="clear"/>
             <w:tcMar>
               <w:top w:type="dxa" w:w="80"/>
               <w:left w:type="dxa" w:w="120"/>
@@ -2644,7 +3185,7 @@
           <w:rFonts w:ascii="Arial" w:cs="Arial" w:eastAsia="Arial" w:hAnsi="Arial"/>
           <w:b/>
           <w:bCs/>
-          <w:color w:val="1E40AF"/>
+          <w:color w:val="7c3aed"/>
           <w:sz w:val="26"/>
           <w:szCs w:val="26"/>
         </w:rPr>
@@ -2668,14 +3209,14 @@
     </w:p>
     <w:p>
       <w:pPr>
-        <w:shd w:fill="F0F4F8" w:val="clear"/>
+        <w:shd w:fill="F5F3FF" w:val="clear"/>
         <w:spacing w:after="40" w:before="40"/>
         <w:ind w:left="360"/>
       </w:pPr>
       <w:r>
         <w:rPr>
           <w:rFonts w:ascii="Courier New" w:cs="Courier New" w:eastAsia="Courier New" w:hAnsi="Courier New"/>
-          <w:color w:val="1E3A5F"/>
+          <w:color w:val="2d1b69"/>
           <w:sz w:val="20"/>
           <w:szCs w:val="20"/>
         </w:rPr>
@@ -2699,14 +3240,14 @@
     </w:p>
     <w:p>
       <w:pPr>
-        <w:shd w:fill="F0F4F8" w:val="clear"/>
+        <w:shd w:fill="F5F3FF" w:val="clear"/>
         <w:spacing w:after="40" w:before="40"/>
         <w:ind w:left="360"/>
       </w:pPr>
       <w:r>
         <w:rPr>
           <w:rFonts w:ascii="Courier New" w:cs="Courier New" w:eastAsia="Courier New" w:hAnsi="Courier New"/>
-          <w:color w:val="1E3A5F"/>
+          <w:color w:val="2d1b69"/>
           <w:sz w:val="20"/>
           <w:szCs w:val="20"/>
         </w:rPr>
@@ -2730,14 +3271,14 @@
     </w:p>
     <w:p>
       <w:pPr>
-        <w:shd w:fill="F0F4F8" w:val="clear"/>
+        <w:shd w:fill="F5F3FF" w:val="clear"/>
         <w:spacing w:after="40" w:before="40"/>
         <w:ind w:left="360"/>
       </w:pPr>
       <w:r>
         <w:rPr>
           <w:rFonts w:ascii="Courier New" w:cs="Courier New" w:eastAsia="Courier New" w:hAnsi="Courier New"/>
-          <w:color w:val="1E3A5F"/>
+          <w:color w:val="2d1b69"/>
           <w:sz w:val="20"/>
           <w:szCs w:val="20"/>
         </w:rPr>
@@ -2761,14 +3302,14 @@
     </w:p>
     <w:p>
       <w:pPr>
-        <w:shd w:fill="F0F4F8" w:val="clear"/>
+        <w:shd w:fill="F5F3FF" w:val="clear"/>
         <w:spacing w:after="40" w:before="40"/>
         <w:ind w:left="360"/>
       </w:pPr>
       <w:r>
         <w:rPr>
           <w:rFonts w:ascii="Courier New" w:cs="Courier New" w:eastAsia="Courier New" w:hAnsi="Courier New"/>
-          <w:color w:val="1E3A5F"/>
+          <w:color w:val="2d1b69"/>
           <w:sz w:val="20"/>
           <w:szCs w:val="20"/>
         </w:rPr>
@@ -2777,43 +3318,74 @@
     </w:p>
     <w:p>
       <w:pPr>
-        <w:spacing w:after="80" w:before="80"/>
-      </w:pPr>
-      <w:r>
-        <w:t xml:space="preserve"/>
-      </w:r>
-    </w:p>
-    <w:p>
-      <w:pPr>
-        <w:pStyle w:val="Heading1"/>
-        <w:pBdr>
-          <w:bottom w:val="single" w:color="1E40AF" w:sz="6" w:space="4"/>
-        </w:pBdr>
-        <w:spacing w:after="160" w:before="320"/>
+        <w:spacing w:after="60" w:before="60"/>
       </w:pPr>
       <w:r>
         <w:rPr>
           <w:rFonts w:ascii="Arial" w:cs="Arial" w:eastAsia="Arial" w:hAnsi="Arial"/>
           <w:b/>
           <w:bCs/>
-          <w:color w:val="1E3A5F"/>
-          <w:sz w:val="32"/>
-          <w:szCs w:val="32"/>
-        </w:rPr>
-        <w:t xml:space="preserve">4. Environment Variables (.env)</w:t>
+          <w:sz w:val="22"/>
+          <w:szCs w:val="22"/>
+        </w:rPr>
+        <w:t xml:space="preserve">Force clean rebuild:</w:t>
+      </w:r>
+    </w:p>
+    <w:p>
+      <w:pPr>
+        <w:shd w:fill="F5F3FF" w:val="clear"/>
+        <w:spacing w:after="40" w:before="40"/>
+        <w:ind w:left="360"/>
+      </w:pPr>
+      <w:r>
+        <w:rPr>
+          <w:rFonts w:ascii="Courier New" w:cs="Courier New" w:eastAsia="Courier New" w:hAnsi="Courier New"/>
+          <w:color w:val="2d1b69"/>
+          <w:sz w:val="20"/>
+          <w:szCs w:val="20"/>
+        </w:rPr>
+        <w:t xml:space="preserve">cd /var/www/aplm-crm &amp;&amp; rm -rf dist &amp;&amp; npm run build &amp;&amp; pm2 restart aplm-crm</w:t>
       </w:r>
     </w:p>
     <w:p>
       <w:pPr>
         <w:spacing w:after="80" w:before="80"/>
-        <w:ind w:left="360"/>
+      </w:pPr>
+      <w:r>
+        <w:t xml:space="preserve"/>
+      </w:r>
+    </w:p>
+    <w:p>
+      <w:pPr>
+        <w:pStyle w:val="Heading1"/>
+        <w:pBdr>
+          <w:bottom w:val="single" w:color="7c3aed" w:sz="6" w:space="4"/>
+        </w:pBdr>
+        <w:spacing w:after="160" w:before="320"/>
       </w:pPr>
       <w:r>
         <w:rPr>
           <w:rFonts w:ascii="Arial" w:cs="Arial" w:eastAsia="Arial" w:hAnsi="Arial"/>
           <w:b/>
           <w:bCs/>
-          <w:color w:val="7B3F00"/>
+          <w:color w:val="2d1b69"/>
+          <w:sz w:val="32"/>
+          <w:szCs w:val="32"/>
+        </w:rPr>
+        <w:t xml:space="preserve">4. Environment Variables (.env)</w:t>
+      </w:r>
+    </w:p>
+    <w:p>
+      <w:pPr>
+        <w:spacing w:after="80" w:before="80"/>
+        <w:ind w:left="360"/>
+      </w:pPr>
+      <w:r>
+        <w:rPr>
+          <w:rFonts w:ascii="Arial" w:cs="Arial" w:eastAsia="Arial" w:hAnsi="Arial"/>
+          <w:b/>
+          <w:bCs/>
+          <w:color w:val="7c3aed"/>
           <w:sz w:val="22"/>
           <w:szCs w:val="22"/>
         </w:rPr>
@@ -2824,7 +3396,7 @@
           <w:rFonts w:ascii="Arial" w:cs="Arial" w:eastAsia="Arial" w:hAnsi="Arial"/>
           <w:i/>
           <w:iCs/>
-          <w:color w:val="7B3F00"/>
+          <w:color w:val="5b21b6"/>
           <w:sz w:val="22"/>
           <w:szCs w:val="22"/>
         </w:rPr>
@@ -2868,7 +3440,7 @@
               <w:bottom w:val="single" w:color="CCCCCC" w:sz="1"/>
               <w:right w:val="single" w:color="CCCCCC" w:sz="1"/>
             </w:tcBorders>
-            <w:shd w:fill="1E3A5F" w:val="clear"/>
+            <w:shd w:fill="2d1b69" w:val="clear"/>
             <w:tcMar>
               <w:top w:type="dxa" w:w="80"/>
               <w:left w:type="dxa" w:w="120"/>
@@ -2899,7 +3471,7 @@
               <w:bottom w:val="single" w:color="CCCCCC" w:sz="1"/>
               <w:right w:val="single" w:color="CCCCCC" w:sz="1"/>
             </w:tcBorders>
-            <w:shd w:fill="1E3A5F" w:val="clear"/>
+            <w:shd w:fill="2d1b69" w:val="clear"/>
             <w:tcMar>
               <w:top w:type="dxa" w:w="80"/>
               <w:left w:type="dxa" w:w="120"/>
@@ -2990,7 +3562,7 @@
               <w:bottom w:val="single" w:color="CCCCCC" w:sz="1"/>
               <w:right w:val="single" w:color="CCCCCC" w:sz="1"/>
             </w:tcBorders>
-            <w:shd w:fill="F5F8FF" w:val="clear"/>
+            <w:shd w:fill="F5F3FF" w:val="clear"/>
             <w:tcMar>
               <w:top w:type="dxa" w:w="80"/>
               <w:left w:type="dxa" w:w="120"/>
@@ -3018,7 +3590,7 @@
               <w:bottom w:val="single" w:color="CCCCCC" w:sz="1"/>
               <w:right w:val="single" w:color="CCCCCC" w:sz="1"/>
             </w:tcBorders>
-            <w:shd w:fill="F5F8FF" w:val="clear"/>
+            <w:shd w:fill="F5F3FF" w:val="clear"/>
             <w:tcMar>
               <w:top w:type="dxa" w:w="80"/>
               <w:left w:type="dxa" w:w="120"/>
@@ -3106,7 +3678,7 @@
               <w:bottom w:val="single" w:color="CCCCCC" w:sz="1"/>
               <w:right w:val="single" w:color="CCCCCC" w:sz="1"/>
             </w:tcBorders>
-            <w:shd w:fill="F5F8FF" w:val="clear"/>
+            <w:shd w:fill="F5F3FF" w:val="clear"/>
             <w:tcMar>
               <w:top w:type="dxa" w:w="80"/>
               <w:left w:type="dxa" w:w="120"/>
@@ -3134,7 +3706,7 @@
               <w:bottom w:val="single" w:color="CCCCCC" w:sz="1"/>
               <w:right w:val="single" w:color="CCCCCC" w:sz="1"/>
             </w:tcBorders>
-            <w:shd w:fill="F5F8FF" w:val="clear"/>
+            <w:shd w:fill="F5F3FF" w:val="clear"/>
             <w:tcMar>
               <w:top w:type="dxa" w:w="80"/>
               <w:left w:type="dxa" w:w="120"/>
@@ -3222,7 +3794,7 @@
               <w:bottom w:val="single" w:color="CCCCCC" w:sz="1"/>
               <w:right w:val="single" w:color="CCCCCC" w:sz="1"/>
             </w:tcBorders>
-            <w:shd w:fill="F5F8FF" w:val="clear"/>
+            <w:shd w:fill="F5F3FF" w:val="clear"/>
             <w:tcMar>
               <w:top w:type="dxa" w:w="80"/>
               <w:left w:type="dxa" w:w="120"/>
@@ -3250,7 +3822,7 @@
               <w:bottom w:val="single" w:color="CCCCCC" w:sz="1"/>
               <w:right w:val="single" w:color="CCCCCC" w:sz="1"/>
             </w:tcBorders>
-            <w:shd w:fill="F5F8FF" w:val="clear"/>
+            <w:shd w:fill="F5F3FF" w:val="clear"/>
             <w:tcMar>
               <w:top w:type="dxa" w:w="80"/>
               <w:left w:type="dxa" w:w="120"/>
@@ -3338,7 +3910,7 @@
               <w:bottom w:val="single" w:color="CCCCCC" w:sz="1"/>
               <w:right w:val="single" w:color="CCCCCC" w:sz="1"/>
             </w:tcBorders>
-            <w:shd w:fill="F5F8FF" w:val="clear"/>
+            <w:shd w:fill="F5F3FF" w:val="clear"/>
             <w:tcMar>
               <w:top w:type="dxa" w:w="80"/>
               <w:left w:type="dxa" w:w="120"/>
@@ -3366,7 +3938,7 @@
               <w:bottom w:val="single" w:color="CCCCCC" w:sz="1"/>
               <w:right w:val="single" w:color="CCCCCC" w:sz="1"/>
             </w:tcBorders>
-            <w:shd w:fill="F5F8FF" w:val="clear"/>
+            <w:shd w:fill="F5F3FF" w:val="clear"/>
             <w:tcMar>
               <w:top w:type="dxa" w:w="80"/>
               <w:left w:type="dxa" w:w="120"/>
@@ -3454,7 +4026,7 @@
               <w:bottom w:val="single" w:color="CCCCCC" w:sz="1"/>
               <w:right w:val="single" w:color="CCCCCC" w:sz="1"/>
             </w:tcBorders>
-            <w:shd w:fill="F5F8FF" w:val="clear"/>
+            <w:shd w:fill="F5F3FF" w:val="clear"/>
             <w:tcMar>
               <w:top w:type="dxa" w:w="80"/>
               <w:left w:type="dxa" w:w="120"/>
@@ -3482,7 +4054,7 @@
               <w:bottom w:val="single" w:color="CCCCCC" w:sz="1"/>
               <w:right w:val="single" w:color="CCCCCC" w:sz="1"/>
             </w:tcBorders>
-            <w:shd w:fill="F5F8FF" w:val="clear"/>
+            <w:shd w:fill="F5F3FF" w:val="clear"/>
             <w:tcMar>
               <w:top w:type="dxa" w:w="80"/>
               <w:left w:type="dxa" w:w="120"/>
@@ -3570,7 +4142,7 @@
               <w:bottom w:val="single" w:color="CCCCCC" w:sz="1"/>
               <w:right w:val="single" w:color="CCCCCC" w:sz="1"/>
             </w:tcBorders>
-            <w:shd w:fill="F5F8FF" w:val="clear"/>
+            <w:shd w:fill="F5F3FF" w:val="clear"/>
             <w:tcMar>
               <w:top w:type="dxa" w:w="80"/>
               <w:left w:type="dxa" w:w="120"/>
@@ -3598,7 +4170,7 @@
               <w:bottom w:val="single" w:color="CCCCCC" w:sz="1"/>
               <w:right w:val="single" w:color="CCCCCC" w:sz="1"/>
             </w:tcBorders>
-            <w:shd w:fill="F5F8FF" w:val="clear"/>
+            <w:shd w:fill="F5F3FF" w:val="clear"/>
             <w:tcMar>
               <w:top w:type="dxa" w:w="80"/>
               <w:left w:type="dxa" w:w="120"/>
@@ -3689,7 +4261,7 @@
       <w:pPr>
         <w:pStyle w:val="Heading1"/>
         <w:pBdr>
-          <w:bottom w:val="single" w:color="1E40AF" w:sz="6" w:space="4"/>
+          <w:bottom w:val="single" w:color="7c3aed" w:sz="6" w:space="4"/>
         </w:pBdr>
         <w:spacing w:after="160" w:before="320"/>
       </w:pPr>
@@ -3698,7 +4270,7 @@
           <w:rFonts w:ascii="Arial" w:cs="Arial" w:eastAsia="Arial" w:hAnsi="Arial"/>
           <w:b/>
           <w:bCs/>
-          <w:color w:val="1E3A5F"/>
+          <w:color w:val="2d1b69"/>
           <w:sz w:val="32"/>
           <w:szCs w:val="32"/>
         </w:rPr>
@@ -3715,22 +4287,22 @@
           <w:rFonts w:ascii="Arial" w:cs="Arial" w:eastAsia="Arial" w:hAnsi="Arial"/>
           <w:b/>
           <w:bCs/>
-          <w:color w:val="7B3F00"/>
+          <w:color w:val="DC2626"/>
           <w:sz w:val="22"/>
           <w:szCs w:val="22"/>
         </w:rPr>
-        <w:t xml:space="preserve">Note: </w:t>
+        <w:t xml:space="preserve">Warning: </w:t>
       </w:r>
       <w:r>
         <w:rPr>
           <w:rFonts w:ascii="Arial" w:cs="Arial" w:eastAsia="Arial" w:hAnsi="Arial"/>
           <w:i/>
           <w:iCs/>
-          <w:color w:val="7B3F00"/>
+          <w:color w:val="7B1D1D"/>
           <w:sz w:val="22"/>
           <w:szCs w:val="22"/>
         </w:rPr>
-        <w:t xml:space="preserve">MASTER_ADMIN is hidden. Sameer manages APLM subscription via ICA MASTER_ADMIN panel.</w:t>
+        <w:t xml:space="preserve">MASTER_ADMIN role does not exist in APLM CRM. Never create a MASTER_ADMIN account. Sameer manages everything from ICA backend.</w:t>
       </w:r>
     </w:p>
     <w:p>
@@ -3771,7 +4343,7 @@
               <w:bottom w:val="single" w:color="CCCCCC" w:sz="1"/>
               <w:right w:val="single" w:color="CCCCCC" w:sz="1"/>
             </w:tcBorders>
-            <w:shd w:fill="1E3A5F" w:val="clear"/>
+            <w:shd w:fill="2d1b69" w:val="clear"/>
             <w:tcMar>
               <w:top w:type="dxa" w:w="80"/>
               <w:left w:type="dxa" w:w="120"/>
@@ -3802,7 +4374,7 @@
               <w:bottom w:val="single" w:color="CCCCCC" w:sz="1"/>
               <w:right w:val="single" w:color="CCCCCC" w:sz="1"/>
             </w:tcBorders>
-            <w:shd w:fill="1E3A5F" w:val="clear"/>
+            <w:shd w:fill="2d1b69" w:val="clear"/>
             <w:tcMar>
               <w:top w:type="dxa" w:w="80"/>
               <w:left w:type="dxa" w:w="120"/>
@@ -3833,7 +4405,7 @@
               <w:bottom w:val="single" w:color="CCCCCC" w:sz="1"/>
               <w:right w:val="single" w:color="CCCCCC" w:sz="1"/>
             </w:tcBorders>
-            <w:shd w:fill="1E3A5F" w:val="clear"/>
+            <w:shd w:fill="2d1b69" w:val="clear"/>
             <w:tcMar>
               <w:top w:type="dxa" w:w="80"/>
               <w:left w:type="dxa" w:w="120"/>
@@ -3909,7 +4481,7 @@
                 <w:sz w:val="22"/>
                 <w:szCs w:val="22"/>
               </w:rPr>
-              <w:t xml:space="preserve">Top-level</w:t>
+              <w:t xml:space="preserve">Top-level (White-label)</w:t>
             </w:r>
           </w:p>
         </w:tc>
@@ -3937,7 +4509,7 @@
                 <w:sz w:val="22"/>
                 <w:szCs w:val="22"/>
               </w:rPr>
-              <w:t xml:space="preserve">Full agency — leads, users, AI tools, reports, RC lookup, team management</w:t>
+              <w:t xml:space="preserve">Full agency — leads, users, AI tools, reports, RC lookup, team management, business profile</w:t>
             </w:r>
           </w:p>
         </w:tc>
@@ -3952,7 +4524,7 @@
               <w:bottom w:val="single" w:color="CCCCCC" w:sz="1"/>
               <w:right w:val="single" w:color="CCCCCC" w:sz="1"/>
             </w:tcBorders>
-            <w:shd w:fill="F5F8FF" w:val="clear"/>
+            <w:shd w:fill="F5F3FF" w:val="clear"/>
             <w:tcMar>
               <w:top w:type="dxa" w:w="80"/>
               <w:left w:type="dxa" w:w="120"/>
@@ -3980,7 +4552,7 @@
               <w:bottom w:val="single" w:color="CCCCCC" w:sz="1"/>
               <w:right w:val="single" w:color="CCCCCC" w:sz="1"/>
             </w:tcBorders>
-            <w:shd w:fill="F5F8FF" w:val="clear"/>
+            <w:shd w:fill="F5F3FF" w:val="clear"/>
             <w:tcMar>
               <w:top w:type="dxa" w:w="80"/>
               <w:left w:type="dxa" w:w="120"/>
@@ -4008,22 +4580,22 @@
               <w:bottom w:val="single" w:color="CCCCCC" w:sz="1"/>
               <w:right w:val="single" w:color="CCCCCC" w:sz="1"/>
             </w:tcBorders>
-            <w:shd w:fill="F5F8FF" w:val="clear"/>
-            <w:tcMar>
-              <w:top w:type="dxa" w:w="80"/>
-              <w:left w:type="dxa" w:w="120"/>
-              <w:bottom w:type="dxa" w:w="80"/>
-              <w:right w:type="dxa" w:w="120"/>
-            </w:tcMar>
-          </w:tcPr>
-          <w:p>
-            <w:r>
-              <w:rPr>
-                <w:rFonts w:ascii="Arial" w:cs="Arial" w:eastAsia="Arial" w:hAnsi="Arial"/>
-                <w:sz w:val="22"/>
-                <w:szCs w:val="22"/>
-              </w:rPr>
-              <w:t xml:space="preserve">Add leads, bulk upload, assign to telecallers, team performance, AI Tools</w:t>
+            <w:shd w:fill="F5F3FF" w:val="clear"/>
+            <w:tcMar>
+              <w:top w:type="dxa" w:w="80"/>
+              <w:left w:type="dxa" w:w="120"/>
+              <w:bottom w:type="dxa" w:w="80"/>
+              <w:right w:type="dxa" w:w="120"/>
+            </w:tcMar>
+          </w:tcPr>
+          <w:p>
+            <w:r>
+              <w:rPr>
+                <w:rFonts w:ascii="Arial" w:cs="Arial" w:eastAsia="Arial" w:hAnsi="Arial"/>
+                <w:sz w:val="22"/>
+                <w:szCs w:val="22"/>
+              </w:rPr>
+              <w:t xml:space="preserve">Add leads, bulk upload, assign to telecallers, team performance, AI Tools (PRO+)</w:t>
             </w:r>
           </w:p>
         </w:tc>
@@ -4109,7 +4681,7 @@
                 <w:sz w:val="22"/>
                 <w:szCs w:val="22"/>
               </w:rPr>
-              <w:t xml:space="preserve">Own leads — update status, remarks, WhatsApp, inline AI</w:t>
+              <w:t xml:space="preserve">Own leads — update status, remarks, WhatsApp, inline AI (PRO+)</w:t>
             </w:r>
           </w:p>
         </w:tc>
@@ -4127,7 +4699,7 @@
       <w:pPr>
         <w:pStyle w:val="Heading1"/>
         <w:pBdr>
-          <w:bottom w:val="single" w:color="1E40AF" w:sz="6" w:space="4"/>
+          <w:bottom w:val="single" w:color="7c3aed" w:sz="6" w:space="4"/>
         </w:pBdr>
         <w:spacing w:after="160" w:before="320"/>
       </w:pPr>
@@ -4136,11 +4708,64 @@
           <w:rFonts w:ascii="Arial" w:cs="Arial" w:eastAsia="Arial" w:hAnsi="Arial"/>
           <w:b/>
           <w:bCs/>
-          <w:color w:val="1E3A5F"/>
+          <w:color w:val="2d1b69"/>
           <w:sz w:val="32"/>
           <w:szCs w:val="32"/>
         </w:rPr>
-        <w:t xml:space="preserve">6. Nginx Configuration</w:t>
+        <w:t xml:space="preserve">6. APLM Agency Onboarding (Sameer Only)</w:t>
+      </w:r>
+    </w:p>
+    <w:p>
+      <w:pPr>
+        <w:spacing w:after="80" w:before="80"/>
+        <w:ind w:left="360"/>
+      </w:pPr>
+      <w:r>
+        <w:rPr>
+          <w:rFonts w:ascii="Arial" w:cs="Arial" w:eastAsia="Arial" w:hAnsi="Arial"/>
+          <w:b/>
+          <w:bCs/>
+          <w:color w:val="7c3aed"/>
+          <w:sz w:val="22"/>
+          <w:szCs w:val="22"/>
+        </w:rPr>
+        <w:t xml:space="preserve">Note: </w:t>
+      </w:r>
+      <w:r>
+        <w:rPr>
+          <w:rFonts w:ascii="Arial" w:cs="Arial" w:eastAsia="Arial" w:hAnsi="Arial"/>
+          <w:i/>
+          <w:iCs/>
+          <w:color w:val="5b21b6"/>
+          <w:sz w:val="22"/>
+          <w:szCs w:val="22"/>
+        </w:rPr>
+        <w:t xml:space="preserve">All onboarding is done by Sameer via direct DB or API. APLM admin never sees subscription or agency management screens.</w:t>
+      </w:r>
+    </w:p>
+    <w:p>
+      <w:pPr>
+        <w:spacing w:after="80" w:before="80"/>
+      </w:pPr>
+      <w:r>
+        <w:t xml:space="preserve"/>
+      </w:r>
+    </w:p>
+    <w:p>
+      <w:pPr>
+        <w:pStyle w:val="Heading2"/>
+        <w:spacing w:after="120" w:before="240"/>
+      </w:pPr>
+      <w:r>
+        <w:rPr>
+          <w:rFonts w:ascii="Arial" w:cs="Arial" w:eastAsia="Arial" w:hAnsi="Arial"/>
+          <w:b/>
+          <w:bCs/>
+          <w:color w:val="7c3aed"/>
+          <w:sz w:val="26"/>
+          <w:szCs w:val="26"/>
+        </w:rPr>
+        <w:t xml:space="preserve">6.1 Create Agency &amp; Admin</w:t>
       </w:r>
     </w:p>
     <w:p>
@@ -4155,151 +4780,39 @@
           <w:sz w:val="22"/>
           <w:szCs w:val="22"/>
         </w:rPr>
-        <w:t xml:space="preserve">File: /etc/nginx/sites-available/aplm-crm</w:t>
-      </w:r>
-    </w:p>
-    <w:p>
-      <w:pPr>
-        <w:shd w:fill="F0F4F8" w:val="clear"/>
+        <w:t xml:space="preserve">Step 1 — SSH into server and connect to APLM database:</w:t>
+      </w:r>
+    </w:p>
+    <w:p>
+      <w:pPr>
+        <w:shd w:fill="F5F3FF" w:val="clear"/>
         <w:spacing w:after="40" w:before="40"/>
         <w:ind w:left="360"/>
       </w:pPr>
       <w:r>
         <w:rPr>
           <w:rFonts w:ascii="Courier New" w:cs="Courier New" w:eastAsia="Courier New" w:hAnsi="Courier New"/>
-          <w:color w:val="1E3A5F"/>
+          <w:color w:val="2d1b69"/>
           <w:sz w:val="20"/>
           <w:szCs w:val="20"/>
         </w:rPr>
-        <w:t xml:space="preserve">server {</w:t>
-      </w:r>
-    </w:p>
-    <w:p>
-      <w:pPr>
-        <w:shd w:fill="F0F4F8" w:val="clear"/>
+        <w:t xml:space="preserve">ssh root@203.174.22.119</w:t>
+      </w:r>
+    </w:p>
+    <w:p>
+      <w:pPr>
+        <w:shd w:fill="F5F3FF" w:val="clear"/>
         <w:spacing w:after="40" w:before="40"/>
         <w:ind w:left="360"/>
       </w:pPr>
       <w:r>
         <w:rPr>
           <w:rFonts w:ascii="Courier New" w:cs="Courier New" w:eastAsia="Courier New" w:hAnsi="Courier New"/>
-          <w:color w:val="1E3A5F"/>
+          <w:color w:val="2d1b69"/>
           <w:sz w:val="20"/>
           <w:szCs w:val="20"/>
         </w:rPr>
-        <w:t xml:space="preserve">    listen 80;</w:t>
-      </w:r>
-    </w:p>
-    <w:p>
-      <w:pPr>
-        <w:shd w:fill="F0F4F8" w:val="clear"/>
-        <w:spacing w:after="40" w:before="40"/>
-        <w:ind w:left="360"/>
-      </w:pPr>
-      <w:r>
-        <w:rPr>
-          <w:rFonts w:ascii="Courier New" w:cs="Courier New" w:eastAsia="Courier New" w:hAnsi="Courier New"/>
-          <w:color w:val="1E3A5F"/>
-          <w:sz w:val="20"/>
-          <w:szCs w:val="20"/>
-        </w:rPr>
-        <w:t xml:space="preserve">    server_name aplmsales.com www.aplmsales.com crm.aplmsales.com;</w:t>
-      </w:r>
-    </w:p>
-    <w:p>
-      <w:pPr>
-        <w:shd w:fill="F0F4F8" w:val="clear"/>
-        <w:spacing w:after="40" w:before="40"/>
-        <w:ind w:left="360"/>
-      </w:pPr>
-      <w:r>
-        <w:rPr>
-          <w:rFonts w:ascii="Courier New" w:cs="Courier New" w:eastAsia="Courier New" w:hAnsi="Courier New"/>
-          <w:color w:val="1E3A5F"/>
-          <w:sz w:val="20"/>
-          <w:szCs w:val="20"/>
-        </w:rPr>
-        <w:t xml:space="preserve">    location / {</w:t>
-      </w:r>
-    </w:p>
-    <w:p>
-      <w:pPr>
-        <w:shd w:fill="F0F4F8" w:val="clear"/>
-        <w:spacing w:after="40" w:before="40"/>
-        <w:ind w:left="360"/>
-      </w:pPr>
-      <w:r>
-        <w:rPr>
-          <w:rFonts w:ascii="Courier New" w:cs="Courier New" w:eastAsia="Courier New" w:hAnsi="Courier New"/>
-          <w:color w:val="1E3A5F"/>
-          <w:sz w:val="20"/>
-          <w:szCs w:val="20"/>
-        </w:rPr>
-        <w:t xml:space="preserve">        proxy_pass http://localhost:5001;</w:t>
-      </w:r>
-    </w:p>
-    <w:p>
-      <w:pPr>
-        <w:shd w:fill="F0F4F8" w:val="clear"/>
-        <w:spacing w:after="40" w:before="40"/>
-        <w:ind w:left="360"/>
-      </w:pPr>
-      <w:r>
-        <w:rPr>
-          <w:rFonts w:ascii="Courier New" w:cs="Courier New" w:eastAsia="Courier New" w:hAnsi="Courier New"/>
-          <w:color w:val="1E3A5F"/>
-          <w:sz w:val="20"/>
-          <w:szCs w:val="20"/>
-        </w:rPr>
-        <w:t xml:space="preserve">        proxy_http_version 1.1;</w:t>
-      </w:r>
-    </w:p>
-    <w:p>
-      <w:pPr>
-        <w:shd w:fill="F0F4F8" w:val="clear"/>
-        <w:spacing w:after="40" w:before="40"/>
-        <w:ind w:left="360"/>
-      </w:pPr>
-      <w:r>
-        <w:rPr>
-          <w:rFonts w:ascii="Courier New" w:cs="Courier New" w:eastAsia="Courier New" w:hAnsi="Courier New"/>
-          <w:color w:val="1E3A5F"/>
-          <w:sz w:val="20"/>
-          <w:szCs w:val="20"/>
-        </w:rPr>
-        <w:t xml:space="preserve">        proxy_set_header Host $host;</w:t>
-      </w:r>
-    </w:p>
-    <w:p>
-      <w:pPr>
-        <w:shd w:fill="F0F4F8" w:val="clear"/>
-        <w:spacing w:after="40" w:before="40"/>
-        <w:ind w:left="360"/>
-      </w:pPr>
-      <w:r>
-        <w:rPr>
-          <w:rFonts w:ascii="Courier New" w:cs="Courier New" w:eastAsia="Courier New" w:hAnsi="Courier New"/>
-          <w:color w:val="1E3A5F"/>
-          <w:sz w:val="20"/>
-          <w:szCs w:val="20"/>
-        </w:rPr>
-        <w:t xml:space="preserve">    }</w:t>
-      </w:r>
-    </w:p>
-    <w:p>
-      <w:pPr>
-        <w:shd w:fill="F0F4F8" w:val="clear"/>
-        <w:spacing w:after="40" w:before="40"/>
-        <w:ind w:left="360"/>
-      </w:pPr>
-      <w:r>
-        <w:rPr>
-          <w:rFonts w:ascii="Courier New" w:cs="Courier New" w:eastAsia="Courier New" w:hAnsi="Courier New"/>
-          <w:color w:val="1E3A5F"/>
-          <w:sz w:val="20"/>
-          <w:szCs w:val="20"/>
-        </w:rPr>
-        <w:t xml:space="preserve">}</w:t>
+        <w:t xml:space="preserve">psql -U postgres -h localhost -d aplm_crm</w:t>
       </w:r>
     </w:p>
     <w:p>
@@ -4312,22 +4825,1441 @@
     </w:p>
     <w:p>
       <w:pPr>
-        <w:pStyle w:val="Heading1"/>
-        <w:pBdr>
-          <w:bottom w:val="single" w:color="1E40AF" w:sz="6" w:space="4"/>
-        </w:pBdr>
-        <w:spacing w:after="160" w:before="320"/>
+        <w:spacing w:after="60" w:before="60"/>
       </w:pPr>
       <w:r>
         <w:rPr>
           <w:rFonts w:ascii="Arial" w:cs="Arial" w:eastAsia="Arial" w:hAnsi="Arial"/>
           <w:b/>
           <w:bCs/>
-          <w:color w:val="1E3A5F"/>
+          <w:sz w:val="22"/>
+          <w:szCs w:val="22"/>
+        </w:rPr>
+        <w:t xml:space="preserve">Step 2 — Create agency record:</w:t>
+      </w:r>
+    </w:p>
+    <w:p>
+      <w:pPr>
+        <w:shd w:fill="F5F3FF" w:val="clear"/>
+        <w:spacing w:after="40" w:before="40"/>
+        <w:ind w:left="360"/>
+      </w:pPr>
+      <w:r>
+        <w:rPr>
+          <w:rFonts w:ascii="Courier New" w:cs="Courier New" w:eastAsia="Courier New" w:hAnsi="Courier New"/>
+          <w:color w:val="2d1b69"/>
+          <w:sz w:val="20"/>
+          <w:szCs w:val="20"/>
+        </w:rPr>
+        <w:t xml:space="preserve">INSERT INTO agencies (name, agency_code, plan, max_leads, max_users)</w:t>
+      </w:r>
+    </w:p>
+    <w:p>
+      <w:pPr>
+        <w:shd w:fill="F5F3FF" w:val="clear"/>
+        <w:spacing w:after="40" w:before="40"/>
+        <w:ind w:left="360"/>
+      </w:pPr>
+      <w:r>
+        <w:rPr>
+          <w:rFonts w:ascii="Courier New" w:cs="Courier New" w:eastAsia="Courier New" w:hAnsi="Courier New"/>
+          <w:color w:val="2d1b69"/>
+          <w:sz w:val="20"/>
+          <w:szCs w:val="20"/>
+        </w:rPr>
+        <w:t xml:space="preserve">VALUES ('APLM Sales &amp; Marketing', 'APLM-001', 'PRO', 5000, 20);</w:t>
+      </w:r>
+    </w:p>
+    <w:p>
+      <w:pPr>
+        <w:spacing w:after="80" w:before="80"/>
+      </w:pPr>
+      <w:r>
+        <w:t xml:space="preserve"/>
+      </w:r>
+    </w:p>
+    <w:p>
+      <w:pPr>
+        <w:spacing w:after="60" w:before="60"/>
+      </w:pPr>
+      <w:r>
+        <w:rPr>
+          <w:rFonts w:ascii="Arial" w:cs="Arial" w:eastAsia="Arial" w:hAnsi="Arial"/>
+          <w:b/>
+          <w:bCs/>
+          <w:sz w:val="22"/>
+          <w:szCs w:val="22"/>
+        </w:rPr>
+        <w:t xml:space="preserve">Step 3 — Use CRM API to create AGENCY_ADMIN user (or via Sameer's ICA MASTER_ADMIN panel if API endpoint available).</w:t>
+      </w:r>
+    </w:p>
+    <w:p>
+      <w:pPr>
+        <w:spacing w:after="80" w:before="80"/>
+      </w:pPr>
+      <w:r>
+        <w:t xml:space="preserve"/>
+      </w:r>
+    </w:p>
+    <w:p>
+      <w:pPr>
+        <w:spacing w:after="60" w:before="60"/>
+      </w:pPr>
+      <w:r>
+        <w:rPr>
+          <w:rFonts w:ascii="Arial" w:cs="Arial" w:eastAsia="Arial" w:hAnsi="Arial"/>
+          <w:b/>
+          <w:bCs/>
+          <w:sz w:val="22"/>
+          <w:szCs w:val="22"/>
+        </w:rPr>
+        <w:t xml:space="preserve">Step 4 — Activate subscription:</w:t>
+      </w:r>
+    </w:p>
+    <w:p>
+      <w:pPr>
+        <w:shd w:fill="F5F3FF" w:val="clear"/>
+        <w:spacing w:after="40" w:before="40"/>
+        <w:ind w:left="360"/>
+      </w:pPr>
+      <w:r>
+        <w:rPr>
+          <w:rFonts w:ascii="Courier New" w:cs="Courier New" w:eastAsia="Courier New" w:hAnsi="Courier New"/>
+          <w:color w:val="2d1b69"/>
+          <w:sz w:val="20"/>
+          <w:szCs w:val="20"/>
+        </w:rPr>
+        <w:t xml:space="preserve">UPDATE agencies SET subscription_status='ACTIVE',</w:t>
+      </w:r>
+    </w:p>
+    <w:p>
+      <w:pPr>
+        <w:shd w:fill="F5F3FF" w:val="clear"/>
+        <w:spacing w:after="40" w:before="40"/>
+        <w:ind w:left="360"/>
+      </w:pPr>
+      <w:r>
+        <w:rPr>
+          <w:rFonts w:ascii="Courier New" w:cs="Courier New" w:eastAsia="Courier New" w:hAnsi="Courier New"/>
+          <w:color w:val="2d1b69"/>
+          <w:sz w:val="20"/>
+          <w:szCs w:val="20"/>
+        </w:rPr>
+        <w:t xml:space="preserve">subscription_expiry = NOW() + INTERVAL '30 days'</w:t>
+      </w:r>
+    </w:p>
+    <w:p>
+      <w:pPr>
+        <w:shd w:fill="F5F3FF" w:val="clear"/>
+        <w:spacing w:after="40" w:before="40"/>
+        <w:ind w:left="360"/>
+      </w:pPr>
+      <w:r>
+        <w:rPr>
+          <w:rFonts w:ascii="Courier New" w:cs="Courier New" w:eastAsia="Courier New" w:hAnsi="Courier New"/>
+          <w:color w:val="2d1b69"/>
+          <w:sz w:val="20"/>
+          <w:szCs w:val="20"/>
+        </w:rPr>
+        <w:t xml:space="preserve">WHERE agency_code = 'APLM-001';</w:t>
+      </w:r>
+    </w:p>
+    <w:p>
+      <w:pPr>
+        <w:spacing w:after="80" w:before="80"/>
+      </w:pPr>
+      <w:r>
+        <w:t xml:space="preserve"/>
+      </w:r>
+    </w:p>
+    <w:p>
+      <w:pPr>
+        <w:pStyle w:val="Heading2"/>
+        <w:spacing w:after="120" w:before="240"/>
+      </w:pPr>
+      <w:r>
+        <w:rPr>
+          <w:rFonts w:ascii="Arial" w:cs="Arial" w:eastAsia="Arial" w:hAnsi="Arial"/>
+          <w:b/>
+          <w:bCs/>
+          <w:color w:val="7c3aed"/>
+          <w:sz w:val="26"/>
+          <w:szCs w:val="26"/>
+        </w:rPr>
+        <w:t xml:space="preserve">6.2 Share Credentials with APLM</w:t>
+      </w:r>
+    </w:p>
+    <w:tbl>
+      <w:tblPr>
+        <w:tblW w:type="dxa" w:w="10000"/>
+        <w:tblBorders>
+          <w:top w:val="single" w:color="auto" w:sz="4"/>
+          <w:left w:val="single" w:color="auto" w:sz="4"/>
+          <w:bottom w:val="single" w:color="auto" w:sz="4"/>
+          <w:right w:val="single" w:color="auto" w:sz="4"/>
+          <w:insideH w:val="single" w:color="auto" w:sz="4"/>
+          <w:insideV w:val="single" w:color="auto" w:sz="4"/>
+        </w:tblBorders>
+      </w:tblPr>
+      <w:tblGrid>
+        <w:gridCol w:w="3000"/>
+        <w:gridCol w:w="7000"/>
+      </w:tblGrid>
+      <w:tr>
+        <w:trPr>
+          <w:tblHeader/>
+        </w:trPr>
+        <w:tc>
+          <w:tcPr>
+            <w:tcW w:type="dxa" w:w="3000"/>
+            <w:tcBorders>
+              <w:top w:val="single" w:color="CCCCCC" w:sz="1"/>
+              <w:left w:val="single" w:color="CCCCCC" w:sz="1"/>
+              <w:bottom w:val="single" w:color="CCCCCC" w:sz="1"/>
+              <w:right w:val="single" w:color="CCCCCC" w:sz="1"/>
+            </w:tcBorders>
+            <w:shd w:fill="2d1b69" w:val="clear"/>
+            <w:tcMar>
+              <w:top w:type="dxa" w:w="80"/>
+              <w:left w:type="dxa" w:w="120"/>
+              <w:bottom w:type="dxa" w:w="80"/>
+              <w:right w:type="dxa" w:w="120"/>
+            </w:tcMar>
+          </w:tcPr>
+          <w:p>
+            <w:r>
+              <w:rPr>
+                <w:rFonts w:ascii="Arial" w:cs="Arial" w:eastAsia="Arial" w:hAnsi="Arial"/>
+                <w:b/>
+                <w:bCs/>
+                <w:color w:val="FFFFFF"/>
+                <w:sz w:val="22"/>
+                <w:szCs w:val="22"/>
+              </w:rPr>
+              <w:t xml:space="preserve">Item</w:t>
+            </w:r>
+          </w:p>
+        </w:tc>
+        <w:tc>
+          <w:tcPr>
+            <w:tcW w:type="dxa" w:w="7000"/>
+            <w:tcBorders>
+              <w:top w:val="single" w:color="CCCCCC" w:sz="1"/>
+              <w:left w:val="single" w:color="CCCCCC" w:sz="1"/>
+              <w:bottom w:val="single" w:color="CCCCCC" w:sz="1"/>
+              <w:right w:val="single" w:color="CCCCCC" w:sz="1"/>
+            </w:tcBorders>
+            <w:shd w:fill="2d1b69" w:val="clear"/>
+            <w:tcMar>
+              <w:top w:type="dxa" w:w="80"/>
+              <w:left w:type="dxa" w:w="120"/>
+              <w:bottom w:type="dxa" w:w="80"/>
+              <w:right w:type="dxa" w:w="120"/>
+            </w:tcMar>
+          </w:tcPr>
+          <w:p>
+            <w:r>
+              <w:rPr>
+                <w:rFonts w:ascii="Arial" w:cs="Arial" w:eastAsia="Arial" w:hAnsi="Arial"/>
+                <w:b/>
+                <w:bCs/>
+                <w:color w:val="FFFFFF"/>
+                <w:sz w:val="22"/>
+                <w:szCs w:val="22"/>
+              </w:rPr>
+              <w:t xml:space="preserve">Value</w:t>
+            </w:r>
+          </w:p>
+        </w:tc>
+      </w:tr>
+      <w:tr>
+        <w:tc>
+          <w:tcPr>
+            <w:tcW w:type="dxa" w:w="3000"/>
+            <w:tcBorders>
+              <w:top w:val="single" w:color="CCCCCC" w:sz="1"/>
+              <w:left w:val="single" w:color="CCCCCC" w:sz="1"/>
+              <w:bottom w:val="single" w:color="CCCCCC" w:sz="1"/>
+              <w:right w:val="single" w:color="CCCCCC" w:sz="1"/>
+            </w:tcBorders>
+            <w:shd w:fill="FFFFFF" w:val="clear"/>
+            <w:tcMar>
+              <w:top w:type="dxa" w:w="80"/>
+              <w:left w:type="dxa" w:w="120"/>
+              <w:bottom w:type="dxa" w:w="80"/>
+              <w:right w:type="dxa" w:w="120"/>
+            </w:tcMar>
+          </w:tcPr>
+          <w:p>
+            <w:r>
+              <w:rPr>
+                <w:rFonts w:ascii="Arial" w:cs="Arial" w:eastAsia="Arial" w:hAnsi="Arial"/>
+                <w:sz w:val="22"/>
+                <w:szCs w:val="22"/>
+              </w:rPr>
+              <w:t xml:space="preserve">CRM URL</w:t>
+            </w:r>
+          </w:p>
+        </w:tc>
+        <w:tc>
+          <w:tcPr>
+            <w:tcW w:type="dxa" w:w="7000"/>
+            <w:tcBorders>
+              <w:top w:val="single" w:color="CCCCCC" w:sz="1"/>
+              <w:left w:val="single" w:color="CCCCCC" w:sz="1"/>
+              <w:bottom w:val="single" w:color="CCCCCC" w:sz="1"/>
+              <w:right w:val="single" w:color="CCCCCC" w:sz="1"/>
+            </w:tcBorders>
+            <w:shd w:fill="FFFFFF" w:val="clear"/>
+            <w:tcMar>
+              <w:top w:type="dxa" w:w="80"/>
+              <w:left w:type="dxa" w:w="120"/>
+              <w:bottom w:type="dxa" w:w="80"/>
+              <w:right w:type="dxa" w:w="120"/>
+            </w:tcMar>
+          </w:tcPr>
+          <w:p>
+            <w:r>
+              <w:rPr>
+                <w:rFonts w:ascii="Arial" w:cs="Arial" w:eastAsia="Arial" w:hAnsi="Arial"/>
+                <w:sz w:val="22"/>
+                <w:szCs w:val="22"/>
+              </w:rPr>
+              <w:t xml:space="preserve">https://crm.aplmsales.com</w:t>
+            </w:r>
+          </w:p>
+        </w:tc>
+      </w:tr>
+      <w:tr>
+        <w:tc>
+          <w:tcPr>
+            <w:tcW w:type="dxa" w:w="3000"/>
+            <w:tcBorders>
+              <w:top w:val="single" w:color="CCCCCC" w:sz="1"/>
+              <w:left w:val="single" w:color="CCCCCC" w:sz="1"/>
+              <w:bottom w:val="single" w:color="CCCCCC" w:sz="1"/>
+              <w:right w:val="single" w:color="CCCCCC" w:sz="1"/>
+            </w:tcBorders>
+            <w:shd w:fill="F5F3FF" w:val="clear"/>
+            <w:tcMar>
+              <w:top w:type="dxa" w:w="80"/>
+              <w:left w:type="dxa" w:w="120"/>
+              <w:bottom w:type="dxa" w:w="80"/>
+              <w:right w:type="dxa" w:w="120"/>
+            </w:tcMar>
+          </w:tcPr>
+          <w:p>
+            <w:r>
+              <w:rPr>
+                <w:rFonts w:ascii="Arial" w:cs="Arial" w:eastAsia="Arial" w:hAnsi="Arial"/>
+                <w:sz w:val="22"/>
+                <w:szCs w:val="22"/>
+              </w:rPr>
+              <w:t xml:space="preserve">Username</w:t>
+            </w:r>
+          </w:p>
+        </w:tc>
+        <w:tc>
+          <w:tcPr>
+            <w:tcW w:type="dxa" w:w="7000"/>
+            <w:tcBorders>
+              <w:top w:val="single" w:color="CCCCCC" w:sz="1"/>
+              <w:left w:val="single" w:color="CCCCCC" w:sz="1"/>
+              <w:bottom w:val="single" w:color="CCCCCC" w:sz="1"/>
+              <w:right w:val="single" w:color="CCCCCC" w:sz="1"/>
+            </w:tcBorders>
+            <w:shd w:fill="F5F3FF" w:val="clear"/>
+            <w:tcMar>
+              <w:top w:type="dxa" w:w="80"/>
+              <w:left w:type="dxa" w:w="120"/>
+              <w:bottom w:type="dxa" w:w="80"/>
+              <w:right w:type="dxa" w:w="120"/>
+            </w:tcMar>
+          </w:tcPr>
+          <w:p>
+            <w:r>
+              <w:rPr>
+                <w:rFonts w:ascii="Arial" w:cs="Arial" w:eastAsia="Arial" w:hAnsi="Arial"/>
+                <w:sz w:val="22"/>
+                <w:szCs w:val="22"/>
+              </w:rPr>
+              <w:t xml:space="preserve">&lt;set during admin creation&gt;</w:t>
+            </w:r>
+          </w:p>
+        </w:tc>
+      </w:tr>
+      <w:tr>
+        <w:tc>
+          <w:tcPr>
+            <w:tcW w:type="dxa" w:w="3000"/>
+            <w:tcBorders>
+              <w:top w:val="single" w:color="CCCCCC" w:sz="1"/>
+              <w:left w:val="single" w:color="CCCCCC" w:sz="1"/>
+              <w:bottom w:val="single" w:color="CCCCCC" w:sz="1"/>
+              <w:right w:val="single" w:color="CCCCCC" w:sz="1"/>
+            </w:tcBorders>
+            <w:shd w:fill="FFFFFF" w:val="clear"/>
+            <w:tcMar>
+              <w:top w:type="dxa" w:w="80"/>
+              <w:left w:type="dxa" w:w="120"/>
+              <w:bottom w:type="dxa" w:w="80"/>
+              <w:right w:type="dxa" w:w="120"/>
+            </w:tcMar>
+          </w:tcPr>
+          <w:p>
+            <w:r>
+              <w:rPr>
+                <w:rFonts w:ascii="Arial" w:cs="Arial" w:eastAsia="Arial" w:hAnsi="Arial"/>
+                <w:sz w:val="22"/>
+                <w:szCs w:val="22"/>
+              </w:rPr>
+              <w:t xml:space="preserve">Password</w:t>
+            </w:r>
+          </w:p>
+        </w:tc>
+        <w:tc>
+          <w:tcPr>
+            <w:tcW w:type="dxa" w:w="7000"/>
+            <w:tcBorders>
+              <w:top w:val="single" w:color="CCCCCC" w:sz="1"/>
+              <w:left w:val="single" w:color="CCCCCC" w:sz="1"/>
+              <w:bottom w:val="single" w:color="CCCCCC" w:sz="1"/>
+              <w:right w:val="single" w:color="CCCCCC" w:sz="1"/>
+            </w:tcBorders>
+            <w:shd w:fill="FFFFFF" w:val="clear"/>
+            <w:tcMar>
+              <w:top w:type="dxa" w:w="80"/>
+              <w:left w:type="dxa" w:w="120"/>
+              <w:bottom w:type="dxa" w:w="80"/>
+              <w:right w:type="dxa" w:w="120"/>
+            </w:tcMar>
+          </w:tcPr>
+          <w:p>
+            <w:r>
+              <w:rPr>
+                <w:rFonts w:ascii="Arial" w:cs="Arial" w:eastAsia="Arial" w:hAnsi="Arial"/>
+                <w:sz w:val="22"/>
+                <w:szCs w:val="22"/>
+              </w:rPr>
+              <w:t xml:space="preserve">&lt;set during admin creation&gt;</w:t>
+            </w:r>
+          </w:p>
+        </w:tc>
+      </w:tr>
+      <w:tr>
+        <w:tc>
+          <w:tcPr>
+            <w:tcW w:type="dxa" w:w="3000"/>
+            <w:tcBorders>
+              <w:top w:val="single" w:color="CCCCCC" w:sz="1"/>
+              <w:left w:val="single" w:color="CCCCCC" w:sz="1"/>
+              <w:bottom w:val="single" w:color="CCCCCC" w:sz="1"/>
+              <w:right w:val="single" w:color="CCCCCC" w:sz="1"/>
+            </w:tcBorders>
+            <w:shd w:fill="F5F3FF" w:val="clear"/>
+            <w:tcMar>
+              <w:top w:type="dxa" w:w="80"/>
+              <w:left w:type="dxa" w:w="120"/>
+              <w:bottom w:type="dxa" w:w="80"/>
+              <w:right w:type="dxa" w:w="120"/>
+            </w:tcMar>
+          </w:tcPr>
+          <w:p>
+            <w:r>
+              <w:rPr>
+                <w:rFonts w:ascii="Arial" w:cs="Arial" w:eastAsia="Arial" w:hAnsi="Arial"/>
+                <w:sz w:val="22"/>
+                <w:szCs w:val="22"/>
+              </w:rPr>
+              <w:t xml:space="preserve">Support</w:t>
+            </w:r>
+          </w:p>
+        </w:tc>
+        <w:tc>
+          <w:tcPr>
+            <w:tcW w:type="dxa" w:w="7000"/>
+            <w:tcBorders>
+              <w:top w:val="single" w:color="CCCCCC" w:sz="1"/>
+              <w:left w:val="single" w:color="CCCCCC" w:sz="1"/>
+              <w:bottom w:val="single" w:color="CCCCCC" w:sz="1"/>
+              <w:right w:val="single" w:color="CCCCCC" w:sz="1"/>
+            </w:tcBorders>
+            <w:shd w:fill="F5F3FF" w:val="clear"/>
+            <w:tcMar>
+              <w:top w:type="dxa" w:w="80"/>
+              <w:left w:type="dxa" w:w="120"/>
+              <w:bottom w:type="dxa" w:w="80"/>
+              <w:right w:type="dxa" w:w="120"/>
+            </w:tcMar>
+          </w:tcPr>
+          <w:p>
+            <w:r>
+              <w:rPr>
+                <w:rFonts w:ascii="Arial" w:cs="Arial" w:eastAsia="Arial" w:hAnsi="Arial"/>
+                <w:sz w:val="22"/>
+                <w:szCs w:val="22"/>
+              </w:rPr>
+              <w:t xml:space="preserve">support@icaweb.in</w:t>
+            </w:r>
+          </w:p>
+        </w:tc>
+      </w:tr>
+    </w:tbl>
+    <w:p>
+      <w:pPr>
+        <w:spacing w:after="80" w:before="80"/>
+      </w:pPr>
+      <w:r>
+        <w:t xml:space="preserve"/>
+      </w:r>
+    </w:p>
+    <w:p>
+      <w:pPr>
+        <w:pStyle w:val="Heading2"/>
+        <w:spacing w:after="120" w:before="240"/>
+      </w:pPr>
+      <w:r>
+        <w:rPr>
+          <w:rFonts w:ascii="Arial" w:cs="Arial" w:eastAsia="Arial" w:hAnsi="Arial"/>
+          <w:b/>
+          <w:bCs/>
+          <w:color w:val="7c3aed"/>
+          <w:sz w:val="26"/>
+          <w:szCs w:val="26"/>
+        </w:rPr>
+        <w:t xml:space="preserve">6.3 APLM Admin Completes Setup</w:t>
+      </w:r>
+    </w:p>
+    <w:p>
+      <w:pPr>
+        <w:pStyle w:val="ListParagraph"/>
+        <w:numPr>
+          <w:ilvl w:val="0"/>
+          <w:numId w:val="3"/>
+        </w:numPr>
+      </w:pPr>
+      <w:r>
+        <w:rPr>
+          <w:rFonts w:ascii="Arial" w:cs="Arial" w:eastAsia="Arial" w:hAnsi="Arial"/>
+          <w:sz w:val="22"/>
+          <w:szCs w:val="22"/>
+        </w:rPr>
+        <w:t xml:space="preserve">AGENCY_ADMIN logs in at crm.aplmsales.com</w:t>
+      </w:r>
+    </w:p>
+    <w:p>
+      <w:pPr>
+        <w:pStyle w:val="ListParagraph"/>
+        <w:numPr>
+          <w:ilvl w:val="0"/>
+          <w:numId w:val="3"/>
+        </w:numPr>
+      </w:pPr>
+      <w:r>
+        <w:rPr>
+          <w:rFonts w:ascii="Arial" w:cs="Arial" w:eastAsia="Arial" w:hAnsi="Arial"/>
+          <w:sz w:val="22"/>
+          <w:szCs w:val="22"/>
+        </w:rPr>
+        <w:t xml:space="preserve">Creates TEAM_LEADER accounts</w:t>
+      </w:r>
+    </w:p>
+    <w:p>
+      <w:pPr>
+        <w:pStyle w:val="ListParagraph"/>
+        <w:numPr>
+          <w:ilvl w:val="0"/>
+          <w:numId w:val="3"/>
+        </w:numPr>
+      </w:pPr>
+      <w:r>
+        <w:rPr>
+          <w:rFonts w:ascii="Arial" w:cs="Arial" w:eastAsia="Arial" w:hAnsi="Arial"/>
+          <w:sz w:val="22"/>
+          <w:szCs w:val="22"/>
+        </w:rPr>
+        <w:t xml:space="preserve">Creates TELE_CALLER accounts</w:t>
+      </w:r>
+    </w:p>
+    <w:p>
+      <w:pPr>
+        <w:pStyle w:val="ListParagraph"/>
+        <w:numPr>
+          <w:ilvl w:val="0"/>
+          <w:numId w:val="3"/>
+        </w:numPr>
+      </w:pPr>
+      <w:r>
+        <w:rPr>
+          <w:rFonts w:ascii="Arial" w:cs="Arial" w:eastAsia="Arial" w:hAnsi="Arial"/>
+          <w:sz w:val="22"/>
+          <w:szCs w:val="22"/>
+        </w:rPr>
+        <w:t xml:space="preserve">Sets up Business Profile (AI context)</w:t>
+      </w:r>
+    </w:p>
+    <w:p>
+      <w:pPr>
+        <w:pStyle w:val="ListParagraph"/>
+        <w:numPr>
+          <w:ilvl w:val="0"/>
+          <w:numId w:val="3"/>
+        </w:numPr>
+      </w:pPr>
+      <w:r>
+        <w:rPr>
+          <w:rFonts w:ascii="Arial" w:cs="Arial" w:eastAsia="Arial" w:hAnsi="Arial"/>
+          <w:sz w:val="22"/>
+          <w:szCs w:val="22"/>
+        </w:rPr>
+        <w:t xml:space="preserve">TEAM_LEADER adds leads and assigns to telecallers</w:t>
+      </w:r>
+    </w:p>
+    <w:p>
+      <w:pPr>
+        <w:pStyle w:val="ListParagraph"/>
+        <w:numPr>
+          <w:ilvl w:val="0"/>
+          <w:numId w:val="3"/>
+        </w:numPr>
+      </w:pPr>
+      <w:r>
+        <w:rPr>
+          <w:rFonts w:ascii="Arial" w:cs="Arial" w:eastAsia="Arial" w:hAnsi="Arial"/>
+          <w:sz w:val="22"/>
+          <w:szCs w:val="22"/>
+        </w:rPr>
+        <w:t xml:space="preserve">TELE_CALLERs start calling and using AI tools</w:t>
+      </w:r>
+    </w:p>
+    <w:p>
+      <w:pPr>
+        <w:spacing w:after="80" w:before="80"/>
+      </w:pPr>
+      <w:r>
+        <w:t xml:space="preserve"/>
+      </w:r>
+    </w:p>
+    <w:p>
+      <w:pPr>
+        <w:pStyle w:val="Heading1"/>
+        <w:pBdr>
+          <w:bottom w:val="single" w:color="7c3aed" w:sz="6" w:space="4"/>
+        </w:pBdr>
+        <w:spacing w:after="160" w:before="320"/>
+      </w:pPr>
+      <w:r>
+        <w:rPr>
+          <w:rFonts w:ascii="Arial" w:cs="Arial" w:eastAsia="Arial" w:hAnsi="Arial"/>
+          <w:b/>
+          <w:bCs/>
+          <w:color w:val="2d1b69"/>
           <w:sz w:val="32"/>
           <w:szCs w:val="32"/>
         </w:rPr>
-        <w:t xml:space="preserve">7. Branding &amp; Website (Pending)</w:t>
+        <w:t xml:space="preserve">7. Nginx Configuration</w:t>
+      </w:r>
+    </w:p>
+    <w:p>
+      <w:pPr>
+        <w:spacing w:after="60" w:before="60"/>
+      </w:pPr>
+      <w:r>
+        <w:rPr>
+          <w:rFonts w:ascii="Arial" w:cs="Arial" w:eastAsia="Arial" w:hAnsi="Arial"/>
+          <w:b/>
+          <w:bCs/>
+          <w:sz w:val="22"/>
+          <w:szCs w:val="22"/>
+        </w:rPr>
+        <w:t xml:space="preserve">File: /etc/nginx/sites-available/aplm-crm</w:t>
+      </w:r>
+    </w:p>
+    <w:p>
+      <w:pPr>
+        <w:shd w:fill="F5F3FF" w:val="clear"/>
+        <w:spacing w:after="40" w:before="40"/>
+        <w:ind w:left="360"/>
+      </w:pPr>
+      <w:r>
+        <w:rPr>
+          <w:rFonts w:ascii="Courier New" w:cs="Courier New" w:eastAsia="Courier New" w:hAnsi="Courier New"/>
+          <w:color w:val="2d1b69"/>
+          <w:sz w:val="20"/>
+          <w:szCs w:val="20"/>
+        </w:rPr>
+        <w:t xml:space="preserve">server {</w:t>
+      </w:r>
+    </w:p>
+    <w:p>
+      <w:pPr>
+        <w:shd w:fill="F5F3FF" w:val="clear"/>
+        <w:spacing w:after="40" w:before="40"/>
+        <w:ind w:left="360"/>
+      </w:pPr>
+      <w:r>
+        <w:rPr>
+          <w:rFonts w:ascii="Courier New" w:cs="Courier New" w:eastAsia="Courier New" w:hAnsi="Courier New"/>
+          <w:color w:val="2d1b69"/>
+          <w:sz w:val="20"/>
+          <w:szCs w:val="20"/>
+        </w:rPr>
+        <w:t xml:space="preserve">    listen 80;</w:t>
+      </w:r>
+    </w:p>
+    <w:p>
+      <w:pPr>
+        <w:shd w:fill="F5F3FF" w:val="clear"/>
+        <w:spacing w:after="40" w:before="40"/>
+        <w:ind w:left="360"/>
+      </w:pPr>
+      <w:r>
+        <w:rPr>
+          <w:rFonts w:ascii="Courier New" w:cs="Courier New" w:eastAsia="Courier New" w:hAnsi="Courier New"/>
+          <w:color w:val="2d1b69"/>
+          <w:sz w:val="20"/>
+          <w:szCs w:val="20"/>
+        </w:rPr>
+        <w:t xml:space="preserve">    server_name aplmsales.com www.aplmsales.com crm.aplmsales.com;</w:t>
+      </w:r>
+    </w:p>
+    <w:p>
+      <w:pPr>
+        <w:shd w:fill="F5F3FF" w:val="clear"/>
+        <w:spacing w:after="40" w:before="40"/>
+        <w:ind w:left="360"/>
+      </w:pPr>
+      <w:r>
+        <w:rPr>
+          <w:rFonts w:ascii="Courier New" w:cs="Courier New" w:eastAsia="Courier New" w:hAnsi="Courier New"/>
+          <w:color w:val="2d1b69"/>
+          <w:sz w:val="20"/>
+          <w:szCs w:val="20"/>
+        </w:rPr>
+        <w:t xml:space="preserve">    location / {</w:t>
+      </w:r>
+    </w:p>
+    <w:p>
+      <w:pPr>
+        <w:shd w:fill="F5F3FF" w:val="clear"/>
+        <w:spacing w:after="40" w:before="40"/>
+        <w:ind w:left="360"/>
+      </w:pPr>
+      <w:r>
+        <w:rPr>
+          <w:rFonts w:ascii="Courier New" w:cs="Courier New" w:eastAsia="Courier New" w:hAnsi="Courier New"/>
+          <w:color w:val="2d1b69"/>
+          <w:sz w:val="20"/>
+          <w:szCs w:val="20"/>
+        </w:rPr>
+        <w:t xml:space="preserve">        proxy_pass http://localhost:5001;</w:t>
+      </w:r>
+    </w:p>
+    <w:p>
+      <w:pPr>
+        <w:shd w:fill="F5F3FF" w:val="clear"/>
+        <w:spacing w:after="40" w:before="40"/>
+        <w:ind w:left="360"/>
+      </w:pPr>
+      <w:r>
+        <w:rPr>
+          <w:rFonts w:ascii="Courier New" w:cs="Courier New" w:eastAsia="Courier New" w:hAnsi="Courier New"/>
+          <w:color w:val="2d1b69"/>
+          <w:sz w:val="20"/>
+          <w:szCs w:val="20"/>
+        </w:rPr>
+        <w:t xml:space="preserve">        proxy_http_version 1.1;</w:t>
+      </w:r>
+    </w:p>
+    <w:p>
+      <w:pPr>
+        <w:shd w:fill="F5F3FF" w:val="clear"/>
+        <w:spacing w:after="40" w:before="40"/>
+        <w:ind w:left="360"/>
+      </w:pPr>
+      <w:r>
+        <w:rPr>
+          <w:rFonts w:ascii="Courier New" w:cs="Courier New" w:eastAsia="Courier New" w:hAnsi="Courier New"/>
+          <w:color w:val="2d1b69"/>
+          <w:sz w:val="20"/>
+          <w:szCs w:val="20"/>
+        </w:rPr>
+        <w:t xml:space="preserve">        proxy_set_header Upgrade $http_upgrade;</w:t>
+      </w:r>
+    </w:p>
+    <w:p>
+      <w:pPr>
+        <w:shd w:fill="F5F3FF" w:val="clear"/>
+        <w:spacing w:after="40" w:before="40"/>
+        <w:ind w:left="360"/>
+      </w:pPr>
+      <w:r>
+        <w:rPr>
+          <w:rFonts w:ascii="Courier New" w:cs="Courier New" w:eastAsia="Courier New" w:hAnsi="Courier New"/>
+          <w:color w:val="2d1b69"/>
+          <w:sz w:val="20"/>
+          <w:szCs w:val="20"/>
+        </w:rPr>
+        <w:t xml:space="preserve">        proxy_set_header Connection 'upgrade';</w:t>
+      </w:r>
+    </w:p>
+    <w:p>
+      <w:pPr>
+        <w:shd w:fill="F5F3FF" w:val="clear"/>
+        <w:spacing w:after="40" w:before="40"/>
+        <w:ind w:left="360"/>
+      </w:pPr>
+      <w:r>
+        <w:rPr>
+          <w:rFonts w:ascii="Courier New" w:cs="Courier New" w:eastAsia="Courier New" w:hAnsi="Courier New"/>
+          <w:color w:val="2d1b69"/>
+          <w:sz w:val="20"/>
+          <w:szCs w:val="20"/>
+        </w:rPr>
+        <w:t xml:space="preserve">        proxy_set_header Host $host;</w:t>
+      </w:r>
+    </w:p>
+    <w:p>
+      <w:pPr>
+        <w:shd w:fill="F5F3FF" w:val="clear"/>
+        <w:spacing w:after="40" w:before="40"/>
+        <w:ind w:left="360"/>
+      </w:pPr>
+      <w:r>
+        <w:rPr>
+          <w:rFonts w:ascii="Courier New" w:cs="Courier New" w:eastAsia="Courier New" w:hAnsi="Courier New"/>
+          <w:color w:val="2d1b69"/>
+          <w:sz w:val="20"/>
+          <w:szCs w:val="20"/>
+        </w:rPr>
+        <w:t xml:space="preserve">        proxy_cache_bypass $http_upgrade;</w:t>
+      </w:r>
+    </w:p>
+    <w:p>
+      <w:pPr>
+        <w:shd w:fill="F5F3FF" w:val="clear"/>
+        <w:spacing w:after="40" w:before="40"/>
+        <w:ind w:left="360"/>
+      </w:pPr>
+      <w:r>
+        <w:rPr>
+          <w:rFonts w:ascii="Courier New" w:cs="Courier New" w:eastAsia="Courier New" w:hAnsi="Courier New"/>
+          <w:color w:val="2d1b69"/>
+          <w:sz w:val="20"/>
+          <w:szCs w:val="20"/>
+        </w:rPr>
+        <w:t xml:space="preserve">    }</w:t>
+      </w:r>
+    </w:p>
+    <w:p>
+      <w:pPr>
+        <w:shd w:fill="F5F3FF" w:val="clear"/>
+        <w:spacing w:after="40" w:before="40"/>
+        <w:ind w:left="360"/>
+      </w:pPr>
+      <w:r>
+        <w:rPr>
+          <w:rFonts w:ascii="Courier New" w:cs="Courier New" w:eastAsia="Courier New" w:hAnsi="Courier New"/>
+          <w:color w:val="2d1b69"/>
+          <w:sz w:val="20"/>
+          <w:szCs w:val="20"/>
+        </w:rPr>
+        <w:t xml:space="preserve">}</w:t>
+      </w:r>
+    </w:p>
+    <w:p>
+      <w:pPr>
+        <w:spacing w:after="80" w:before="80"/>
+      </w:pPr>
+      <w:r>
+        <w:t xml:space="preserve"/>
+      </w:r>
+    </w:p>
+    <w:p>
+      <w:pPr>
+        <w:spacing w:after="60" w:before="60"/>
+      </w:pPr>
+      <w:r>
+        <w:rPr>
+          <w:rFonts w:ascii="Arial" w:cs="Arial" w:eastAsia="Arial" w:hAnsi="Arial"/>
+          <w:b/>
+          <w:bCs/>
+          <w:sz w:val="22"/>
+          <w:szCs w:val="22"/>
+        </w:rPr>
+        <w:t xml:space="preserve">SSL:</w:t>
+      </w:r>
+    </w:p>
+    <w:p>
+      <w:pPr>
+        <w:shd w:fill="F5F3FF" w:val="clear"/>
+        <w:spacing w:after="40" w:before="40"/>
+        <w:ind w:left="360"/>
+      </w:pPr>
+      <w:r>
+        <w:rPr>
+          <w:rFonts w:ascii="Courier New" w:cs="Courier New" w:eastAsia="Courier New" w:hAnsi="Courier New"/>
+          <w:color w:val="2d1b69"/>
+          <w:sz w:val="20"/>
+          <w:szCs w:val="20"/>
+        </w:rPr>
+        <w:t xml:space="preserve">certbot --nginx -d aplmsales.com -d www.aplmsales.com -d crm.aplmsales.com</w:t>
+      </w:r>
+    </w:p>
+    <w:p>
+      <w:pPr>
+        <w:shd w:fill="F5F3FF" w:val="clear"/>
+        <w:spacing w:after="40" w:before="40"/>
+        <w:ind w:left="360"/>
+      </w:pPr>
+      <w:r>
+        <w:rPr>
+          <w:rFonts w:ascii="Courier New" w:cs="Courier New" w:eastAsia="Courier New" w:hAnsi="Courier New"/>
+          <w:color w:val="2d1b69"/>
+          <w:sz w:val="20"/>
+          <w:szCs w:val="20"/>
+        </w:rPr>
+        <w:t xml:space="preserve">certbot renew &amp;&amp; systemctl reload nginx</w:t>
+      </w:r>
+    </w:p>
+    <w:p>
+      <w:pPr>
+        <w:spacing w:after="80" w:before="80"/>
+      </w:pPr>
+      <w:r>
+        <w:t xml:space="preserve"/>
+      </w:r>
+    </w:p>
+    <w:p>
+      <w:pPr>
+        <w:pStyle w:val="Heading1"/>
+        <w:pBdr>
+          <w:bottom w:val="single" w:color="7c3aed" w:sz="6" w:space="4"/>
+        </w:pBdr>
+        <w:spacing w:after="160" w:before="320"/>
+      </w:pPr>
+      <w:r>
+        <w:rPr>
+          <w:rFonts w:ascii="Arial" w:cs="Arial" w:eastAsia="Arial" w:hAnsi="Arial"/>
+          <w:b/>
+          <w:bCs/>
+          <w:color w:val="2d1b69"/>
+          <w:sz w:val="32"/>
+          <w:szCs w:val="32"/>
+        </w:rPr>
+        <w:t xml:space="preserve">8. GitHub Repository</w:t>
+      </w:r>
+    </w:p>
+    <w:tbl>
+      <w:tblPr>
+        <w:tblW w:type="dxa" w:w="10000"/>
+        <w:tblBorders>
+          <w:top w:val="single" w:color="auto" w:sz="4"/>
+          <w:left w:val="single" w:color="auto" w:sz="4"/>
+          <w:bottom w:val="single" w:color="auto" w:sz="4"/>
+          <w:right w:val="single" w:color="auto" w:sz="4"/>
+          <w:insideH w:val="single" w:color="auto" w:sz="4"/>
+          <w:insideV w:val="single" w:color="auto" w:sz="4"/>
+        </w:tblBorders>
+      </w:tblPr>
+      <w:tblGrid>
+        <w:gridCol w:w="3000"/>
+        <w:gridCol w:w="7000"/>
+      </w:tblGrid>
+      <w:tr>
+        <w:trPr>
+          <w:tblHeader/>
+        </w:trPr>
+        <w:tc>
+          <w:tcPr>
+            <w:tcW w:type="dxa" w:w="3000"/>
+            <w:tcBorders>
+              <w:top w:val="single" w:color="CCCCCC" w:sz="1"/>
+              <w:left w:val="single" w:color="CCCCCC" w:sz="1"/>
+              <w:bottom w:val="single" w:color="CCCCCC" w:sz="1"/>
+              <w:right w:val="single" w:color="CCCCCC" w:sz="1"/>
+            </w:tcBorders>
+            <w:shd w:fill="2d1b69" w:val="clear"/>
+            <w:tcMar>
+              <w:top w:type="dxa" w:w="80"/>
+              <w:left w:type="dxa" w:w="120"/>
+              <w:bottom w:type="dxa" w:w="80"/>
+              <w:right w:type="dxa" w:w="120"/>
+            </w:tcMar>
+          </w:tcPr>
+          <w:p>
+            <w:r>
+              <w:rPr>
+                <w:rFonts w:ascii="Arial" w:cs="Arial" w:eastAsia="Arial" w:hAnsi="Arial"/>
+                <w:b/>
+                <w:bCs/>
+                <w:color w:val="FFFFFF"/>
+                <w:sz w:val="22"/>
+                <w:szCs w:val="22"/>
+              </w:rPr>
+              <w:t xml:space="preserve">Item</w:t>
+            </w:r>
+          </w:p>
+        </w:tc>
+        <w:tc>
+          <w:tcPr>
+            <w:tcW w:type="dxa" w:w="7000"/>
+            <w:tcBorders>
+              <w:top w:val="single" w:color="CCCCCC" w:sz="1"/>
+              <w:left w:val="single" w:color="CCCCCC" w:sz="1"/>
+              <w:bottom w:val="single" w:color="CCCCCC" w:sz="1"/>
+              <w:right w:val="single" w:color="CCCCCC" w:sz="1"/>
+            </w:tcBorders>
+            <w:shd w:fill="2d1b69" w:val="clear"/>
+            <w:tcMar>
+              <w:top w:type="dxa" w:w="80"/>
+              <w:left w:type="dxa" w:w="120"/>
+              <w:bottom w:type="dxa" w:w="80"/>
+              <w:right w:type="dxa" w:w="120"/>
+            </w:tcMar>
+          </w:tcPr>
+          <w:p>
+            <w:r>
+              <w:rPr>
+                <w:rFonts w:ascii="Arial" w:cs="Arial" w:eastAsia="Arial" w:hAnsi="Arial"/>
+                <w:b/>
+                <w:bCs/>
+                <w:color w:val="FFFFFF"/>
+                <w:sz w:val="22"/>
+                <w:szCs w:val="22"/>
+              </w:rPr>
+              <w:t xml:space="preserve">Detail</w:t>
+            </w:r>
+          </w:p>
+        </w:tc>
+      </w:tr>
+      <w:tr>
+        <w:tc>
+          <w:tcPr>
+            <w:tcW w:type="dxa" w:w="3000"/>
+            <w:tcBorders>
+              <w:top w:val="single" w:color="CCCCCC" w:sz="1"/>
+              <w:left w:val="single" w:color="CCCCCC" w:sz="1"/>
+              <w:bottom w:val="single" w:color="CCCCCC" w:sz="1"/>
+              <w:right w:val="single" w:color="CCCCCC" w:sz="1"/>
+            </w:tcBorders>
+            <w:shd w:fill="FFFFFF" w:val="clear"/>
+            <w:tcMar>
+              <w:top w:type="dxa" w:w="80"/>
+              <w:left w:type="dxa" w:w="120"/>
+              <w:bottom w:type="dxa" w:w="80"/>
+              <w:right w:type="dxa" w:w="120"/>
+            </w:tcMar>
+          </w:tcPr>
+          <w:p>
+            <w:r>
+              <w:rPr>
+                <w:rFonts w:ascii="Arial" w:cs="Arial" w:eastAsia="Arial" w:hAnsi="Arial"/>
+                <w:sz w:val="22"/>
+                <w:szCs w:val="22"/>
+              </w:rPr>
+              <w:t xml:space="preserve">Repo URL</w:t>
+            </w:r>
+          </w:p>
+        </w:tc>
+        <w:tc>
+          <w:tcPr>
+            <w:tcW w:type="dxa" w:w="7000"/>
+            <w:tcBorders>
+              <w:top w:val="single" w:color="CCCCCC" w:sz="1"/>
+              <w:left w:val="single" w:color="CCCCCC" w:sz="1"/>
+              <w:bottom w:val="single" w:color="CCCCCC" w:sz="1"/>
+              <w:right w:val="single" w:color="CCCCCC" w:sz="1"/>
+            </w:tcBorders>
+            <w:shd w:fill="FFFFFF" w:val="clear"/>
+            <w:tcMar>
+              <w:top w:type="dxa" w:w="80"/>
+              <w:left w:type="dxa" w:w="120"/>
+              <w:bottom w:type="dxa" w:w="80"/>
+              <w:right w:type="dxa" w:w="120"/>
+            </w:tcMar>
+          </w:tcPr>
+          <w:p>
+            <w:r>
+              <w:rPr>
+                <w:rFonts w:ascii="Arial" w:cs="Arial" w:eastAsia="Arial" w:hAnsi="Arial"/>
+                <w:sz w:val="22"/>
+                <w:szCs w:val="22"/>
+              </w:rPr>
+              <w:t xml:space="preserve">https://github.com/icassameer/aplm</w:t>
+            </w:r>
+          </w:p>
+        </w:tc>
+      </w:tr>
+      <w:tr>
+        <w:tc>
+          <w:tcPr>
+            <w:tcW w:type="dxa" w:w="3000"/>
+            <w:tcBorders>
+              <w:top w:val="single" w:color="CCCCCC" w:sz="1"/>
+              <w:left w:val="single" w:color="CCCCCC" w:sz="1"/>
+              <w:bottom w:val="single" w:color="CCCCCC" w:sz="1"/>
+              <w:right w:val="single" w:color="CCCCCC" w:sz="1"/>
+            </w:tcBorders>
+            <w:shd w:fill="F5F3FF" w:val="clear"/>
+            <w:tcMar>
+              <w:top w:type="dxa" w:w="80"/>
+              <w:left w:type="dxa" w:w="120"/>
+              <w:bottom w:type="dxa" w:w="80"/>
+              <w:right w:type="dxa" w:w="120"/>
+            </w:tcMar>
+          </w:tcPr>
+          <w:p>
+            <w:r>
+              <w:rPr>
+                <w:rFonts w:ascii="Arial" w:cs="Arial" w:eastAsia="Arial" w:hAnsi="Arial"/>
+                <w:sz w:val="22"/>
+                <w:szCs w:val="22"/>
+              </w:rPr>
+              <w:t xml:space="preserve">Visibility</w:t>
+            </w:r>
+          </w:p>
+        </w:tc>
+        <w:tc>
+          <w:tcPr>
+            <w:tcW w:type="dxa" w:w="7000"/>
+            <w:tcBorders>
+              <w:top w:val="single" w:color="CCCCCC" w:sz="1"/>
+              <w:left w:val="single" w:color="CCCCCC" w:sz="1"/>
+              <w:bottom w:val="single" w:color="CCCCCC" w:sz="1"/>
+              <w:right w:val="single" w:color="CCCCCC" w:sz="1"/>
+            </w:tcBorders>
+            <w:shd w:fill="F5F3FF" w:val="clear"/>
+            <w:tcMar>
+              <w:top w:type="dxa" w:w="80"/>
+              <w:left w:type="dxa" w:w="120"/>
+              <w:bottom w:type="dxa" w:w="80"/>
+              <w:right w:type="dxa" w:w="120"/>
+            </w:tcMar>
+          </w:tcPr>
+          <w:p>
+            <w:r>
+              <w:rPr>
+                <w:rFonts w:ascii="Arial" w:cs="Arial" w:eastAsia="Arial" w:hAnsi="Arial"/>
+                <w:sz w:val="22"/>
+                <w:szCs w:val="22"/>
+              </w:rPr>
+              <w:t xml:space="preserve">Private</w:t>
+            </w:r>
+          </w:p>
+        </w:tc>
+      </w:tr>
+      <w:tr>
+        <w:tc>
+          <w:tcPr>
+            <w:tcW w:type="dxa" w:w="3000"/>
+            <w:tcBorders>
+              <w:top w:val="single" w:color="CCCCCC" w:sz="1"/>
+              <w:left w:val="single" w:color="CCCCCC" w:sz="1"/>
+              <w:bottom w:val="single" w:color="CCCCCC" w:sz="1"/>
+              <w:right w:val="single" w:color="CCCCCC" w:sz="1"/>
+            </w:tcBorders>
+            <w:shd w:fill="FFFFFF" w:val="clear"/>
+            <w:tcMar>
+              <w:top w:type="dxa" w:w="80"/>
+              <w:left w:type="dxa" w:w="120"/>
+              <w:bottom w:type="dxa" w:w="80"/>
+              <w:right w:type="dxa" w:w="120"/>
+            </w:tcMar>
+          </w:tcPr>
+          <w:p>
+            <w:r>
+              <w:rPr>
+                <w:rFonts w:ascii="Arial" w:cs="Arial" w:eastAsia="Arial" w:hAnsi="Arial"/>
+                <w:sz w:val="22"/>
+                <w:szCs w:val="22"/>
+              </w:rPr>
+              <w:t xml:space="preserve">Branch</w:t>
+            </w:r>
+          </w:p>
+        </w:tc>
+        <w:tc>
+          <w:tcPr>
+            <w:tcW w:type="dxa" w:w="7000"/>
+            <w:tcBorders>
+              <w:top w:val="single" w:color="CCCCCC" w:sz="1"/>
+              <w:left w:val="single" w:color="CCCCCC" w:sz="1"/>
+              <w:bottom w:val="single" w:color="CCCCCC" w:sz="1"/>
+              <w:right w:val="single" w:color="CCCCCC" w:sz="1"/>
+            </w:tcBorders>
+            <w:shd w:fill="FFFFFF" w:val="clear"/>
+            <w:tcMar>
+              <w:top w:type="dxa" w:w="80"/>
+              <w:left w:type="dxa" w:w="120"/>
+              <w:bottom w:type="dxa" w:w="80"/>
+              <w:right w:type="dxa" w:w="120"/>
+            </w:tcMar>
+          </w:tcPr>
+          <w:p>
+            <w:r>
+              <w:rPr>
+                <w:rFonts w:ascii="Arial" w:cs="Arial" w:eastAsia="Arial" w:hAnsi="Arial"/>
+                <w:sz w:val="22"/>
+                <w:szCs w:val="22"/>
+              </w:rPr>
+              <w:t xml:space="preserve">master</w:t>
+            </w:r>
+          </w:p>
+        </w:tc>
+      </w:tr>
+      <w:tr>
+        <w:tc>
+          <w:tcPr>
+            <w:tcW w:type="dxa" w:w="3000"/>
+            <w:tcBorders>
+              <w:top w:val="single" w:color="CCCCCC" w:sz="1"/>
+              <w:left w:val="single" w:color="CCCCCC" w:sz="1"/>
+              <w:bottom w:val="single" w:color="CCCCCC" w:sz="1"/>
+              <w:right w:val="single" w:color="CCCCCC" w:sz="1"/>
+            </w:tcBorders>
+            <w:shd w:fill="F5F3FF" w:val="clear"/>
+            <w:tcMar>
+              <w:top w:type="dxa" w:w="80"/>
+              <w:left w:type="dxa" w:w="120"/>
+              <w:bottom w:type="dxa" w:w="80"/>
+              <w:right w:type="dxa" w:w="120"/>
+            </w:tcMar>
+          </w:tcPr>
+          <w:p>
+            <w:r>
+              <w:rPr>
+                <w:rFonts w:ascii="Arial" w:cs="Arial" w:eastAsia="Arial" w:hAnsi="Arial"/>
+                <w:sz w:val="22"/>
+                <w:szCs w:val="22"/>
+              </w:rPr>
+              <w:t xml:space="preserve">Current Tag</w:t>
+            </w:r>
+          </w:p>
+        </w:tc>
+        <w:tc>
+          <w:tcPr>
+            <w:tcW w:type="dxa" w:w="7000"/>
+            <w:tcBorders>
+              <w:top w:val="single" w:color="CCCCCC" w:sz="1"/>
+              <w:left w:val="single" w:color="CCCCCC" w:sz="1"/>
+              <w:bottom w:val="single" w:color="CCCCCC" w:sz="1"/>
+              <w:right w:val="single" w:color="CCCCCC" w:sz="1"/>
+            </w:tcBorders>
+            <w:shd w:fill="F5F3FF" w:val="clear"/>
+            <w:tcMar>
+              <w:top w:type="dxa" w:w="80"/>
+              <w:left w:type="dxa" w:w="120"/>
+              <w:bottom w:type="dxa" w:w="80"/>
+              <w:right w:type="dxa" w:w="120"/>
+            </w:tcMar>
+          </w:tcPr>
+          <w:p>
+            <w:r>
+              <w:rPr>
+                <w:rFonts w:ascii="Arial" w:cs="Arial" w:eastAsia="Arial" w:hAnsi="Arial"/>
+                <w:sz w:val="22"/>
+                <w:szCs w:val="22"/>
+              </w:rPr>
+              <w:t xml:space="preserve">v0.1</w:t>
+            </w:r>
+          </w:p>
+        </w:tc>
+      </w:tr>
+      <w:tr>
+        <w:tc>
+          <w:tcPr>
+            <w:tcW w:type="dxa" w:w="3000"/>
+            <w:tcBorders>
+              <w:top w:val="single" w:color="CCCCCC" w:sz="1"/>
+              <w:left w:val="single" w:color="CCCCCC" w:sz="1"/>
+              <w:bottom w:val="single" w:color="CCCCCC" w:sz="1"/>
+              <w:right w:val="single" w:color="CCCCCC" w:sz="1"/>
+            </w:tcBorders>
+            <w:shd w:fill="FFFFFF" w:val="clear"/>
+            <w:tcMar>
+              <w:top w:type="dxa" w:w="80"/>
+              <w:left w:type="dxa" w:w="120"/>
+              <w:bottom w:type="dxa" w:w="80"/>
+              <w:right w:type="dxa" w:w="120"/>
+            </w:tcMar>
+          </w:tcPr>
+          <w:p>
+            <w:r>
+              <w:rPr>
+                <w:rFonts w:ascii="Arial" w:cs="Arial" w:eastAsia="Arial" w:hAnsi="Arial"/>
+                <w:sz w:val="22"/>
+                <w:szCs w:val="22"/>
+              </w:rPr>
+              <w:t xml:space="preserve">Remote</w:t>
+            </w:r>
+          </w:p>
+        </w:tc>
+        <w:tc>
+          <w:tcPr>
+            <w:tcW w:type="dxa" w:w="7000"/>
+            <w:tcBorders>
+              <w:top w:val="single" w:color="CCCCCC" w:sz="1"/>
+              <w:left w:val="single" w:color="CCCCCC" w:sz="1"/>
+              <w:bottom w:val="single" w:color="CCCCCC" w:sz="1"/>
+              <w:right w:val="single" w:color="CCCCCC" w:sz="1"/>
+            </w:tcBorders>
+            <w:shd w:fill="FFFFFF" w:val="clear"/>
+            <w:tcMar>
+              <w:top w:type="dxa" w:w="80"/>
+              <w:left w:type="dxa" w:w="120"/>
+              <w:bottom w:type="dxa" w:w="80"/>
+              <w:right w:type="dxa" w:w="120"/>
+            </w:tcMar>
+          </w:tcPr>
+          <w:p>
+            <w:r>
+              <w:rPr>
+                <w:rFonts w:ascii="Arial" w:cs="Arial" w:eastAsia="Arial" w:hAnsi="Arial"/>
+                <w:sz w:val="22"/>
+                <w:szCs w:val="22"/>
+              </w:rPr>
+              <w:t xml:space="preserve">https://github.com/icassameer/aplm.git</w:t>
+            </w:r>
+          </w:p>
+        </w:tc>
+      </w:tr>
+    </w:tbl>
+    <w:p>
+      <w:pPr>
+        <w:spacing w:after="80" w:before="80"/>
+      </w:pPr>
+      <w:r>
+        <w:t xml:space="preserve"/>
+      </w:r>
+    </w:p>
+    <w:p>
+      <w:pPr>
+        <w:spacing w:after="60" w:before="60"/>
+      </w:pPr>
+      <w:r>
+        <w:rPr>
+          <w:rFonts w:ascii="Arial" w:cs="Arial" w:eastAsia="Arial" w:hAnsi="Arial"/>
+          <w:b/>
+          <w:bCs/>
+          <w:sz w:val="22"/>
+          <w:szCs w:val="22"/>
+        </w:rPr>
+        <w:t xml:space="preserve">Push updates:</w:t>
+      </w:r>
+    </w:p>
+    <w:p>
+      <w:pPr>
+        <w:shd w:fill="F5F3FF" w:val="clear"/>
+        <w:spacing w:after="40" w:before="40"/>
+        <w:ind w:left="360"/>
+      </w:pPr>
+      <w:r>
+        <w:rPr>
+          <w:rFonts w:ascii="Courier New" w:cs="Courier New" w:eastAsia="Courier New" w:hAnsi="Courier New"/>
+          <w:color w:val="2d1b69"/>
+          <w:sz w:val="20"/>
+          <w:szCs w:val="20"/>
+        </w:rPr>
+        <w:t xml:space="preserve">cd /var/www/aplm-crm</w:t>
+      </w:r>
+    </w:p>
+    <w:p>
+      <w:pPr>
+        <w:shd w:fill="F5F3FF" w:val="clear"/>
+        <w:spacing w:after="40" w:before="40"/>
+        <w:ind w:left="360"/>
+      </w:pPr>
+      <w:r>
+        <w:rPr>
+          <w:rFonts w:ascii="Courier New" w:cs="Courier New" w:eastAsia="Courier New" w:hAnsi="Courier New"/>
+          <w:color w:val="2d1b69"/>
+          <w:sz w:val="20"/>
+          <w:szCs w:val="20"/>
+        </w:rPr>
+        <w:t xml:space="preserve">git add . &amp;&amp; git commit -m 'Description of changes'</w:t>
+      </w:r>
+    </w:p>
+    <w:p>
+      <w:pPr>
+        <w:shd w:fill="F5F3FF" w:val="clear"/>
+        <w:spacing w:after="40" w:before="40"/>
+        <w:ind w:left="360"/>
+      </w:pPr>
+      <w:r>
+        <w:rPr>
+          <w:rFonts w:ascii="Courier New" w:cs="Courier New" w:eastAsia="Courier New" w:hAnsi="Courier New"/>
+          <w:color w:val="2d1b69"/>
+          <w:sz w:val="20"/>
+          <w:szCs w:val="20"/>
+        </w:rPr>
+        <w:t xml:space="preserve">git push origin master</w:t>
+      </w:r>
+    </w:p>
+    <w:p>
+      <w:pPr>
+        <w:spacing w:after="80" w:before="80"/>
+      </w:pPr>
+      <w:r>
+        <w:t xml:space="preserve"/>
+      </w:r>
+    </w:p>
+    <w:p>
+      <w:pPr>
+        <w:spacing w:after="60" w:before="60"/>
+      </w:pPr>
+      <w:r>
+        <w:rPr>
+          <w:rFonts w:ascii="Arial" w:cs="Arial" w:eastAsia="Arial" w:hAnsi="Arial"/>
+          <w:b/>
+          <w:bCs/>
+          <w:sz w:val="22"/>
+          <w:szCs w:val="22"/>
+        </w:rPr>
+        <w:t xml:space="preserve">Tag a new version:</w:t>
+      </w:r>
+    </w:p>
+    <w:p>
+      <w:pPr>
+        <w:shd w:fill="F5F3FF" w:val="clear"/>
+        <w:spacing w:after="40" w:before="40"/>
+        <w:ind w:left="360"/>
+      </w:pPr>
+      <w:r>
+        <w:rPr>
+          <w:rFonts w:ascii="Courier New" w:cs="Courier New" w:eastAsia="Courier New" w:hAnsi="Courier New"/>
+          <w:color w:val="2d1b69"/>
+          <w:sz w:val="20"/>
+          <w:szCs w:val="20"/>
+        </w:rPr>
+        <w:t xml:space="preserve">git tag -a v0.2 -m 'Description' &amp;&amp; git push origin v0.2</w:t>
+      </w:r>
+    </w:p>
+    <w:p>
+      <w:pPr>
+        <w:spacing w:after="80" w:before="80"/>
+      </w:pPr>
+      <w:r>
+        <w:t xml:space="preserve"/>
+      </w:r>
+    </w:p>
+    <w:p>
+      <w:pPr>
+        <w:pStyle w:val="Heading1"/>
+        <w:pBdr>
+          <w:bottom w:val="single" w:color="7c3aed" w:sz="6" w:space="4"/>
+        </w:pBdr>
+        <w:spacing w:after="160" w:before="320"/>
+      </w:pPr>
+      <w:r>
+        <w:rPr>
+          <w:rFonts w:ascii="Arial" w:cs="Arial" w:eastAsia="Arial" w:hAnsi="Arial"/>
+          <w:b/>
+          <w:bCs/>
+          <w:color w:val="2d1b69"/>
+          <w:sz w:val="32"/>
+          <w:szCs w:val="32"/>
+        </w:rPr>
+        <w:t xml:space="preserve">9. Branding Applied</w:t>
       </w:r>
     </w:p>
     <w:tbl>
@@ -4344,8 +6276,8 @@
       </w:tblPr>
       <w:tblGrid>
         <w:gridCol w:w="2500"/>
+        <w:gridCol w:w="3500"/>
         <w:gridCol w:w="4000"/>
-        <w:gridCol w:w="3500"/>
       </w:tblGrid>
       <w:tr>
         <w:trPr>
@@ -4360,7 +6292,7 @@
               <w:bottom w:val="single" w:color="CCCCCC" w:sz="1"/>
               <w:right w:val="single" w:color="CCCCCC" w:sz="1"/>
             </w:tcBorders>
-            <w:shd w:fill="1E3A5F" w:val="clear"/>
+            <w:shd w:fill="2d1b69" w:val="clear"/>
             <w:tcMar>
               <w:top w:type="dxa" w:w="80"/>
               <w:left w:type="dxa" w:w="120"/>
@@ -4384,14 +6316,14 @@
         </w:tc>
         <w:tc>
           <w:tcPr>
-            <w:tcW w:type="dxa" w:w="4000"/>
-            <w:tcBorders>
-              <w:top w:val="single" w:color="CCCCCC" w:sz="1"/>
-              <w:left w:val="single" w:color="CCCCCC" w:sz="1"/>
-              <w:bottom w:val="single" w:color="CCCCCC" w:sz="1"/>
-              <w:right w:val="single" w:color="CCCCCC" w:sz="1"/>
-            </w:tcBorders>
-            <w:shd w:fill="1E3A5F" w:val="clear"/>
+            <w:tcW w:type="dxa" w:w="3500"/>
+            <w:tcBorders>
+              <w:top w:val="single" w:color="CCCCCC" w:sz="1"/>
+              <w:left w:val="single" w:color="CCCCCC" w:sz="1"/>
+              <w:bottom w:val="single" w:color="CCCCCC" w:sz="1"/>
+              <w:right w:val="single" w:color="CCCCCC" w:sz="1"/>
+            </w:tcBorders>
+            <w:shd w:fill="2d1b69" w:val="clear"/>
             <w:tcMar>
               <w:top w:type="dxa" w:w="80"/>
               <w:left w:type="dxa" w:w="120"/>
@@ -4409,20 +6341,20 @@
                 <w:sz w:val="22"/>
                 <w:szCs w:val="22"/>
               </w:rPr>
-              <w:t xml:space="preserve">Requirement</w:t>
-            </w:r>
-          </w:p>
-        </w:tc>
-        <w:tc>
-          <w:tcPr>
-            <w:tcW w:type="dxa" w:w="3500"/>
-            <w:tcBorders>
-              <w:top w:val="single" w:color="CCCCCC" w:sz="1"/>
-              <w:left w:val="single" w:color="CCCCCC" w:sz="1"/>
-              <w:bottom w:val="single" w:color="CCCCCC" w:sz="1"/>
-              <w:right w:val="single" w:color="CCCCCC" w:sz="1"/>
-            </w:tcBorders>
-            <w:shd w:fill="1E3A5F" w:val="clear"/>
+              <w:t xml:space="preserve">Location</w:t>
+            </w:r>
+          </w:p>
+        </w:tc>
+        <w:tc>
+          <w:tcPr>
+            <w:tcW w:type="dxa" w:w="4000"/>
+            <w:tcBorders>
+              <w:top w:val="single" w:color="CCCCCC" w:sz="1"/>
+              <w:left w:val="single" w:color="CCCCCC" w:sz="1"/>
+              <w:bottom w:val="single" w:color="CCCCCC" w:sz="1"/>
+              <w:right w:val="single" w:color="CCCCCC" w:sz="1"/>
+            </w:tcBorders>
+            <w:shd w:fill="2d1b69" w:val="clear"/>
             <w:tcMar>
               <w:top w:type="dxa" w:w="80"/>
               <w:left w:type="dxa" w:w="120"/>
@@ -4476,6 +6408,34 @@
         </w:tc>
         <w:tc>
           <w:tcPr>
+            <w:tcW w:type="dxa" w:w="3500"/>
+            <w:tcBorders>
+              <w:top w:val="single" w:color="CCCCCC" w:sz="1"/>
+              <w:left w:val="single" w:color="CCCCCC" w:sz="1"/>
+              <w:bottom w:val="single" w:color="CCCCCC" w:sz="1"/>
+              <w:right w:val="single" w:color="CCCCCC" w:sz="1"/>
+            </w:tcBorders>
+            <w:shd w:fill="FFFFFF" w:val="clear"/>
+            <w:tcMar>
+              <w:top w:type="dxa" w:w="80"/>
+              <w:left w:type="dxa" w:w="120"/>
+              <w:bottom w:type="dxa" w:w="80"/>
+              <w:right w:type="dxa" w:w="120"/>
+            </w:tcMar>
+          </w:tcPr>
+          <w:p>
+            <w:r>
+              <w:rPr>
+                <w:rFonts w:ascii="Arial" w:cs="Arial" w:eastAsia="Arial" w:hAnsi="Arial"/>
+                <w:sz w:val="22"/>
+                <w:szCs w:val="22"/>
+              </w:rPr>
+              <w:t xml:space="preserve">attached_assets/aplm.jpeg</w:t>
+            </w:r>
+          </w:p>
+        </w:tc>
+        <w:tc>
+          <w:tcPr>
             <w:tcW w:type="dxa" w:w="4000"/>
             <w:tcBorders>
               <w:top w:val="single" w:color="CCCCCC" w:sz="1"/>
@@ -4498,35 +6458,7 @@
                 <w:sz w:val="22"/>
                 <w:szCs w:val="22"/>
               </w:rPr>
-              <w:t xml:space="preserve">PNG, transparent, ~200x50px</w:t>
-            </w:r>
-          </w:p>
-        </w:tc>
-        <w:tc>
-          <w:tcPr>
-            <w:tcW w:type="dxa" w:w="3500"/>
-            <w:tcBorders>
-              <w:top w:val="single" w:color="CCCCCC" w:sz="1"/>
-              <w:left w:val="single" w:color="CCCCCC" w:sz="1"/>
-              <w:bottom w:val="single" w:color="CCCCCC" w:sz="1"/>
-              <w:right w:val="single" w:color="CCCCCC" w:sz="1"/>
-            </w:tcBorders>
-            <w:shd w:fill="FFFFFF" w:val="clear"/>
-            <w:tcMar>
-              <w:top w:type="dxa" w:w="80"/>
-              <w:left w:type="dxa" w:w="120"/>
-              <w:bottom w:type="dxa" w:w="80"/>
-              <w:right w:type="dxa" w:w="120"/>
-            </w:tcMar>
-          </w:tcPr>
-          <w:p>
-            <w:r>
-              <w:rPr>
-                <w:rFonts w:ascii="Arial" w:cs="Arial" w:eastAsia="Arial" w:hAnsi="Arial"/>
-                <w:sz w:val="22"/>
-                <w:szCs w:val="22"/>
-              </w:rPr>
-              <w:t xml:space="preserve">Pending</w:t>
+              <w:t xml:space="preserve">Applied</w:t>
             </w:r>
           </w:p>
         </w:tc>
@@ -4541,22 +6473,50 @@
               <w:bottom w:val="single" w:color="CCCCCC" w:sz="1"/>
               <w:right w:val="single" w:color="CCCCCC" w:sz="1"/>
             </w:tcBorders>
-            <w:shd w:fill="F5F8FF" w:val="clear"/>
-            <w:tcMar>
-              <w:top w:type="dxa" w:w="80"/>
-              <w:left w:type="dxa" w:w="120"/>
-              <w:bottom w:type="dxa" w:w="80"/>
-              <w:right w:type="dxa" w:w="120"/>
-            </w:tcMar>
-          </w:tcPr>
-          <w:p>
-            <w:r>
-              <w:rPr>
-                <w:rFonts w:ascii="Arial" w:cs="Arial" w:eastAsia="Arial" w:hAnsi="Arial"/>
-                <w:sz w:val="22"/>
-                <w:szCs w:val="22"/>
-              </w:rPr>
-              <w:t xml:space="preserve">Primary Color</w:t>
+            <w:shd w:fill="F5F3FF" w:val="clear"/>
+            <w:tcMar>
+              <w:top w:type="dxa" w:w="80"/>
+              <w:left w:type="dxa" w:w="120"/>
+              <w:bottom w:type="dxa" w:w="80"/>
+              <w:right w:type="dxa" w:w="120"/>
+            </w:tcMar>
+          </w:tcPr>
+          <w:p>
+            <w:r>
+              <w:rPr>
+                <w:rFonts w:ascii="Arial" w:cs="Arial" w:eastAsia="Arial" w:hAnsi="Arial"/>
+                <w:sz w:val="22"/>
+                <w:szCs w:val="22"/>
+              </w:rPr>
+              <w:t xml:space="preserve">Login page</w:t>
+            </w:r>
+          </w:p>
+        </w:tc>
+        <w:tc>
+          <w:tcPr>
+            <w:tcW w:type="dxa" w:w="3500"/>
+            <w:tcBorders>
+              <w:top w:val="single" w:color="CCCCCC" w:sz="1"/>
+              <w:left w:val="single" w:color="CCCCCC" w:sz="1"/>
+              <w:bottom w:val="single" w:color="CCCCCC" w:sz="1"/>
+              <w:right w:val="single" w:color="CCCCCC" w:sz="1"/>
+            </w:tcBorders>
+            <w:shd w:fill="F5F3FF" w:val="clear"/>
+            <w:tcMar>
+              <w:top w:type="dxa" w:w="80"/>
+              <w:left w:type="dxa" w:w="120"/>
+              <w:bottom w:type="dxa" w:w="80"/>
+              <w:right w:type="dxa" w:w="120"/>
+            </w:tcMar>
+          </w:tcPr>
+          <w:p>
+            <w:r>
+              <w:rPr>
+                <w:rFonts w:ascii="Arial" w:cs="Arial" w:eastAsia="Arial" w:hAnsi="Arial"/>
+                <w:sz w:val="22"/>
+                <w:szCs w:val="22"/>
+              </w:rPr>
+              <w:t xml:space="preserve">client/src/pages/login.tsx</w:t>
             </w:r>
           </w:p>
         </w:tc>
@@ -4569,50 +6529,22 @@
               <w:bottom w:val="single" w:color="CCCCCC" w:sz="1"/>
               <w:right w:val="single" w:color="CCCCCC" w:sz="1"/>
             </w:tcBorders>
-            <w:shd w:fill="F5F8FF" w:val="clear"/>
-            <w:tcMar>
-              <w:top w:type="dxa" w:w="80"/>
-              <w:left w:type="dxa" w:w="120"/>
-              <w:bottom w:type="dxa" w:w="80"/>
-              <w:right w:type="dxa" w:w="120"/>
-            </w:tcMar>
-          </w:tcPr>
-          <w:p>
-            <w:r>
-              <w:rPr>
-                <w:rFonts w:ascii="Arial" w:cs="Arial" w:eastAsia="Arial" w:hAnsi="Arial"/>
-                <w:sz w:val="22"/>
-                <w:szCs w:val="22"/>
-              </w:rPr>
-              <w:t xml:space="preserve">Brand hex color</w:t>
-            </w:r>
-          </w:p>
-        </w:tc>
-        <w:tc>
-          <w:tcPr>
-            <w:tcW w:type="dxa" w:w="3500"/>
-            <w:tcBorders>
-              <w:top w:val="single" w:color="CCCCCC" w:sz="1"/>
-              <w:left w:val="single" w:color="CCCCCC" w:sz="1"/>
-              <w:bottom w:val="single" w:color="CCCCCC" w:sz="1"/>
-              <w:right w:val="single" w:color="CCCCCC" w:sz="1"/>
-            </w:tcBorders>
-            <w:shd w:fill="F5F8FF" w:val="clear"/>
-            <w:tcMar>
-              <w:top w:type="dxa" w:w="80"/>
-              <w:left w:type="dxa" w:w="120"/>
-              <w:bottom w:type="dxa" w:w="80"/>
-              <w:right w:type="dxa" w:w="120"/>
-            </w:tcMar>
-          </w:tcPr>
-          <w:p>
-            <w:r>
-              <w:rPr>
-                <w:rFonts w:ascii="Arial" w:cs="Arial" w:eastAsia="Arial" w:hAnsi="Arial"/>
-                <w:sz w:val="22"/>
-                <w:szCs w:val="22"/>
-              </w:rPr>
-              <w:t xml:space="preserve">Pending</w:t>
+            <w:shd w:fill="F5F3FF" w:val="clear"/>
+            <w:tcMar>
+              <w:top w:type="dxa" w:w="80"/>
+              <w:left w:type="dxa" w:w="120"/>
+              <w:bottom w:type="dxa" w:w="80"/>
+              <w:right w:type="dxa" w:w="120"/>
+            </w:tcMar>
+          </w:tcPr>
+          <w:p>
+            <w:r>
+              <w:rPr>
+                <w:rFonts w:ascii="Arial" w:cs="Arial" w:eastAsia="Arial" w:hAnsi="Arial"/>
+                <w:sz w:val="22"/>
+                <w:szCs w:val="22"/>
+              </w:rPr>
+              <w:t xml:space="preserve">Dark purple/indigo gradient theme</w:t>
             </w:r>
           </w:p>
         </w:tc>
@@ -4642,7 +6574,35 @@
                 <w:sz w:val="22"/>
                 <w:szCs w:val="22"/>
               </w:rPr>
-              <w:t xml:space="preserve">Tagline</w:t>
+              <w:t xml:space="preserve">Sidebar logo</w:t>
+            </w:r>
+          </w:p>
+        </w:tc>
+        <w:tc>
+          <w:tcPr>
+            <w:tcW w:type="dxa" w:w="3500"/>
+            <w:tcBorders>
+              <w:top w:val="single" w:color="CCCCCC" w:sz="1"/>
+              <w:left w:val="single" w:color="CCCCCC" w:sz="1"/>
+              <w:bottom w:val="single" w:color="CCCCCC" w:sz="1"/>
+              <w:right w:val="single" w:color="CCCCCC" w:sz="1"/>
+            </w:tcBorders>
+            <w:shd w:fill="FFFFFF" w:val="clear"/>
+            <w:tcMar>
+              <w:top w:type="dxa" w:w="80"/>
+              <w:left w:type="dxa" w:w="120"/>
+              <w:bottom w:type="dxa" w:w="80"/>
+              <w:right w:type="dxa" w:w="120"/>
+            </w:tcMar>
+          </w:tcPr>
+          <w:p>
+            <w:r>
+              <w:rPr>
+                <w:rFonts w:ascii="Arial" w:cs="Arial" w:eastAsia="Arial" w:hAnsi="Arial"/>
+                <w:sz w:val="22"/>
+                <w:szCs w:val="22"/>
+              </w:rPr>
+              <w:t xml:space="preserve">client/src/components/app-sidebar.tsx</w:t>
             </w:r>
           </w:p>
         </w:tc>
@@ -4670,35 +6630,7 @@
                 <w:sz w:val="22"/>
                 <w:szCs w:val="22"/>
               </w:rPr>
-              <w:t xml:space="preserve">Short brand tagline</w:t>
-            </w:r>
-          </w:p>
-        </w:tc>
-        <w:tc>
-          <w:tcPr>
-            <w:tcW w:type="dxa" w:w="3500"/>
-            <w:tcBorders>
-              <w:top w:val="single" w:color="CCCCCC" w:sz="1"/>
-              <w:left w:val="single" w:color="CCCCCC" w:sz="1"/>
-              <w:bottom w:val="single" w:color="CCCCCC" w:sz="1"/>
-              <w:right w:val="single" w:color="CCCCCC" w:sz="1"/>
-            </w:tcBorders>
-            <w:shd w:fill="FFFFFF" w:val="clear"/>
-            <w:tcMar>
-              <w:top w:type="dxa" w:w="80"/>
-              <w:left w:type="dxa" w:w="120"/>
-              <w:bottom w:type="dxa" w:w="80"/>
-              <w:right w:type="dxa" w:w="120"/>
-            </w:tcMar>
-          </w:tcPr>
-          <w:p>
-            <w:r>
-              <w:rPr>
-                <w:rFonts w:ascii="Arial" w:cs="Arial" w:eastAsia="Arial" w:hAnsi="Arial"/>
-                <w:sz w:val="22"/>
-                <w:szCs w:val="22"/>
-              </w:rPr>
-              <w:t xml:space="preserve">Pending</w:t>
+              <w:t xml:space="preserve">APLM logo + APLM CRM name</w:t>
             </w:r>
           </w:p>
         </w:tc>
@@ -4713,22 +6645,50 @@
               <w:bottom w:val="single" w:color="CCCCCC" w:sz="1"/>
               <w:right w:val="single" w:color="CCCCCC" w:sz="1"/>
             </w:tcBorders>
-            <w:shd w:fill="F5F8FF" w:val="clear"/>
-            <w:tcMar>
-              <w:top w:type="dxa" w:w="80"/>
-              <w:left w:type="dxa" w:w="120"/>
-              <w:bottom w:type="dxa" w:w="80"/>
-              <w:right w:type="dxa" w:w="120"/>
-            </w:tcMar>
-          </w:tcPr>
-          <w:p>
-            <w:r>
-              <w:rPr>
-                <w:rFonts w:ascii="Arial" w:cs="Arial" w:eastAsia="Arial" w:hAnsi="Arial"/>
-                <w:sz w:val="22"/>
-                <w:szCs w:val="22"/>
-              </w:rPr>
-              <w:t xml:space="preserve">Support Email</w:t>
+            <w:shd w:fill="F5F3FF" w:val="clear"/>
+            <w:tcMar>
+              <w:top w:type="dxa" w:w="80"/>
+              <w:left w:type="dxa" w:w="120"/>
+              <w:bottom w:type="dxa" w:w="80"/>
+              <w:right w:type="dxa" w:w="120"/>
+            </w:tcMar>
+          </w:tcPr>
+          <w:p>
+            <w:r>
+              <w:rPr>
+                <w:rFonts w:ascii="Arial" w:cs="Arial" w:eastAsia="Arial" w:hAnsi="Arial"/>
+                <w:sz w:val="22"/>
+                <w:szCs w:val="22"/>
+              </w:rPr>
+              <w:t xml:space="preserve">Sidebar tagline</w:t>
+            </w:r>
+          </w:p>
+        </w:tc>
+        <w:tc>
+          <w:tcPr>
+            <w:tcW w:type="dxa" w:w="3500"/>
+            <w:tcBorders>
+              <w:top w:val="single" w:color="CCCCCC" w:sz="1"/>
+              <w:left w:val="single" w:color="CCCCCC" w:sz="1"/>
+              <w:bottom w:val="single" w:color="CCCCCC" w:sz="1"/>
+              <w:right w:val="single" w:color="CCCCCC" w:sz="1"/>
+            </w:tcBorders>
+            <w:shd w:fill="F5F3FF" w:val="clear"/>
+            <w:tcMar>
+              <w:top w:type="dxa" w:w="80"/>
+              <w:left w:type="dxa" w:w="120"/>
+              <w:bottom w:type="dxa" w:w="80"/>
+              <w:right w:type="dxa" w:w="120"/>
+            </w:tcMar>
+          </w:tcPr>
+          <w:p>
+            <w:r>
+              <w:rPr>
+                <w:rFonts w:ascii="Arial" w:cs="Arial" w:eastAsia="Arial" w:hAnsi="Arial"/>
+                <w:sz w:val="22"/>
+                <w:szCs w:val="22"/>
+              </w:rPr>
+              <w:t xml:space="preserve">app-sidebar.tsx line 60</w:t>
             </w:r>
           </w:p>
         </w:tc>
@@ -4741,50 +6701,22 @@
               <w:bottom w:val="single" w:color="CCCCCC" w:sz="1"/>
               <w:right w:val="single" w:color="CCCCCC" w:sz="1"/>
             </w:tcBorders>
-            <w:shd w:fill="F5F8FF" w:val="clear"/>
-            <w:tcMar>
-              <w:top w:type="dxa" w:w="80"/>
-              <w:left w:type="dxa" w:w="120"/>
-              <w:bottom w:type="dxa" w:w="80"/>
-              <w:right w:type="dxa" w:w="120"/>
-            </w:tcMar>
-          </w:tcPr>
-          <w:p>
-            <w:r>
-              <w:rPr>
-                <w:rFonts w:ascii="Arial" w:cs="Arial" w:eastAsia="Arial" w:hAnsi="Arial"/>
-                <w:sz w:val="22"/>
-                <w:szCs w:val="22"/>
-              </w:rPr>
-              <w:t xml:space="preserve">support@aplmsales.com</w:t>
-            </w:r>
-          </w:p>
-        </w:tc>
-        <w:tc>
-          <w:tcPr>
-            <w:tcW w:type="dxa" w:w="3500"/>
-            <w:tcBorders>
-              <w:top w:val="single" w:color="CCCCCC" w:sz="1"/>
-              <w:left w:val="single" w:color="CCCCCC" w:sz="1"/>
-              <w:bottom w:val="single" w:color="CCCCCC" w:sz="1"/>
-              <w:right w:val="single" w:color="CCCCCC" w:sz="1"/>
-            </w:tcBorders>
-            <w:shd w:fill="F5F8FF" w:val="clear"/>
-            <w:tcMar>
-              <w:top w:type="dxa" w:w="80"/>
-              <w:left w:type="dxa" w:w="120"/>
-              <w:bottom w:type="dxa" w:w="80"/>
-              <w:right w:type="dxa" w:w="120"/>
-            </w:tcMar>
-          </w:tcPr>
-          <w:p>
-            <w:r>
-              <w:rPr>
-                <w:rFonts w:ascii="Arial" w:cs="Arial" w:eastAsia="Arial" w:hAnsi="Arial"/>
-                <w:sz w:val="22"/>
-                <w:szCs w:val="22"/>
-              </w:rPr>
-              <w:t xml:space="preserve">Pending</w:t>
+            <w:shd w:fill="F5F3FF" w:val="clear"/>
+            <w:tcMar>
+              <w:top w:type="dxa" w:w="80"/>
+              <w:left w:type="dxa" w:w="120"/>
+              <w:bottom w:type="dxa" w:w="80"/>
+              <w:right w:type="dxa" w:w="120"/>
+            </w:tcMar>
+          </w:tcPr>
+          <w:p>
+            <w:r>
+              <w:rPr>
+                <w:rFonts w:ascii="Arial" w:cs="Arial" w:eastAsia="Arial" w:hAnsi="Arial"/>
+                <w:sz w:val="22"/>
+                <w:szCs w:val="22"/>
+              </w:rPr>
+              <w:t xml:space="preserve">APLM Sales &amp; Marketing</w:t>
             </w:r>
           </w:p>
         </w:tc>
@@ -4814,7 +6746,35 @@
                 <w:sz w:val="22"/>
                 <w:szCs w:val="22"/>
               </w:rPr>
-              <w:t xml:space="preserve">WhatsApp Number</w:t>
+              <w:t xml:space="preserve">Sidebar footer</w:t>
+            </w:r>
+          </w:p>
+        </w:tc>
+        <w:tc>
+          <w:tcPr>
+            <w:tcW w:type="dxa" w:w="3500"/>
+            <w:tcBorders>
+              <w:top w:val="single" w:color="CCCCCC" w:sz="1"/>
+              <w:left w:val="single" w:color="CCCCCC" w:sz="1"/>
+              <w:bottom w:val="single" w:color="CCCCCC" w:sz="1"/>
+              <w:right w:val="single" w:color="CCCCCC" w:sz="1"/>
+            </w:tcBorders>
+            <w:shd w:fill="FFFFFF" w:val="clear"/>
+            <w:tcMar>
+              <w:top w:type="dxa" w:w="80"/>
+              <w:left w:type="dxa" w:w="120"/>
+              <w:bottom w:type="dxa" w:w="80"/>
+              <w:right w:type="dxa" w:w="120"/>
+            </w:tcMar>
+          </w:tcPr>
+          <w:p>
+            <w:r>
+              <w:rPr>
+                <w:rFonts w:ascii="Arial" w:cs="Arial" w:eastAsia="Arial" w:hAnsi="Arial"/>
+                <w:sz w:val="22"/>
+                <w:szCs w:val="22"/>
+              </w:rPr>
+              <w:t xml:space="preserve">app-sidebar.tsx line 118</w:t>
             </w:r>
           </w:p>
         </w:tc>
@@ -4842,35 +6802,7 @@
                 <w:sz w:val="22"/>
                 <w:szCs w:val="22"/>
               </w:rPr>
-              <w:t xml:space="preserve">APLM contact number</w:t>
-            </w:r>
-          </w:p>
-        </w:tc>
-        <w:tc>
-          <w:tcPr>
-            <w:tcW w:type="dxa" w:w="3500"/>
-            <w:tcBorders>
-              <w:top w:val="single" w:color="CCCCCC" w:sz="1"/>
-              <w:left w:val="single" w:color="CCCCCC" w:sz="1"/>
-              <w:bottom w:val="single" w:color="CCCCCC" w:sz="1"/>
-              <w:right w:val="single" w:color="CCCCCC" w:sz="1"/>
-            </w:tcBorders>
-            <w:shd w:fill="FFFFFF" w:val="clear"/>
-            <w:tcMar>
-              <w:top w:type="dxa" w:w="80"/>
-              <w:left w:type="dxa" w:w="120"/>
-              <w:bottom w:type="dxa" w:w="80"/>
-              <w:right w:type="dxa" w:w="120"/>
-            </w:tcMar>
-          </w:tcPr>
-          <w:p>
-            <w:r>
-              <w:rPr>
-                <w:rFonts w:ascii="Arial" w:cs="Arial" w:eastAsia="Arial" w:hAnsi="Arial"/>
-                <w:sz w:val="22"/>
-                <w:szCs w:val="22"/>
-              </w:rPr>
-              <w:t xml:space="preserve">Pending</w:t>
+              <w:t xml:space="preserve">Powered by ICA — Innovation, Consulting &amp; Automation</w:t>
             </w:r>
           </w:p>
         </w:tc>
@@ -4885,22 +6817,50 @@
               <w:bottom w:val="single" w:color="CCCCCC" w:sz="1"/>
               <w:right w:val="single" w:color="CCCCCC" w:sz="1"/>
             </w:tcBorders>
-            <w:shd w:fill="F5F8FF" w:val="clear"/>
-            <w:tcMar>
-              <w:top w:type="dxa" w:w="80"/>
-              <w:left w:type="dxa" w:w="120"/>
-              <w:bottom w:type="dxa" w:w="80"/>
-              <w:right w:type="dxa" w:w="120"/>
-            </w:tcMar>
-          </w:tcPr>
-          <w:p>
-            <w:r>
-              <w:rPr>
-                <w:rFonts w:ascii="Arial" w:cs="Arial" w:eastAsia="Arial" w:hAnsi="Arial"/>
-                <w:sz w:val="22"/>
-                <w:szCs w:val="22"/>
-              </w:rPr>
-              <w:t xml:space="preserve">About Text</w:t>
+            <w:shd w:fill="F5F3FF" w:val="clear"/>
+            <w:tcMar>
+              <w:top w:type="dxa" w:w="80"/>
+              <w:left w:type="dxa" w:w="120"/>
+              <w:bottom w:type="dxa" w:w="80"/>
+              <w:right w:type="dxa" w:w="120"/>
+            </w:tcMar>
+          </w:tcPr>
+          <w:p>
+            <w:r>
+              <w:rPr>
+                <w:rFonts w:ascii="Arial" w:cs="Arial" w:eastAsia="Arial" w:hAnsi="Arial"/>
+                <w:sz w:val="22"/>
+                <w:szCs w:val="22"/>
+              </w:rPr>
+              <w:t xml:space="preserve">Email sender name</w:t>
+            </w:r>
+          </w:p>
+        </w:tc>
+        <w:tc>
+          <w:tcPr>
+            <w:tcW w:type="dxa" w:w="3500"/>
+            <w:tcBorders>
+              <w:top w:val="single" w:color="CCCCCC" w:sz="1"/>
+              <w:left w:val="single" w:color="CCCCCC" w:sz="1"/>
+              <w:bottom w:val="single" w:color="CCCCCC" w:sz="1"/>
+              <w:right w:val="single" w:color="CCCCCC" w:sz="1"/>
+            </w:tcBorders>
+            <w:shd w:fill="F5F3FF" w:val="clear"/>
+            <w:tcMar>
+              <w:top w:type="dxa" w:w="80"/>
+              <w:left w:type="dxa" w:w="120"/>
+              <w:bottom w:type="dxa" w:w="80"/>
+              <w:right w:type="dxa" w:w="120"/>
+            </w:tcMar>
+          </w:tcPr>
+          <w:p>
+            <w:r>
+              <w:rPr>
+                <w:rFonts w:ascii="Arial" w:cs="Arial" w:eastAsia="Arial" w:hAnsi="Arial"/>
+                <w:sz w:val="22"/>
+                <w:szCs w:val="22"/>
+              </w:rPr>
+              <w:t xml:space="preserve">.env FROM_NAME</w:t>
             </w:r>
           </w:p>
         </w:tc>
@@ -4913,50 +6873,22 @@
               <w:bottom w:val="single" w:color="CCCCCC" w:sz="1"/>
               <w:right w:val="single" w:color="CCCCCC" w:sz="1"/>
             </w:tcBorders>
-            <w:shd w:fill="F5F8FF" w:val="clear"/>
-            <w:tcMar>
-              <w:top w:type="dxa" w:w="80"/>
-              <w:left w:type="dxa" w:w="120"/>
-              <w:bottom w:type="dxa" w:w="80"/>
-              <w:right w:type="dxa" w:w="120"/>
-            </w:tcMar>
-          </w:tcPr>
-          <w:p>
-            <w:r>
-              <w:rPr>
-                <w:rFonts w:ascii="Arial" w:cs="Arial" w:eastAsia="Arial" w:hAnsi="Arial"/>
-                <w:sz w:val="22"/>
-                <w:szCs w:val="22"/>
-              </w:rPr>
-              <w:t xml:space="preserve">3-4 lines about APLM</w:t>
-            </w:r>
-          </w:p>
-        </w:tc>
-        <w:tc>
-          <w:tcPr>
-            <w:tcW w:type="dxa" w:w="3500"/>
-            <w:tcBorders>
-              <w:top w:val="single" w:color="CCCCCC" w:sz="1"/>
-              <w:left w:val="single" w:color="CCCCCC" w:sz="1"/>
-              <w:bottom w:val="single" w:color="CCCCCC" w:sz="1"/>
-              <w:right w:val="single" w:color="CCCCCC" w:sz="1"/>
-            </w:tcBorders>
-            <w:shd w:fill="F5F8FF" w:val="clear"/>
-            <w:tcMar>
-              <w:top w:type="dxa" w:w="80"/>
-              <w:left w:type="dxa" w:w="120"/>
-              <w:bottom w:type="dxa" w:w="80"/>
-              <w:right w:type="dxa" w:w="120"/>
-            </w:tcMar>
-          </w:tcPr>
-          <w:p>
-            <w:r>
-              <w:rPr>
-                <w:rFonts w:ascii="Arial" w:cs="Arial" w:eastAsia="Arial" w:hAnsi="Arial"/>
-                <w:sz w:val="22"/>
-                <w:szCs w:val="22"/>
-              </w:rPr>
-              <w:t xml:space="preserve">Pending</w:t>
+            <w:shd w:fill="F5F3FF" w:val="clear"/>
+            <w:tcMar>
+              <w:top w:type="dxa" w:w="80"/>
+              <w:left w:type="dxa" w:w="120"/>
+              <w:bottom w:type="dxa" w:w="80"/>
+              <w:right w:type="dxa" w:w="120"/>
+            </w:tcMar>
+          </w:tcPr>
+          <w:p>
+            <w:r>
+              <w:rPr>
+                <w:rFonts w:ascii="Arial" w:cs="Arial" w:eastAsia="Arial" w:hAnsi="Arial"/>
+                <w:sz w:val="22"/>
+                <w:szCs w:val="22"/>
+              </w:rPr>
+              <w:t xml:space="preserve">APLM Team</w:t>
             </w:r>
           </w:p>
         </w:tc>
@@ -4986,7 +6918,35 @@
                 <w:sz w:val="22"/>
                 <w:szCs w:val="22"/>
               </w:rPr>
-              <w:t xml:space="preserve">Services List</w:t>
+              <w:t xml:space="preserve">Support shown</w:t>
+            </w:r>
+          </w:p>
+        </w:tc>
+        <w:tc>
+          <w:tcPr>
+            <w:tcW w:type="dxa" w:w="3500"/>
+            <w:tcBorders>
+              <w:top w:val="single" w:color="CCCCCC" w:sz="1"/>
+              <w:left w:val="single" w:color="CCCCCC" w:sz="1"/>
+              <w:bottom w:val="single" w:color="CCCCCC" w:sz="1"/>
+              <w:right w:val="single" w:color="CCCCCC" w:sz="1"/>
+            </w:tcBorders>
+            <w:shd w:fill="FFFFFF" w:val="clear"/>
+            <w:tcMar>
+              <w:top w:type="dxa" w:w="80"/>
+              <w:left w:type="dxa" w:w="120"/>
+              <w:bottom w:type="dxa" w:w="80"/>
+              <w:right w:type="dxa" w:w="120"/>
+            </w:tcMar>
+          </w:tcPr>
+          <w:p>
+            <w:r>
+              <w:rPr>
+                <w:rFonts w:ascii="Arial" w:cs="Arial" w:eastAsia="Arial" w:hAnsi="Arial"/>
+                <w:sz w:val="22"/>
+                <w:szCs w:val="22"/>
+              </w:rPr>
+              <w:t xml:space="preserve">Login page footer</w:t>
             </w:r>
           </w:p>
         </w:tc>
@@ -5014,121 +6974,7 @@
                 <w:sz w:val="22"/>
                 <w:szCs w:val="22"/>
               </w:rPr>
-              <w:t xml:space="preserve">Motor, Health, Life, etc.</w:t>
-            </w:r>
-          </w:p>
-        </w:tc>
-        <w:tc>
-          <w:tcPr>
-            <w:tcW w:type="dxa" w:w="3500"/>
-            <w:tcBorders>
-              <w:top w:val="single" w:color="CCCCCC" w:sz="1"/>
-              <w:left w:val="single" w:color="CCCCCC" w:sz="1"/>
-              <w:bottom w:val="single" w:color="CCCCCC" w:sz="1"/>
-              <w:right w:val="single" w:color="CCCCCC" w:sz="1"/>
-            </w:tcBorders>
-            <w:shd w:fill="FFFFFF" w:val="clear"/>
-            <w:tcMar>
-              <w:top w:type="dxa" w:w="80"/>
-              <w:left w:type="dxa" w:w="120"/>
-              <w:bottom w:type="dxa" w:w="80"/>
-              <w:right w:type="dxa" w:w="120"/>
-            </w:tcMar>
-          </w:tcPr>
-          <w:p>
-            <w:r>
-              <w:rPr>
-                <w:rFonts w:ascii="Arial" w:cs="Arial" w:eastAsia="Arial" w:hAnsi="Arial"/>
-                <w:sz w:val="22"/>
-                <w:szCs w:val="22"/>
-              </w:rPr>
-              <w:t xml:space="preserve">Pending</w:t>
-            </w:r>
-          </w:p>
-        </w:tc>
-      </w:tr>
-      <w:tr>
-        <w:tc>
-          <w:tcPr>
-            <w:tcW w:type="dxa" w:w="2500"/>
-            <w:tcBorders>
-              <w:top w:val="single" w:color="CCCCCC" w:sz="1"/>
-              <w:left w:val="single" w:color="CCCCCC" w:sz="1"/>
-              <w:bottom w:val="single" w:color="CCCCCC" w:sz="1"/>
-              <w:right w:val="single" w:color="CCCCCC" w:sz="1"/>
-            </w:tcBorders>
-            <w:shd w:fill="F5F8FF" w:val="clear"/>
-            <w:tcMar>
-              <w:top w:type="dxa" w:w="80"/>
-              <w:left w:type="dxa" w:w="120"/>
-              <w:bottom w:type="dxa" w:w="80"/>
-              <w:right w:type="dxa" w:w="120"/>
-            </w:tcMar>
-          </w:tcPr>
-          <w:p>
-            <w:r>
-              <w:rPr>
-                <w:rFonts w:ascii="Arial" w:cs="Arial" w:eastAsia="Arial" w:hAnsi="Arial"/>
-                <w:sz w:val="22"/>
-                <w:szCs w:val="22"/>
-              </w:rPr>
-              <w:t xml:space="preserve">Office Address</w:t>
-            </w:r>
-          </w:p>
-        </w:tc>
-        <w:tc>
-          <w:tcPr>
-            <w:tcW w:type="dxa" w:w="4000"/>
-            <w:tcBorders>
-              <w:top w:val="single" w:color="CCCCCC" w:sz="1"/>
-              <w:left w:val="single" w:color="CCCCCC" w:sz="1"/>
-              <w:bottom w:val="single" w:color="CCCCCC" w:sz="1"/>
-              <w:right w:val="single" w:color="CCCCCC" w:sz="1"/>
-            </w:tcBorders>
-            <w:shd w:fill="F5F8FF" w:val="clear"/>
-            <w:tcMar>
-              <w:top w:type="dxa" w:w="80"/>
-              <w:left w:type="dxa" w:w="120"/>
-              <w:bottom w:type="dxa" w:w="80"/>
-              <w:right w:type="dxa" w:w="120"/>
-            </w:tcMar>
-          </w:tcPr>
-          <w:p>
-            <w:r>
-              <w:rPr>
-                <w:rFonts w:ascii="Arial" w:cs="Arial" w:eastAsia="Arial" w:hAnsi="Arial"/>
-                <w:sz w:val="22"/>
-                <w:szCs w:val="22"/>
-              </w:rPr>
-              <w:t xml:space="preserve">For website contact section</w:t>
-            </w:r>
-          </w:p>
-        </w:tc>
-        <w:tc>
-          <w:tcPr>
-            <w:tcW w:type="dxa" w:w="3500"/>
-            <w:tcBorders>
-              <w:top w:val="single" w:color="CCCCCC" w:sz="1"/>
-              <w:left w:val="single" w:color="CCCCCC" w:sz="1"/>
-              <w:bottom w:val="single" w:color="CCCCCC" w:sz="1"/>
-              <w:right w:val="single" w:color="CCCCCC" w:sz="1"/>
-            </w:tcBorders>
-            <w:shd w:fill="F5F8FF" w:val="clear"/>
-            <w:tcMar>
-              <w:top w:type="dxa" w:w="80"/>
-              <w:left w:type="dxa" w:w="120"/>
-              <w:bottom w:type="dxa" w:w="80"/>
-              <w:right w:type="dxa" w:w="120"/>
-            </w:tcMar>
-          </w:tcPr>
-          <w:p>
-            <w:r>
-              <w:rPr>
-                <w:rFonts w:ascii="Arial" w:cs="Arial" w:eastAsia="Arial" w:hAnsi="Arial"/>
-                <w:sz w:val="22"/>
-                <w:szCs w:val="22"/>
-              </w:rPr>
-              <w:t xml:space="preserve">Pending</w:t>
+              <w:t xml:space="preserve">support@icaweb.in</w:t>
             </w:r>
           </w:p>
         </w:tc>
@@ -5146,7 +6992,7 @@
       <w:pPr>
         <w:pStyle w:val="Heading1"/>
         <w:pBdr>
-          <w:bottom w:val="single" w:color="1E40AF" w:sz="6" w:space="4"/>
+          <w:bottom w:val="single" w:color="7c3aed" w:sz="6" w:space="4"/>
         </w:pBdr>
         <w:spacing w:after="160" w:before="320"/>
       </w:pPr>
@@ -5155,757 +7001,11 @@
           <w:rFonts w:ascii="Arial" w:cs="Arial" w:eastAsia="Arial" w:hAnsi="Arial"/>
           <w:b/>
           <w:bCs/>
-          <w:color w:val="1E3A5F"/>
+          <w:color w:val="2d1b69"/>
           <w:sz w:val="32"/>
           <w:szCs w:val="32"/>
         </w:rPr>
-        <w:t xml:space="preserve">8. APLM Onboarding Flow</w:t>
-      </w:r>
-    </w:p>
-    <w:tbl>
-      <w:tblPr>
-        <w:tblW w:type="dxa" w:w="10000"/>
-        <w:tblBorders>
-          <w:top w:val="single" w:color="auto" w:sz="4"/>
-          <w:left w:val="single" w:color="auto" w:sz="4"/>
-          <w:bottom w:val="single" w:color="auto" w:sz="4"/>
-          <w:right w:val="single" w:color="auto" w:sz="4"/>
-          <w:insideH w:val="single" w:color="auto" w:sz="4"/>
-          <w:insideV w:val="single" w:color="auto" w:sz="4"/>
-        </w:tblBorders>
-      </w:tblPr>
-      <w:tblGrid>
-        <w:gridCol w:w="600"/>
-        <w:gridCol w:w="6000"/>
-        <w:gridCol w:w="3400"/>
-      </w:tblGrid>
-      <w:tr>
-        <w:trPr>
-          <w:tblHeader/>
-        </w:trPr>
-        <w:tc>
-          <w:tcPr>
-            <w:tcW w:type="dxa" w:w="600"/>
-            <w:tcBorders>
-              <w:top w:val="single" w:color="CCCCCC" w:sz="1"/>
-              <w:left w:val="single" w:color="CCCCCC" w:sz="1"/>
-              <w:bottom w:val="single" w:color="CCCCCC" w:sz="1"/>
-              <w:right w:val="single" w:color="CCCCCC" w:sz="1"/>
-            </w:tcBorders>
-            <w:shd w:fill="1E3A5F" w:val="clear"/>
-            <w:tcMar>
-              <w:top w:type="dxa" w:w="80"/>
-              <w:left w:type="dxa" w:w="120"/>
-              <w:bottom w:type="dxa" w:w="80"/>
-              <w:right w:type="dxa" w:w="120"/>
-            </w:tcMar>
-          </w:tcPr>
-          <w:p>
-            <w:r>
-              <w:rPr>
-                <w:rFonts w:ascii="Arial" w:cs="Arial" w:eastAsia="Arial" w:hAnsi="Arial"/>
-                <w:b/>
-                <w:bCs/>
-                <w:color w:val="FFFFFF"/>
-                <w:sz w:val="22"/>
-                <w:szCs w:val="22"/>
-              </w:rPr>
-              <w:t xml:space="preserve">Step</w:t>
-            </w:r>
-          </w:p>
-        </w:tc>
-        <w:tc>
-          <w:tcPr>
-            <w:tcW w:type="dxa" w:w="6000"/>
-            <w:tcBorders>
-              <w:top w:val="single" w:color="CCCCCC" w:sz="1"/>
-              <w:left w:val="single" w:color="CCCCCC" w:sz="1"/>
-              <w:bottom w:val="single" w:color="CCCCCC" w:sz="1"/>
-              <w:right w:val="single" w:color="CCCCCC" w:sz="1"/>
-            </w:tcBorders>
-            <w:shd w:fill="1E3A5F" w:val="clear"/>
-            <w:tcMar>
-              <w:top w:type="dxa" w:w="80"/>
-              <w:left w:type="dxa" w:w="120"/>
-              <w:bottom w:type="dxa" w:w="80"/>
-              <w:right w:type="dxa" w:w="120"/>
-            </w:tcMar>
-          </w:tcPr>
-          <w:p>
-            <w:r>
-              <w:rPr>
-                <w:rFonts w:ascii="Arial" w:cs="Arial" w:eastAsia="Arial" w:hAnsi="Arial"/>
-                <w:b/>
-                <w:bCs/>
-                <w:color w:val="FFFFFF"/>
-                <w:sz w:val="22"/>
-                <w:szCs w:val="22"/>
-              </w:rPr>
-              <w:t xml:space="preserve">Action</w:t>
-            </w:r>
-          </w:p>
-        </w:tc>
-        <w:tc>
-          <w:tcPr>
-            <w:tcW w:type="dxa" w:w="3400"/>
-            <w:tcBorders>
-              <w:top w:val="single" w:color="CCCCCC" w:sz="1"/>
-              <w:left w:val="single" w:color="CCCCCC" w:sz="1"/>
-              <w:bottom w:val="single" w:color="CCCCCC" w:sz="1"/>
-              <w:right w:val="single" w:color="CCCCCC" w:sz="1"/>
-            </w:tcBorders>
-            <w:shd w:fill="1E3A5F" w:val="clear"/>
-            <w:tcMar>
-              <w:top w:type="dxa" w:w="80"/>
-              <w:left w:type="dxa" w:w="120"/>
-              <w:bottom w:type="dxa" w:w="80"/>
-              <w:right w:type="dxa" w:w="120"/>
-            </w:tcMar>
-          </w:tcPr>
-          <w:p>
-            <w:r>
-              <w:rPr>
-                <w:rFonts w:ascii="Arial" w:cs="Arial" w:eastAsia="Arial" w:hAnsi="Arial"/>
-                <w:b/>
-                <w:bCs/>
-                <w:color w:val="FFFFFF"/>
-                <w:sz w:val="22"/>
-                <w:szCs w:val="22"/>
-              </w:rPr>
-              <w:t xml:space="preserve">Who</w:t>
-            </w:r>
-          </w:p>
-        </w:tc>
-      </w:tr>
-      <w:tr>
-        <w:tc>
-          <w:tcPr>
-            <w:tcW w:type="dxa" w:w="600"/>
-            <w:tcBorders>
-              <w:top w:val="single" w:color="CCCCCC" w:sz="1"/>
-              <w:left w:val="single" w:color="CCCCCC" w:sz="1"/>
-              <w:bottom w:val="single" w:color="CCCCCC" w:sz="1"/>
-              <w:right w:val="single" w:color="CCCCCC" w:sz="1"/>
-            </w:tcBorders>
-            <w:shd w:fill="FFFFFF" w:val="clear"/>
-            <w:tcMar>
-              <w:top w:type="dxa" w:w="80"/>
-              <w:left w:type="dxa" w:w="120"/>
-              <w:bottom w:type="dxa" w:w="80"/>
-              <w:right w:type="dxa" w:w="120"/>
-            </w:tcMar>
-          </w:tcPr>
-          <w:p>
-            <w:r>
-              <w:rPr>
-                <w:rFonts w:ascii="Arial" w:cs="Arial" w:eastAsia="Arial" w:hAnsi="Arial"/>
-                <w:sz w:val="22"/>
-                <w:szCs w:val="22"/>
-              </w:rPr>
-              <w:t xml:space="preserve">1</w:t>
-            </w:r>
-          </w:p>
-        </w:tc>
-        <w:tc>
-          <w:tcPr>
-            <w:tcW w:type="dxa" w:w="6000"/>
-            <w:tcBorders>
-              <w:top w:val="single" w:color="CCCCCC" w:sz="1"/>
-              <w:left w:val="single" w:color="CCCCCC" w:sz="1"/>
-              <w:bottom w:val="single" w:color="CCCCCC" w:sz="1"/>
-              <w:right w:val="single" w:color="CCCCCC" w:sz="1"/>
-            </w:tcBorders>
-            <w:shd w:fill="FFFFFF" w:val="clear"/>
-            <w:tcMar>
-              <w:top w:type="dxa" w:w="80"/>
-              <w:left w:type="dxa" w:w="120"/>
-              <w:bottom w:type="dxa" w:w="80"/>
-              <w:right w:type="dxa" w:w="120"/>
-            </w:tcMar>
-          </w:tcPr>
-          <w:p>
-            <w:r>
-              <w:rPr>
-                <w:rFonts w:ascii="Arial" w:cs="Arial" w:eastAsia="Arial" w:hAnsi="Arial"/>
-                <w:sz w:val="22"/>
-                <w:szCs w:val="22"/>
-              </w:rPr>
-              <w:t xml:space="preserve">Sameer creates APLM agency in CRM backend</w:t>
-            </w:r>
-          </w:p>
-        </w:tc>
-        <w:tc>
-          <w:tcPr>
-            <w:tcW w:type="dxa" w:w="3400"/>
-            <w:tcBorders>
-              <w:top w:val="single" w:color="CCCCCC" w:sz="1"/>
-              <w:left w:val="single" w:color="CCCCCC" w:sz="1"/>
-              <w:bottom w:val="single" w:color="CCCCCC" w:sz="1"/>
-              <w:right w:val="single" w:color="CCCCCC" w:sz="1"/>
-            </w:tcBorders>
-            <w:shd w:fill="FFFFFF" w:val="clear"/>
-            <w:tcMar>
-              <w:top w:type="dxa" w:w="80"/>
-              <w:left w:type="dxa" w:w="120"/>
-              <w:bottom w:type="dxa" w:w="80"/>
-              <w:right w:type="dxa" w:w="120"/>
-            </w:tcMar>
-          </w:tcPr>
-          <w:p>
-            <w:r>
-              <w:rPr>
-                <w:rFonts w:ascii="Arial" w:cs="Arial" w:eastAsia="Arial" w:hAnsi="Arial"/>
-                <w:sz w:val="22"/>
-                <w:szCs w:val="22"/>
-              </w:rPr>
-              <w:t xml:space="preserve">Sameer (ICA)</w:t>
-            </w:r>
-          </w:p>
-        </w:tc>
-      </w:tr>
-      <w:tr>
-        <w:tc>
-          <w:tcPr>
-            <w:tcW w:type="dxa" w:w="600"/>
-            <w:tcBorders>
-              <w:top w:val="single" w:color="CCCCCC" w:sz="1"/>
-              <w:left w:val="single" w:color="CCCCCC" w:sz="1"/>
-              <w:bottom w:val="single" w:color="CCCCCC" w:sz="1"/>
-              <w:right w:val="single" w:color="CCCCCC" w:sz="1"/>
-            </w:tcBorders>
-            <w:shd w:fill="F5F8FF" w:val="clear"/>
-            <w:tcMar>
-              <w:top w:type="dxa" w:w="80"/>
-              <w:left w:type="dxa" w:w="120"/>
-              <w:bottom w:type="dxa" w:w="80"/>
-              <w:right w:type="dxa" w:w="120"/>
-            </w:tcMar>
-          </w:tcPr>
-          <w:p>
-            <w:r>
-              <w:rPr>
-                <w:rFonts w:ascii="Arial" w:cs="Arial" w:eastAsia="Arial" w:hAnsi="Arial"/>
-                <w:sz w:val="22"/>
-                <w:szCs w:val="22"/>
-              </w:rPr>
-              <w:t xml:space="preserve">2</w:t>
-            </w:r>
-          </w:p>
-        </w:tc>
-        <w:tc>
-          <w:tcPr>
-            <w:tcW w:type="dxa" w:w="6000"/>
-            <w:tcBorders>
-              <w:top w:val="single" w:color="CCCCCC" w:sz="1"/>
-              <w:left w:val="single" w:color="CCCCCC" w:sz="1"/>
-              <w:bottom w:val="single" w:color="CCCCCC" w:sz="1"/>
-              <w:right w:val="single" w:color="CCCCCC" w:sz="1"/>
-            </w:tcBorders>
-            <w:shd w:fill="F5F8FF" w:val="clear"/>
-            <w:tcMar>
-              <w:top w:type="dxa" w:w="80"/>
-              <w:left w:type="dxa" w:w="120"/>
-              <w:bottom w:type="dxa" w:w="80"/>
-              <w:right w:type="dxa" w:w="120"/>
-            </w:tcMar>
-          </w:tcPr>
-          <w:p>
-            <w:r>
-              <w:rPr>
-                <w:rFonts w:ascii="Arial" w:cs="Arial" w:eastAsia="Arial" w:hAnsi="Arial"/>
-                <w:sz w:val="22"/>
-                <w:szCs w:val="22"/>
-              </w:rPr>
-              <w:t xml:space="preserve">Create AGENCY_ADMIN account — username + password</w:t>
-            </w:r>
-          </w:p>
-        </w:tc>
-        <w:tc>
-          <w:tcPr>
-            <w:tcW w:type="dxa" w:w="3400"/>
-            <w:tcBorders>
-              <w:top w:val="single" w:color="CCCCCC" w:sz="1"/>
-              <w:left w:val="single" w:color="CCCCCC" w:sz="1"/>
-              <w:bottom w:val="single" w:color="CCCCCC" w:sz="1"/>
-              <w:right w:val="single" w:color="CCCCCC" w:sz="1"/>
-            </w:tcBorders>
-            <w:shd w:fill="F5F8FF" w:val="clear"/>
-            <w:tcMar>
-              <w:top w:type="dxa" w:w="80"/>
-              <w:left w:type="dxa" w:w="120"/>
-              <w:bottom w:type="dxa" w:w="80"/>
-              <w:right w:type="dxa" w:w="120"/>
-            </w:tcMar>
-          </w:tcPr>
-          <w:p>
-            <w:r>
-              <w:rPr>
-                <w:rFonts w:ascii="Arial" w:cs="Arial" w:eastAsia="Arial" w:hAnsi="Arial"/>
-                <w:sz w:val="22"/>
-                <w:szCs w:val="22"/>
-              </w:rPr>
-              <w:t xml:space="preserve">Sameer (ICA)</w:t>
-            </w:r>
-          </w:p>
-        </w:tc>
-      </w:tr>
-      <w:tr>
-        <w:tc>
-          <w:tcPr>
-            <w:tcW w:type="dxa" w:w="600"/>
-            <w:tcBorders>
-              <w:top w:val="single" w:color="CCCCCC" w:sz="1"/>
-              <w:left w:val="single" w:color="CCCCCC" w:sz="1"/>
-              <w:bottom w:val="single" w:color="CCCCCC" w:sz="1"/>
-              <w:right w:val="single" w:color="CCCCCC" w:sz="1"/>
-            </w:tcBorders>
-            <w:shd w:fill="FFFFFF" w:val="clear"/>
-            <w:tcMar>
-              <w:top w:type="dxa" w:w="80"/>
-              <w:left w:type="dxa" w:w="120"/>
-              <w:bottom w:type="dxa" w:w="80"/>
-              <w:right w:type="dxa" w:w="120"/>
-            </w:tcMar>
-          </w:tcPr>
-          <w:p>
-            <w:r>
-              <w:rPr>
-                <w:rFonts w:ascii="Arial" w:cs="Arial" w:eastAsia="Arial" w:hAnsi="Arial"/>
-                <w:sz w:val="22"/>
-                <w:szCs w:val="22"/>
-              </w:rPr>
-              <w:t xml:space="preserve">3</w:t>
-            </w:r>
-          </w:p>
-        </w:tc>
-        <w:tc>
-          <w:tcPr>
-            <w:tcW w:type="dxa" w:w="6000"/>
-            <w:tcBorders>
-              <w:top w:val="single" w:color="CCCCCC" w:sz="1"/>
-              <w:left w:val="single" w:color="CCCCCC" w:sz="1"/>
-              <w:bottom w:val="single" w:color="CCCCCC" w:sz="1"/>
-              <w:right w:val="single" w:color="CCCCCC" w:sz="1"/>
-            </w:tcBorders>
-            <w:shd w:fill="FFFFFF" w:val="clear"/>
-            <w:tcMar>
-              <w:top w:type="dxa" w:w="80"/>
-              <w:left w:type="dxa" w:w="120"/>
-              <w:bottom w:type="dxa" w:w="80"/>
-              <w:right w:type="dxa" w:w="120"/>
-            </w:tcMar>
-          </w:tcPr>
-          <w:p>
-            <w:r>
-              <w:rPr>
-                <w:rFonts w:ascii="Arial" w:cs="Arial" w:eastAsia="Arial" w:hAnsi="Arial"/>
-                <w:sz w:val="22"/>
-                <w:szCs w:val="22"/>
-              </w:rPr>
-              <w:t xml:space="preserve">Activate subscription — select plan + days</w:t>
-            </w:r>
-          </w:p>
-        </w:tc>
-        <w:tc>
-          <w:tcPr>
-            <w:tcW w:type="dxa" w:w="3400"/>
-            <w:tcBorders>
-              <w:top w:val="single" w:color="CCCCCC" w:sz="1"/>
-              <w:left w:val="single" w:color="CCCCCC" w:sz="1"/>
-              <w:bottom w:val="single" w:color="CCCCCC" w:sz="1"/>
-              <w:right w:val="single" w:color="CCCCCC" w:sz="1"/>
-            </w:tcBorders>
-            <w:shd w:fill="FFFFFF" w:val="clear"/>
-            <w:tcMar>
-              <w:top w:type="dxa" w:w="80"/>
-              <w:left w:type="dxa" w:w="120"/>
-              <w:bottom w:type="dxa" w:w="80"/>
-              <w:right w:type="dxa" w:w="120"/>
-            </w:tcMar>
-          </w:tcPr>
-          <w:p>
-            <w:r>
-              <w:rPr>
-                <w:rFonts w:ascii="Arial" w:cs="Arial" w:eastAsia="Arial" w:hAnsi="Arial"/>
-                <w:sz w:val="22"/>
-                <w:szCs w:val="22"/>
-              </w:rPr>
-              <w:t xml:space="preserve">Sameer (ICA)</w:t>
-            </w:r>
-          </w:p>
-        </w:tc>
-      </w:tr>
-      <w:tr>
-        <w:tc>
-          <w:tcPr>
-            <w:tcW w:type="dxa" w:w="600"/>
-            <w:tcBorders>
-              <w:top w:val="single" w:color="CCCCCC" w:sz="1"/>
-              <w:left w:val="single" w:color="CCCCCC" w:sz="1"/>
-              <w:bottom w:val="single" w:color="CCCCCC" w:sz="1"/>
-              <w:right w:val="single" w:color="CCCCCC" w:sz="1"/>
-            </w:tcBorders>
-            <w:shd w:fill="F5F8FF" w:val="clear"/>
-            <w:tcMar>
-              <w:top w:type="dxa" w:w="80"/>
-              <w:left w:type="dxa" w:w="120"/>
-              <w:bottom w:type="dxa" w:w="80"/>
-              <w:right w:type="dxa" w:w="120"/>
-            </w:tcMar>
-          </w:tcPr>
-          <w:p>
-            <w:r>
-              <w:rPr>
-                <w:rFonts w:ascii="Arial" w:cs="Arial" w:eastAsia="Arial" w:hAnsi="Arial"/>
-                <w:sz w:val="22"/>
-                <w:szCs w:val="22"/>
-              </w:rPr>
-              <w:t xml:space="preserve">4</w:t>
-            </w:r>
-          </w:p>
-        </w:tc>
-        <w:tc>
-          <w:tcPr>
-            <w:tcW w:type="dxa" w:w="6000"/>
-            <w:tcBorders>
-              <w:top w:val="single" w:color="CCCCCC" w:sz="1"/>
-              <w:left w:val="single" w:color="CCCCCC" w:sz="1"/>
-              <w:bottom w:val="single" w:color="CCCCCC" w:sz="1"/>
-              <w:right w:val="single" w:color="CCCCCC" w:sz="1"/>
-            </w:tcBorders>
-            <w:shd w:fill="F5F8FF" w:val="clear"/>
-            <w:tcMar>
-              <w:top w:type="dxa" w:w="80"/>
-              <w:left w:type="dxa" w:w="120"/>
-              <w:bottom w:type="dxa" w:w="80"/>
-              <w:right w:type="dxa" w:w="120"/>
-            </w:tcMar>
-          </w:tcPr>
-          <w:p>
-            <w:r>
-              <w:rPr>
-                <w:rFonts w:ascii="Arial" w:cs="Arial" w:eastAsia="Arial" w:hAnsi="Arial"/>
-                <w:sz w:val="22"/>
-                <w:szCs w:val="22"/>
-              </w:rPr>
-              <w:t xml:space="preserve">Share credentials via WhatsApp</w:t>
-            </w:r>
-          </w:p>
-        </w:tc>
-        <w:tc>
-          <w:tcPr>
-            <w:tcW w:type="dxa" w:w="3400"/>
-            <w:tcBorders>
-              <w:top w:val="single" w:color="CCCCCC" w:sz="1"/>
-              <w:left w:val="single" w:color="CCCCCC" w:sz="1"/>
-              <w:bottom w:val="single" w:color="CCCCCC" w:sz="1"/>
-              <w:right w:val="single" w:color="CCCCCC" w:sz="1"/>
-            </w:tcBorders>
-            <w:shd w:fill="F5F8FF" w:val="clear"/>
-            <w:tcMar>
-              <w:top w:type="dxa" w:w="80"/>
-              <w:left w:type="dxa" w:w="120"/>
-              <w:bottom w:type="dxa" w:w="80"/>
-              <w:right w:type="dxa" w:w="120"/>
-            </w:tcMar>
-          </w:tcPr>
-          <w:p>
-            <w:r>
-              <w:rPr>
-                <w:rFonts w:ascii="Arial" w:cs="Arial" w:eastAsia="Arial" w:hAnsi="Arial"/>
-                <w:sz w:val="22"/>
-                <w:szCs w:val="22"/>
-              </w:rPr>
-              <w:t xml:space="preserve">Sameer (ICA)</w:t>
-            </w:r>
-          </w:p>
-        </w:tc>
-      </w:tr>
-      <w:tr>
-        <w:tc>
-          <w:tcPr>
-            <w:tcW w:type="dxa" w:w="600"/>
-            <w:tcBorders>
-              <w:top w:val="single" w:color="CCCCCC" w:sz="1"/>
-              <w:left w:val="single" w:color="CCCCCC" w:sz="1"/>
-              <w:bottom w:val="single" w:color="CCCCCC" w:sz="1"/>
-              <w:right w:val="single" w:color="CCCCCC" w:sz="1"/>
-            </w:tcBorders>
-            <w:shd w:fill="FFFFFF" w:val="clear"/>
-            <w:tcMar>
-              <w:top w:type="dxa" w:w="80"/>
-              <w:left w:type="dxa" w:w="120"/>
-              <w:bottom w:type="dxa" w:w="80"/>
-              <w:right w:type="dxa" w:w="120"/>
-            </w:tcMar>
-          </w:tcPr>
-          <w:p>
-            <w:r>
-              <w:rPr>
-                <w:rFonts w:ascii="Arial" w:cs="Arial" w:eastAsia="Arial" w:hAnsi="Arial"/>
-                <w:sz w:val="22"/>
-                <w:szCs w:val="22"/>
-              </w:rPr>
-              <w:t xml:space="preserve">5</w:t>
-            </w:r>
-          </w:p>
-        </w:tc>
-        <w:tc>
-          <w:tcPr>
-            <w:tcW w:type="dxa" w:w="6000"/>
-            <w:tcBorders>
-              <w:top w:val="single" w:color="CCCCCC" w:sz="1"/>
-              <w:left w:val="single" w:color="CCCCCC" w:sz="1"/>
-              <w:bottom w:val="single" w:color="CCCCCC" w:sz="1"/>
-              <w:right w:val="single" w:color="CCCCCC" w:sz="1"/>
-            </w:tcBorders>
-            <w:shd w:fill="FFFFFF" w:val="clear"/>
-            <w:tcMar>
-              <w:top w:type="dxa" w:w="80"/>
-              <w:left w:type="dxa" w:w="120"/>
-              <w:bottom w:type="dxa" w:w="80"/>
-              <w:right w:type="dxa" w:w="120"/>
-            </w:tcMar>
-          </w:tcPr>
-          <w:p>
-            <w:r>
-              <w:rPr>
-                <w:rFonts w:ascii="Arial" w:cs="Arial" w:eastAsia="Arial" w:hAnsi="Arial"/>
-                <w:sz w:val="22"/>
-                <w:szCs w:val="22"/>
-              </w:rPr>
-              <w:t xml:space="preserve">APLM Admin creates TEAM_LEADER + TELE_CALLER accounts</w:t>
-            </w:r>
-          </w:p>
-        </w:tc>
-        <w:tc>
-          <w:tcPr>
-            <w:tcW w:type="dxa" w:w="3400"/>
-            <w:tcBorders>
-              <w:top w:val="single" w:color="CCCCCC" w:sz="1"/>
-              <w:left w:val="single" w:color="CCCCCC" w:sz="1"/>
-              <w:bottom w:val="single" w:color="CCCCCC" w:sz="1"/>
-              <w:right w:val="single" w:color="CCCCCC" w:sz="1"/>
-            </w:tcBorders>
-            <w:shd w:fill="FFFFFF" w:val="clear"/>
-            <w:tcMar>
-              <w:top w:type="dxa" w:w="80"/>
-              <w:left w:type="dxa" w:w="120"/>
-              <w:bottom w:type="dxa" w:w="80"/>
-              <w:right w:type="dxa" w:w="120"/>
-            </w:tcMar>
-          </w:tcPr>
-          <w:p>
-            <w:r>
-              <w:rPr>
-                <w:rFonts w:ascii="Arial" w:cs="Arial" w:eastAsia="Arial" w:hAnsi="Arial"/>
-                <w:sz w:val="22"/>
-                <w:szCs w:val="22"/>
-              </w:rPr>
-              <w:t xml:space="preserve">APLM Admin</w:t>
-            </w:r>
-          </w:p>
-        </w:tc>
-      </w:tr>
-      <w:tr>
-        <w:tc>
-          <w:tcPr>
-            <w:tcW w:type="dxa" w:w="600"/>
-            <w:tcBorders>
-              <w:top w:val="single" w:color="CCCCCC" w:sz="1"/>
-              <w:left w:val="single" w:color="CCCCCC" w:sz="1"/>
-              <w:bottom w:val="single" w:color="CCCCCC" w:sz="1"/>
-              <w:right w:val="single" w:color="CCCCCC" w:sz="1"/>
-            </w:tcBorders>
-            <w:shd w:fill="F5F8FF" w:val="clear"/>
-            <w:tcMar>
-              <w:top w:type="dxa" w:w="80"/>
-              <w:left w:type="dxa" w:w="120"/>
-              <w:bottom w:type="dxa" w:w="80"/>
-              <w:right w:type="dxa" w:w="120"/>
-            </w:tcMar>
-          </w:tcPr>
-          <w:p>
-            <w:r>
-              <w:rPr>
-                <w:rFonts w:ascii="Arial" w:cs="Arial" w:eastAsia="Arial" w:hAnsi="Arial"/>
-                <w:sz w:val="22"/>
-                <w:szCs w:val="22"/>
-              </w:rPr>
-              <w:t xml:space="preserve">6</w:t>
-            </w:r>
-          </w:p>
-        </w:tc>
-        <w:tc>
-          <w:tcPr>
-            <w:tcW w:type="dxa" w:w="6000"/>
-            <w:tcBorders>
-              <w:top w:val="single" w:color="CCCCCC" w:sz="1"/>
-              <w:left w:val="single" w:color="CCCCCC" w:sz="1"/>
-              <w:bottom w:val="single" w:color="CCCCCC" w:sz="1"/>
-              <w:right w:val="single" w:color="CCCCCC" w:sz="1"/>
-            </w:tcBorders>
-            <w:shd w:fill="F5F8FF" w:val="clear"/>
-            <w:tcMar>
-              <w:top w:type="dxa" w:w="80"/>
-              <w:left w:type="dxa" w:w="120"/>
-              <w:bottom w:type="dxa" w:w="80"/>
-              <w:right w:type="dxa" w:w="120"/>
-            </w:tcMar>
-          </w:tcPr>
-          <w:p>
-            <w:r>
-              <w:rPr>
-                <w:rFonts w:ascii="Arial" w:cs="Arial" w:eastAsia="Arial" w:hAnsi="Arial"/>
-                <w:sz w:val="22"/>
-                <w:szCs w:val="22"/>
-              </w:rPr>
-              <w:t xml:space="preserve">TEAM_LEADER adds leads, assigns to telecallers</w:t>
-            </w:r>
-          </w:p>
-        </w:tc>
-        <w:tc>
-          <w:tcPr>
-            <w:tcW w:type="dxa" w:w="3400"/>
-            <w:tcBorders>
-              <w:top w:val="single" w:color="CCCCCC" w:sz="1"/>
-              <w:left w:val="single" w:color="CCCCCC" w:sz="1"/>
-              <w:bottom w:val="single" w:color="CCCCCC" w:sz="1"/>
-              <w:right w:val="single" w:color="CCCCCC" w:sz="1"/>
-            </w:tcBorders>
-            <w:shd w:fill="F5F8FF" w:val="clear"/>
-            <w:tcMar>
-              <w:top w:type="dxa" w:w="80"/>
-              <w:left w:type="dxa" w:w="120"/>
-              <w:bottom w:type="dxa" w:w="80"/>
-              <w:right w:type="dxa" w:w="120"/>
-            </w:tcMar>
-          </w:tcPr>
-          <w:p>
-            <w:r>
-              <w:rPr>
-                <w:rFonts w:ascii="Arial" w:cs="Arial" w:eastAsia="Arial" w:hAnsi="Arial"/>
-                <w:sz w:val="22"/>
-                <w:szCs w:val="22"/>
-              </w:rPr>
-              <w:t xml:space="preserve">APLM Team Leader</w:t>
-            </w:r>
-          </w:p>
-        </w:tc>
-      </w:tr>
-      <w:tr>
-        <w:tc>
-          <w:tcPr>
-            <w:tcW w:type="dxa" w:w="600"/>
-            <w:tcBorders>
-              <w:top w:val="single" w:color="CCCCCC" w:sz="1"/>
-              <w:left w:val="single" w:color="CCCCCC" w:sz="1"/>
-              <w:bottom w:val="single" w:color="CCCCCC" w:sz="1"/>
-              <w:right w:val="single" w:color="CCCCCC" w:sz="1"/>
-            </w:tcBorders>
-            <w:shd w:fill="FFFFFF" w:val="clear"/>
-            <w:tcMar>
-              <w:top w:type="dxa" w:w="80"/>
-              <w:left w:type="dxa" w:w="120"/>
-              <w:bottom w:type="dxa" w:w="80"/>
-              <w:right w:type="dxa" w:w="120"/>
-            </w:tcMar>
-          </w:tcPr>
-          <w:p>
-            <w:r>
-              <w:rPr>
-                <w:rFonts w:ascii="Arial" w:cs="Arial" w:eastAsia="Arial" w:hAnsi="Arial"/>
-                <w:sz w:val="22"/>
-                <w:szCs w:val="22"/>
-              </w:rPr>
-              <w:t xml:space="preserve">7</w:t>
-            </w:r>
-          </w:p>
-        </w:tc>
-        <w:tc>
-          <w:tcPr>
-            <w:tcW w:type="dxa" w:w="6000"/>
-            <w:tcBorders>
-              <w:top w:val="single" w:color="CCCCCC" w:sz="1"/>
-              <w:left w:val="single" w:color="CCCCCC" w:sz="1"/>
-              <w:bottom w:val="single" w:color="CCCCCC" w:sz="1"/>
-              <w:right w:val="single" w:color="CCCCCC" w:sz="1"/>
-            </w:tcBorders>
-            <w:shd w:fill="FFFFFF" w:val="clear"/>
-            <w:tcMar>
-              <w:top w:type="dxa" w:w="80"/>
-              <w:left w:type="dxa" w:w="120"/>
-              <w:bottom w:type="dxa" w:w="80"/>
-              <w:right w:type="dxa" w:w="120"/>
-            </w:tcMar>
-          </w:tcPr>
-          <w:p>
-            <w:r>
-              <w:rPr>
-                <w:rFonts w:ascii="Arial" w:cs="Arial" w:eastAsia="Arial" w:hAnsi="Arial"/>
-                <w:sz w:val="22"/>
-                <w:szCs w:val="22"/>
-              </w:rPr>
-              <w:t xml:space="preserve">TELE_CALLERS call leads, use AI tools</w:t>
-            </w:r>
-          </w:p>
-        </w:tc>
-        <w:tc>
-          <w:tcPr>
-            <w:tcW w:type="dxa" w:w="3400"/>
-            <w:tcBorders>
-              <w:top w:val="single" w:color="CCCCCC" w:sz="1"/>
-              <w:left w:val="single" w:color="CCCCCC" w:sz="1"/>
-              <w:bottom w:val="single" w:color="CCCCCC" w:sz="1"/>
-              <w:right w:val="single" w:color="CCCCCC" w:sz="1"/>
-            </w:tcBorders>
-            <w:shd w:fill="FFFFFF" w:val="clear"/>
-            <w:tcMar>
-              <w:top w:type="dxa" w:w="80"/>
-              <w:left w:type="dxa" w:w="120"/>
-              <w:bottom w:type="dxa" w:w="80"/>
-              <w:right w:type="dxa" w:w="120"/>
-            </w:tcMar>
-          </w:tcPr>
-          <w:p>
-            <w:r>
-              <w:rPr>
-                <w:rFonts w:ascii="Arial" w:cs="Arial" w:eastAsia="Arial" w:hAnsi="Arial"/>
-                <w:sz w:val="22"/>
-                <w:szCs w:val="22"/>
-              </w:rPr>
-              <w:t xml:space="preserve">APLM Tele Callers</w:t>
-            </w:r>
-          </w:p>
-        </w:tc>
-      </w:tr>
-    </w:tbl>
-    <w:p>
-      <w:pPr>
-        <w:spacing w:after="80" w:before="80"/>
-      </w:pPr>
-      <w:r>
-        <w:t xml:space="preserve"/>
-      </w:r>
-    </w:p>
-    <w:p>
-      <w:pPr>
-        <w:pStyle w:val="Heading1"/>
-        <w:pBdr>
-          <w:bottom w:val="single" w:color="1E40AF" w:sz="6" w:space="4"/>
-        </w:pBdr>
-        <w:spacing w:after="160" w:before="320"/>
-      </w:pPr>
-      <w:r>
-        <w:rPr>
-          <w:rFonts w:ascii="Arial" w:cs="Arial" w:eastAsia="Arial" w:hAnsi="Arial"/>
-          <w:b/>
-          <w:bCs/>
-          <w:color w:val="1E3A5F"/>
-          <w:sz w:val="32"/>
-          <w:szCs w:val="32"/>
-        </w:rPr>
-        <w:t xml:space="preserve">9. Pending Tasks</w:t>
+        <w:t xml:space="preserve">10. Pending Tasks</w:t>
       </w:r>
     </w:p>
     <w:tbl>
@@ -5937,7 +7037,7 @@
               <w:bottom w:val="single" w:color="CCCCCC" w:sz="1"/>
               <w:right w:val="single" w:color="CCCCCC" w:sz="1"/>
             </w:tcBorders>
-            <w:shd w:fill="1E3A5F" w:val="clear"/>
+            <w:shd w:fill="2d1b69" w:val="clear"/>
             <w:tcMar>
               <w:top w:type="dxa" w:w="80"/>
               <w:left w:type="dxa" w:w="120"/>
@@ -5968,7 +7068,7 @@
               <w:bottom w:val="single" w:color="CCCCCC" w:sz="1"/>
               <w:right w:val="single" w:color="CCCCCC" w:sz="1"/>
             </w:tcBorders>
-            <w:shd w:fill="1E3A5F" w:val="clear"/>
+            <w:shd w:fill="2d1b69" w:val="clear"/>
             <w:tcMar>
               <w:top w:type="dxa" w:w="80"/>
               <w:left w:type="dxa" w:w="120"/>
@@ -6016,7 +7116,7 @@
                 <w:sz w:val="22"/>
                 <w:szCs w:val="22"/>
               </w:rPr>
-              <w:t xml:space="preserve">Receive logo + brand assets from APLM</w:t>
+              <w:t xml:space="preserve">Build aplmsales.com marketing website</w:t>
             </w:r>
           </w:p>
         </w:tc>
@@ -6059,22 +7159,22 @@
               <w:bottom w:val="single" w:color="CCCCCC" w:sz="1"/>
               <w:right w:val="single" w:color="CCCCCC" w:sz="1"/>
             </w:tcBorders>
-            <w:shd w:fill="F5F8FF" w:val="clear"/>
-            <w:tcMar>
-              <w:top w:type="dxa" w:w="80"/>
-              <w:left w:type="dxa" w:w="120"/>
-              <w:bottom w:type="dxa" w:w="80"/>
-              <w:right w:type="dxa" w:w="120"/>
-            </w:tcMar>
-          </w:tcPr>
-          <w:p>
-            <w:r>
-              <w:rPr>
-                <w:rFonts w:ascii="Arial" w:cs="Arial" w:eastAsia="Arial" w:hAnsi="Arial"/>
-                <w:sz w:val="22"/>
-                <w:szCs w:val="22"/>
-              </w:rPr>
-              <w:t xml:space="preserve">Receive website content from APLM</w:t>
+            <w:shd w:fill="F5F3FF" w:val="clear"/>
+            <w:tcMar>
+              <w:top w:type="dxa" w:w="80"/>
+              <w:left w:type="dxa" w:w="120"/>
+              <w:bottom w:type="dxa" w:w="80"/>
+              <w:right w:type="dxa" w:w="120"/>
+            </w:tcMar>
+          </w:tcPr>
+          <w:p>
+            <w:r>
+              <w:rPr>
+                <w:rFonts w:ascii="Arial" w:cs="Arial" w:eastAsia="Arial" w:hAnsi="Arial"/>
+                <w:sz w:val="22"/>
+                <w:szCs w:val="22"/>
+              </w:rPr>
+              <w:t xml:space="preserve">Verify aplmsales.com domain in Resend dashboard</w:t>
             </w:r>
           </w:p>
         </w:tc>
@@ -6087,22 +7187,22 @@
               <w:bottom w:val="single" w:color="CCCCCC" w:sz="1"/>
               <w:right w:val="single" w:color="CCCCCC" w:sz="1"/>
             </w:tcBorders>
-            <w:shd w:fill="F5F8FF" w:val="clear"/>
-            <w:tcMar>
-              <w:top w:type="dxa" w:w="80"/>
-              <w:left w:type="dxa" w:w="120"/>
-              <w:bottom w:type="dxa" w:w="80"/>
-              <w:right w:type="dxa" w:w="120"/>
-            </w:tcMar>
-          </w:tcPr>
-          <w:p>
-            <w:r>
-              <w:rPr>
-                <w:rFonts w:ascii="Arial" w:cs="Arial" w:eastAsia="Arial" w:hAnsi="Arial"/>
-                <w:sz w:val="22"/>
-                <w:szCs w:val="22"/>
-              </w:rPr>
-              <w:t xml:space="preserve">HIGH</w:t>
+            <w:shd w:fill="F5F3FF" w:val="clear"/>
+            <w:tcMar>
+              <w:top w:type="dxa" w:w="80"/>
+              <w:left w:type="dxa" w:w="120"/>
+              <w:bottom w:type="dxa" w:w="80"/>
+              <w:right w:type="dxa" w:w="120"/>
+            </w:tcMar>
+          </w:tcPr>
+          <w:p>
+            <w:r>
+              <w:rPr>
+                <w:rFonts w:ascii="Arial" w:cs="Arial" w:eastAsia="Arial" w:hAnsi="Arial"/>
+                <w:sz w:val="22"/>
+                <w:szCs w:val="22"/>
+              </w:rPr>
+              <w:t xml:space="preserve">MEDIUM</w:t>
             </w:r>
           </w:p>
         </w:tc>
@@ -6132,7 +7232,7 @@
                 <w:sz w:val="22"/>
                 <w:szCs w:val="22"/>
               </w:rPr>
-              <w:t xml:space="preserve">Build aplmsales.com marketing website</w:t>
+              <w:t xml:space="preserve">Setup support@aplmsales.com (ImprovMX)</w:t>
             </w:r>
           </w:p>
         </w:tc>
@@ -6160,7 +7260,7 @@
                 <w:sz w:val="22"/>
                 <w:szCs w:val="22"/>
               </w:rPr>
-              <w:t xml:space="preserve">HIGH</w:t>
+              <w:t xml:space="preserve">MEDIUM</w:t>
             </w:r>
           </w:p>
         </w:tc>
@@ -6175,22 +7275,22 @@
               <w:bottom w:val="single" w:color="CCCCCC" w:sz="1"/>
               <w:right w:val="single" w:color="CCCCCC" w:sz="1"/>
             </w:tcBorders>
-            <w:shd w:fill="F5F8FF" w:val="clear"/>
-            <w:tcMar>
-              <w:top w:type="dxa" w:w="80"/>
-              <w:left w:type="dxa" w:w="120"/>
-              <w:bottom w:type="dxa" w:w="80"/>
-              <w:right w:type="dxa" w:w="120"/>
-            </w:tcMar>
-          </w:tcPr>
-          <w:p>
-            <w:r>
-              <w:rPr>
-                <w:rFonts w:ascii="Arial" w:cs="Arial" w:eastAsia="Arial" w:hAnsi="Arial"/>
-                <w:sz w:val="22"/>
-                <w:szCs w:val="22"/>
-              </w:rPr>
-              <w:t xml:space="preserve">Apply APLM branding to CRM</w:t>
+            <w:shd w:fill="F5F3FF" w:val="clear"/>
+            <w:tcMar>
+              <w:top w:type="dxa" w:w="80"/>
+              <w:left w:type="dxa" w:w="120"/>
+              <w:bottom w:type="dxa" w:w="80"/>
+              <w:right w:type="dxa" w:w="120"/>
+            </w:tcMar>
+          </w:tcPr>
+          <w:p>
+            <w:r>
+              <w:rPr>
+                <w:rFonts w:ascii="Arial" w:cs="Arial" w:eastAsia="Arial" w:hAnsi="Arial"/>
+                <w:sz w:val="22"/>
+                <w:szCs w:val="22"/>
+              </w:rPr>
+              <w:t xml:space="preserve">Hide MASTER_ADMIN UI (WHITELABEL_MODE env var)</w:t>
             </w:r>
           </w:p>
         </w:tc>
@@ -6203,22 +7303,22 @@
               <w:bottom w:val="single" w:color="CCCCCC" w:sz="1"/>
               <w:right w:val="single" w:color="CCCCCC" w:sz="1"/>
             </w:tcBorders>
-            <w:shd w:fill="F5F8FF" w:val="clear"/>
-            <w:tcMar>
-              <w:top w:type="dxa" w:w="80"/>
-              <w:left w:type="dxa" w:w="120"/>
-              <w:bottom w:type="dxa" w:w="80"/>
-              <w:right w:type="dxa" w:w="120"/>
-            </w:tcMar>
-          </w:tcPr>
-          <w:p>
-            <w:r>
-              <w:rPr>
-                <w:rFonts w:ascii="Arial" w:cs="Arial" w:eastAsia="Arial" w:hAnsi="Arial"/>
-                <w:sz w:val="22"/>
-                <w:szCs w:val="22"/>
-              </w:rPr>
-              <w:t xml:space="preserve">HIGH</w:t>
+            <w:shd w:fill="F5F3FF" w:val="clear"/>
+            <w:tcMar>
+              <w:top w:type="dxa" w:w="80"/>
+              <w:left w:type="dxa" w:w="120"/>
+              <w:bottom w:type="dxa" w:w="80"/>
+              <w:right w:type="dxa" w:w="120"/>
+            </w:tcMar>
+          </w:tcPr>
+          <w:p>
+            <w:r>
+              <w:rPr>
+                <w:rFonts w:ascii="Arial" w:cs="Arial" w:eastAsia="Arial" w:hAnsi="Arial"/>
+                <w:sz w:val="22"/>
+                <w:szCs w:val="22"/>
+              </w:rPr>
+              <w:t xml:space="preserve">MEDIUM</w:t>
             </w:r>
           </w:p>
         </w:tc>
@@ -6248,7 +7348,7 @@
                 <w:sz w:val="22"/>
                 <w:szCs w:val="22"/>
               </w:rPr>
-              <w:t xml:space="preserve">Hide MASTER_ADMIN UI (WHITELABEL_MODE)</w:t>
+              <w:t xml:space="preserve">Create APLM agency + admin account in CRM</w:t>
             </w:r>
           </w:p>
         </w:tc>
@@ -6291,22 +7391,22 @@
               <w:bottom w:val="single" w:color="CCCCCC" w:sz="1"/>
               <w:right w:val="single" w:color="CCCCCC" w:sz="1"/>
             </w:tcBorders>
-            <w:shd w:fill="F5F8FF" w:val="clear"/>
-            <w:tcMar>
-              <w:top w:type="dxa" w:w="80"/>
-              <w:left w:type="dxa" w:w="120"/>
-              <w:bottom w:type="dxa" w:w="80"/>
-              <w:right w:type="dxa" w:w="120"/>
-            </w:tcMar>
-          </w:tcPr>
-          <w:p>
-            <w:r>
-              <w:rPr>
-                <w:rFonts w:ascii="Arial" w:cs="Arial" w:eastAsia="Arial" w:hAnsi="Arial"/>
-                <w:sz w:val="22"/>
-                <w:szCs w:val="22"/>
-              </w:rPr>
-              <w:t xml:space="preserve">Create GitHub repo aplm + push code</w:t>
+            <w:shd w:fill="F5F3FF" w:val="clear"/>
+            <w:tcMar>
+              <w:top w:type="dxa" w:w="80"/>
+              <w:left w:type="dxa" w:w="120"/>
+              <w:bottom w:type="dxa" w:w="80"/>
+              <w:right w:type="dxa" w:w="120"/>
+            </w:tcMar>
+          </w:tcPr>
+          <w:p>
+            <w:r>
+              <w:rPr>
+                <w:rFonts w:ascii="Arial" w:cs="Arial" w:eastAsia="Arial" w:hAnsi="Arial"/>
+                <w:sz w:val="22"/>
+                <w:szCs w:val="22"/>
+              </w:rPr>
+              <w:t xml:space="preserve">Onboard APLM team (Admin + TL + Telecallers)</w:t>
             </w:r>
           </w:p>
         </w:tc>
@@ -6319,181 +7419,7 @@
               <w:bottom w:val="single" w:color="CCCCCC" w:sz="1"/>
               <w:right w:val="single" w:color="CCCCCC" w:sz="1"/>
             </w:tcBorders>
-            <w:shd w:fill="F5F8FF" w:val="clear"/>
-            <w:tcMar>
-              <w:top w:type="dxa" w:w="80"/>
-              <w:left w:type="dxa" w:w="120"/>
-              <w:bottom w:type="dxa" w:w="80"/>
-              <w:right w:type="dxa" w:w="120"/>
-            </w:tcMar>
-          </w:tcPr>
-          <w:p>
-            <w:r>
-              <w:rPr>
-                <w:rFonts w:ascii="Arial" w:cs="Arial" w:eastAsia="Arial" w:hAnsi="Arial"/>
-                <w:sz w:val="22"/>
-                <w:szCs w:val="22"/>
-              </w:rPr>
-              <w:t xml:space="preserve">MEDIUM</w:t>
-            </w:r>
-          </w:p>
-        </w:tc>
-      </w:tr>
-      <w:tr>
-        <w:tc>
-          <w:tcPr>
-            <w:tcW w:type="dxa" w:w="7000"/>
-            <w:tcBorders>
-              <w:top w:val="single" w:color="CCCCCC" w:sz="1"/>
-              <w:left w:val="single" w:color="CCCCCC" w:sz="1"/>
-              <w:bottom w:val="single" w:color="CCCCCC" w:sz="1"/>
-              <w:right w:val="single" w:color="CCCCCC" w:sz="1"/>
-            </w:tcBorders>
-            <w:shd w:fill="FFFFFF" w:val="clear"/>
-            <w:tcMar>
-              <w:top w:type="dxa" w:w="80"/>
-              <w:left w:type="dxa" w:w="120"/>
-              <w:bottom w:type="dxa" w:w="80"/>
-              <w:right w:type="dxa" w:w="120"/>
-            </w:tcMar>
-          </w:tcPr>
-          <w:p>
-            <w:r>
-              <w:rPr>
-                <w:rFonts w:ascii="Arial" w:cs="Arial" w:eastAsia="Arial" w:hAnsi="Arial"/>
-                <w:sz w:val="22"/>
-                <w:szCs w:val="22"/>
-              </w:rPr>
-              <w:t xml:space="preserve">Setup support@aplmsales.com (ImprovMX)</w:t>
-            </w:r>
-          </w:p>
-        </w:tc>
-        <w:tc>
-          <w:tcPr>
-            <w:tcW w:type="dxa" w:w="3000"/>
-            <w:tcBorders>
-              <w:top w:val="single" w:color="CCCCCC" w:sz="1"/>
-              <w:left w:val="single" w:color="CCCCCC" w:sz="1"/>
-              <w:bottom w:val="single" w:color="CCCCCC" w:sz="1"/>
-              <w:right w:val="single" w:color="CCCCCC" w:sz="1"/>
-            </w:tcBorders>
-            <w:shd w:fill="FFFFFF" w:val="clear"/>
-            <w:tcMar>
-              <w:top w:type="dxa" w:w="80"/>
-              <w:left w:type="dxa" w:w="120"/>
-              <w:bottom w:type="dxa" w:w="80"/>
-              <w:right w:type="dxa" w:w="120"/>
-            </w:tcMar>
-          </w:tcPr>
-          <w:p>
-            <w:r>
-              <w:rPr>
-                <w:rFonts w:ascii="Arial" w:cs="Arial" w:eastAsia="Arial" w:hAnsi="Arial"/>
-                <w:sz w:val="22"/>
-                <w:szCs w:val="22"/>
-              </w:rPr>
-              <w:t xml:space="preserve">MEDIUM</w:t>
-            </w:r>
-          </w:p>
-        </w:tc>
-      </w:tr>
-      <w:tr>
-        <w:tc>
-          <w:tcPr>
-            <w:tcW w:type="dxa" w:w="7000"/>
-            <w:tcBorders>
-              <w:top w:val="single" w:color="CCCCCC" w:sz="1"/>
-              <w:left w:val="single" w:color="CCCCCC" w:sz="1"/>
-              <w:bottom w:val="single" w:color="CCCCCC" w:sz="1"/>
-              <w:right w:val="single" w:color="CCCCCC" w:sz="1"/>
-            </w:tcBorders>
-            <w:shd w:fill="F5F8FF" w:val="clear"/>
-            <w:tcMar>
-              <w:top w:type="dxa" w:w="80"/>
-              <w:left w:type="dxa" w:w="120"/>
-              <w:bottom w:type="dxa" w:w="80"/>
-              <w:right w:type="dxa" w:w="120"/>
-            </w:tcMar>
-          </w:tcPr>
-          <w:p>
-            <w:r>
-              <w:rPr>
-                <w:rFonts w:ascii="Arial" w:cs="Arial" w:eastAsia="Arial" w:hAnsi="Arial"/>
-                <w:sz w:val="22"/>
-                <w:szCs w:val="22"/>
-              </w:rPr>
-              <w:t xml:space="preserve">Verify aplmsales.com domain in Resend</w:t>
-            </w:r>
-          </w:p>
-        </w:tc>
-        <w:tc>
-          <w:tcPr>
-            <w:tcW w:type="dxa" w:w="3000"/>
-            <w:tcBorders>
-              <w:top w:val="single" w:color="CCCCCC" w:sz="1"/>
-              <w:left w:val="single" w:color="CCCCCC" w:sz="1"/>
-              <w:bottom w:val="single" w:color="CCCCCC" w:sz="1"/>
-              <w:right w:val="single" w:color="CCCCCC" w:sz="1"/>
-            </w:tcBorders>
-            <w:shd w:fill="F5F8FF" w:val="clear"/>
-            <w:tcMar>
-              <w:top w:type="dxa" w:w="80"/>
-              <w:left w:type="dxa" w:w="120"/>
-              <w:bottom w:type="dxa" w:w="80"/>
-              <w:right w:type="dxa" w:w="120"/>
-            </w:tcMar>
-          </w:tcPr>
-          <w:p>
-            <w:r>
-              <w:rPr>
-                <w:rFonts w:ascii="Arial" w:cs="Arial" w:eastAsia="Arial" w:hAnsi="Arial"/>
-                <w:sz w:val="22"/>
-                <w:szCs w:val="22"/>
-              </w:rPr>
-              <w:t xml:space="preserve">MEDIUM</w:t>
-            </w:r>
-          </w:p>
-        </w:tc>
-      </w:tr>
-      <w:tr>
-        <w:tc>
-          <w:tcPr>
-            <w:tcW w:type="dxa" w:w="7000"/>
-            <w:tcBorders>
-              <w:top w:val="single" w:color="CCCCCC" w:sz="1"/>
-              <w:left w:val="single" w:color="CCCCCC" w:sz="1"/>
-              <w:bottom w:val="single" w:color="CCCCCC" w:sz="1"/>
-              <w:right w:val="single" w:color="CCCCCC" w:sz="1"/>
-            </w:tcBorders>
-            <w:shd w:fill="FFFFFF" w:val="clear"/>
-            <w:tcMar>
-              <w:top w:type="dxa" w:w="80"/>
-              <w:left w:type="dxa" w:w="120"/>
-              <w:bottom w:type="dxa" w:w="80"/>
-              <w:right w:type="dxa" w:w="120"/>
-            </w:tcMar>
-          </w:tcPr>
-          <w:p>
-            <w:r>
-              <w:rPr>
-                <w:rFonts w:ascii="Arial" w:cs="Arial" w:eastAsia="Arial" w:hAnsi="Arial"/>
-                <w:sz w:val="22"/>
-                <w:szCs w:val="22"/>
-              </w:rPr>
-              <w:t xml:space="preserve">Onboard APLM Agency Admin</w:t>
-            </w:r>
-          </w:p>
-        </w:tc>
-        <w:tc>
-          <w:tcPr>
-            <w:tcW w:type="dxa" w:w="3000"/>
-            <w:tcBorders>
-              <w:top w:val="single" w:color="CCCCCC" w:sz="1"/>
-              <w:left w:val="single" w:color="CCCCCC" w:sz="1"/>
-              <w:bottom w:val="single" w:color="CCCCCC" w:sz="1"/>
-              <w:right w:val="single" w:color="CCCCCC" w:sz="1"/>
-            </w:tcBorders>
-            <w:shd w:fill="FFFFFF" w:val="clear"/>
+            <w:shd w:fill="F5F3FF" w:val="clear"/>
             <w:tcMar>
               <w:top w:type="dxa" w:w="80"/>
               <w:left w:type="dxa" w:w="120"/>
@@ -6526,7 +7452,7 @@
       <w:pPr>
         <w:pStyle w:val="Heading1"/>
         <w:pBdr>
-          <w:bottom w:val="single" w:color="1E40AF" w:sz="6" w:space="4"/>
+          <w:bottom w:val="single" w:color="7c3aed" w:sz="6" w:space="4"/>
         </w:pBdr>
         <w:spacing w:after="160" w:before="320"/>
       </w:pPr>
@@ -6535,11 +7461,11 @@
           <w:rFonts w:ascii="Arial" w:cs="Arial" w:eastAsia="Arial" w:hAnsi="Arial"/>
           <w:b/>
           <w:bCs/>
-          <w:color w:val="1E3A5F"/>
+          <w:color w:val="2d1b69"/>
           <w:sz w:val="32"/>
           <w:szCs w:val="32"/>
         </w:rPr>
-        <w:t xml:space="preserve">10. Troubleshooting</w:t>
+        <w:t xml:space="preserve">11. Troubleshooting</w:t>
       </w:r>
     </w:p>
     <w:tbl>
@@ -6571,7 +7497,7 @@
               <w:bottom w:val="single" w:color="CCCCCC" w:sz="1"/>
               <w:right w:val="single" w:color="CCCCCC" w:sz="1"/>
             </w:tcBorders>
-            <w:shd w:fill="1E3A5F" w:val="clear"/>
+            <w:shd w:fill="2d1b69" w:val="clear"/>
             <w:tcMar>
               <w:top w:type="dxa" w:w="80"/>
               <w:left w:type="dxa" w:w="120"/>
@@ -6602,7 +7528,7 @@
               <w:bottom w:val="single" w:color="CCCCCC" w:sz="1"/>
               <w:right w:val="single" w:color="CCCCCC" w:sz="1"/>
             </w:tcBorders>
-            <w:shd w:fill="1E3A5F" w:val="clear"/>
+            <w:shd w:fill="2d1b69" w:val="clear"/>
             <w:tcMar>
               <w:top w:type="dxa" w:w="80"/>
               <w:left w:type="dxa" w:w="120"/>
@@ -6693,7 +7619,7 @@
               <w:bottom w:val="single" w:color="CCCCCC" w:sz="1"/>
               <w:right w:val="single" w:color="CCCCCC" w:sz="1"/>
             </w:tcBorders>
-            <w:shd w:fill="F5F8FF" w:val="clear"/>
+            <w:shd w:fill="F5F3FF" w:val="clear"/>
             <w:tcMar>
               <w:top w:type="dxa" w:w="80"/>
               <w:left w:type="dxa" w:w="120"/>
@@ -6721,7 +7647,7 @@
               <w:bottom w:val="single" w:color="CCCCCC" w:sz="1"/>
               <w:right w:val="single" w:color="CCCCCC" w:sz="1"/>
             </w:tcBorders>
-            <w:shd w:fill="F5F8FF" w:val="clear"/>
+            <w:shd w:fill="F5F3FF" w:val="clear"/>
             <w:tcMar>
               <w:top w:type="dxa" w:w="80"/>
               <w:left w:type="dxa" w:w="120"/>
@@ -6766,7 +7692,7 @@
                 <w:sz w:val="22"/>
                 <w:szCs w:val="22"/>
               </w:rPr>
-              <w:t xml:space="preserve">Emails not sending</w:t>
+              <w:t xml:space="preserve">Build error</w:t>
             </w:r>
           </w:p>
         </w:tc>
@@ -6794,7 +7720,7 @@
                 <w:sz w:val="22"/>
                 <w:szCs w:val="22"/>
               </w:rPr>
-              <w:t xml:space="preserve">Check RESEND_API_KEY + verify aplmsales.com in Resend</w:t>
+              <w:t xml:space="preserve">rm -rf dist &amp;&amp; npm run build 2&gt;&amp;1 | grep ERROR</w:t>
             </w:r>
           </w:p>
         </w:tc>
@@ -6809,22 +7735,22 @@
               <w:bottom w:val="single" w:color="CCCCCC" w:sz="1"/>
               <w:right w:val="single" w:color="CCCCCC" w:sz="1"/>
             </w:tcBorders>
-            <w:shd w:fill="F5F8FF" w:val="clear"/>
-            <w:tcMar>
-              <w:top w:type="dxa" w:w="80"/>
-              <w:left w:type="dxa" w:w="120"/>
-              <w:bottom w:type="dxa" w:w="80"/>
-              <w:right w:type="dxa" w:w="120"/>
-            </w:tcMar>
-          </w:tcPr>
-          <w:p>
-            <w:r>
-              <w:rPr>
-                <w:rFonts w:ascii="Arial" w:cs="Arial" w:eastAsia="Arial" w:hAnsi="Arial"/>
-                <w:sz w:val="22"/>
-                <w:szCs w:val="22"/>
-              </w:rPr>
-              <w:t xml:space="preserve">DB error</w:t>
+            <w:shd w:fill="F5F3FF" w:val="clear"/>
+            <w:tcMar>
+              <w:top w:type="dxa" w:w="80"/>
+              <w:left w:type="dxa" w:w="120"/>
+              <w:bottom w:type="dxa" w:w="80"/>
+              <w:right w:type="dxa" w:w="120"/>
+            </w:tcMar>
+          </w:tcPr>
+          <w:p>
+            <w:r>
+              <w:rPr>
+                <w:rFonts w:ascii="Arial" w:cs="Arial" w:eastAsia="Arial" w:hAnsi="Arial"/>
+                <w:sz w:val="22"/>
+                <w:szCs w:val="22"/>
+              </w:rPr>
+              <w:t xml:space="preserve">Emails not sending</w:t>
             </w:r>
           </w:p>
         </w:tc>
@@ -6837,22 +7763,22 @@
               <w:bottom w:val="single" w:color="CCCCCC" w:sz="1"/>
               <w:right w:val="single" w:color="CCCCCC" w:sz="1"/>
             </w:tcBorders>
-            <w:shd w:fill="F5F8FF" w:val="clear"/>
-            <w:tcMar>
-              <w:top w:type="dxa" w:w="80"/>
-              <w:left w:type="dxa" w:w="120"/>
-              <w:bottom w:type="dxa" w:w="80"/>
-              <w:right w:type="dxa" w:w="120"/>
-            </w:tcMar>
-          </w:tcPr>
-          <w:p>
-            <w:r>
-              <w:rPr>
-                <w:rFonts w:ascii="Arial" w:cs="Arial" w:eastAsia="Arial" w:hAnsi="Arial"/>
-                <w:sz w:val="22"/>
-                <w:szCs w:val="22"/>
-              </w:rPr>
-              <w:t xml:space="preserve">psql -U postgres -h localhost -d aplm_crm</w:t>
+            <w:shd w:fill="F5F3FF" w:val="clear"/>
+            <w:tcMar>
+              <w:top w:type="dxa" w:w="80"/>
+              <w:left w:type="dxa" w:w="120"/>
+              <w:bottom w:type="dxa" w:w="80"/>
+              <w:right w:type="dxa" w:w="120"/>
+            </w:tcMar>
+          </w:tcPr>
+          <w:p>
+            <w:r>
+              <w:rPr>
+                <w:rFonts w:ascii="Arial" w:cs="Arial" w:eastAsia="Arial" w:hAnsi="Arial"/>
+                <w:sz w:val="22"/>
+                <w:szCs w:val="22"/>
+              </w:rPr>
+              <w:t xml:space="preserve">Check RESEND_API_KEY + verify aplmsales.com in Resend</w:t>
             </w:r>
           </w:p>
         </w:tc>
@@ -6882,7 +7808,7 @@
                 <w:sz w:val="22"/>
                 <w:szCs w:val="22"/>
               </w:rPr>
-              <w:t xml:space="preserve">SSL expired</w:t>
+              <w:t xml:space="preserve">DB connection error</w:t>
             </w:r>
           </w:p>
         </w:tc>
@@ -6910,7 +7836,7 @@
                 <w:sz w:val="22"/>
                 <w:szCs w:val="22"/>
               </w:rPr>
-              <w:t xml:space="preserve">certbot renew &amp;&amp; systemctl reload nginx</w:t>
+              <w:t xml:space="preserve">psql -U postgres -h localhost -d aplm_crm</w:t>
             </w:r>
           </w:p>
         </w:tc>
@@ -6925,7 +7851,123 @@
               <w:bottom w:val="single" w:color="CCCCCC" w:sz="1"/>
               <w:right w:val="single" w:color="CCCCCC" w:sz="1"/>
             </w:tcBorders>
-            <w:shd w:fill="F5F8FF" w:val="clear"/>
+            <w:shd w:fill="F5F3FF" w:val="clear"/>
+            <w:tcMar>
+              <w:top w:type="dxa" w:w="80"/>
+              <w:left w:type="dxa" w:w="120"/>
+              <w:bottom w:type="dxa" w:w="80"/>
+              <w:right w:type="dxa" w:w="120"/>
+            </w:tcMar>
+          </w:tcPr>
+          <w:p>
+            <w:r>
+              <w:rPr>
+                <w:rFonts w:ascii="Arial" w:cs="Arial" w:eastAsia="Arial" w:hAnsi="Arial"/>
+                <w:sz w:val="22"/>
+                <w:szCs w:val="22"/>
+              </w:rPr>
+              <w:t xml:space="preserve">SSL expired</w:t>
+            </w:r>
+          </w:p>
+        </w:tc>
+        <w:tc>
+          <w:tcPr>
+            <w:tcW w:type="dxa" w:w="6500"/>
+            <w:tcBorders>
+              <w:top w:val="single" w:color="CCCCCC" w:sz="1"/>
+              <w:left w:val="single" w:color="CCCCCC" w:sz="1"/>
+              <w:bottom w:val="single" w:color="CCCCCC" w:sz="1"/>
+              <w:right w:val="single" w:color="CCCCCC" w:sz="1"/>
+            </w:tcBorders>
+            <w:shd w:fill="F5F3FF" w:val="clear"/>
+            <w:tcMar>
+              <w:top w:type="dxa" w:w="80"/>
+              <w:left w:type="dxa" w:w="120"/>
+              <w:bottom w:type="dxa" w:w="80"/>
+              <w:right w:type="dxa" w:w="120"/>
+            </w:tcMar>
+          </w:tcPr>
+          <w:p>
+            <w:r>
+              <w:rPr>
+                <w:rFonts w:ascii="Arial" w:cs="Arial" w:eastAsia="Arial" w:hAnsi="Arial"/>
+                <w:sz w:val="22"/>
+                <w:szCs w:val="22"/>
+              </w:rPr>
+              <w:t xml:space="preserve">certbot renew &amp;&amp; systemctl reload nginx</w:t>
+            </w:r>
+          </w:p>
+        </w:tc>
+      </w:tr>
+      <w:tr>
+        <w:tc>
+          <w:tcPr>
+            <w:tcW w:type="dxa" w:w="3500"/>
+            <w:tcBorders>
+              <w:top w:val="single" w:color="CCCCCC" w:sz="1"/>
+              <w:left w:val="single" w:color="CCCCCC" w:sz="1"/>
+              <w:bottom w:val="single" w:color="CCCCCC" w:sz="1"/>
+              <w:right w:val="single" w:color="CCCCCC" w:sz="1"/>
+            </w:tcBorders>
+            <w:shd w:fill="FFFFFF" w:val="clear"/>
+            <w:tcMar>
+              <w:top w:type="dxa" w:w="80"/>
+              <w:left w:type="dxa" w:w="120"/>
+              <w:bottom w:type="dxa" w:w="80"/>
+              <w:right w:type="dxa" w:w="120"/>
+            </w:tcMar>
+          </w:tcPr>
+          <w:p>
+            <w:r>
+              <w:rPr>
+                <w:rFonts w:ascii="Arial" w:cs="Arial" w:eastAsia="Arial" w:hAnsi="Arial"/>
+                <w:sz w:val="22"/>
+                <w:szCs w:val="22"/>
+              </w:rPr>
+              <w:t xml:space="preserve">Browser showing old UI</w:t>
+            </w:r>
+          </w:p>
+        </w:tc>
+        <w:tc>
+          <w:tcPr>
+            <w:tcW w:type="dxa" w:w="6500"/>
+            <w:tcBorders>
+              <w:top w:val="single" w:color="CCCCCC" w:sz="1"/>
+              <w:left w:val="single" w:color="CCCCCC" w:sz="1"/>
+              <w:bottom w:val="single" w:color="CCCCCC" w:sz="1"/>
+              <w:right w:val="single" w:color="CCCCCC" w:sz="1"/>
+            </w:tcBorders>
+            <w:shd w:fill="FFFFFF" w:val="clear"/>
+            <w:tcMar>
+              <w:top w:type="dxa" w:w="80"/>
+              <w:left w:type="dxa" w:w="120"/>
+              <w:bottom w:type="dxa" w:w="80"/>
+              <w:right w:type="dxa" w:w="120"/>
+            </w:tcMar>
+          </w:tcPr>
+          <w:p>
+            <w:r>
+              <w:rPr>
+                <w:rFonts w:ascii="Arial" w:cs="Arial" w:eastAsia="Arial" w:hAnsi="Arial"/>
+                <w:sz w:val="22"/>
+                <w:szCs w:val="22"/>
+              </w:rPr>
+              <w:t xml:space="preserve">Hard refresh Ctrl+Shift+R or open Incognito</w:t>
+            </w:r>
+          </w:p>
+        </w:tc>
+      </w:tr>
+      <w:tr>
+        <w:tc>
+          <w:tcPr>
+            <w:tcW w:type="dxa" w:w="3500"/>
+            <w:tcBorders>
+              <w:top w:val="single" w:color="CCCCCC" w:sz="1"/>
+              <w:left w:val="single" w:color="CCCCCC" w:sz="1"/>
+              <w:bottom w:val="single" w:color="CCCCCC" w:sz="1"/>
+              <w:right w:val="single" w:color="CCCCCC" w:sz="1"/>
+            </w:tcBorders>
+            <w:shd w:fill="F5F3FF" w:val="clear"/>
             <w:tcMar>
               <w:top w:type="dxa" w:w="80"/>
               <w:left w:type="dxa" w:w="120"/>
@@ -6953,22 +7995,22 @@
               <w:bottom w:val="single" w:color="CCCCCC" w:sz="1"/>
               <w:right w:val="single" w:color="CCCCCC" w:sz="1"/>
             </w:tcBorders>
-            <w:shd w:fill="F5F8FF" w:val="clear"/>
-            <w:tcMar>
-              <w:top w:type="dxa" w:w="80"/>
-              <w:left w:type="dxa" w:w="120"/>
-              <w:bottom w:type="dxa" w:w="80"/>
-              <w:right w:type="dxa" w:w="120"/>
-            </w:tcMar>
-          </w:tcPr>
-          <w:p>
-            <w:r>
-              <w:rPr>
-                <w:rFonts w:ascii="Arial" w:cs="Arial" w:eastAsia="Arial" w:hAnsi="Arial"/>
-                <w:sz w:val="22"/>
-                <w:szCs w:val="22"/>
-              </w:rPr>
-              <w:t xml:space="preserve">No — isolated on port 5000 with ica_crm DB</w:t>
+            <w:shd w:fill="F5F3FF" w:val="clear"/>
+            <w:tcMar>
+              <w:top w:type="dxa" w:w="80"/>
+              <w:left w:type="dxa" w:w="120"/>
+              <w:bottom w:type="dxa" w:w="80"/>
+              <w:right w:type="dxa" w:w="120"/>
+            </w:tcMar>
+          </w:tcPr>
+          <w:p>
+            <w:r>
+              <w:rPr>
+                <w:rFonts w:ascii="Arial" w:cs="Arial" w:eastAsia="Arial" w:hAnsi="Arial"/>
+                <w:sz w:val="22"/>
+                <w:szCs w:val="22"/>
+              </w:rPr>
+              <w:t xml:space="preserve">No — completely isolated. Port 5000, ica_crm DB, separate PM2 process</w:t>
             </w:r>
           </w:p>
         </w:tc>
@@ -6986,7 +8028,7 @@
       <w:pPr>
         <w:pStyle w:val="Heading1"/>
         <w:pBdr>
-          <w:bottom w:val="single" w:color="1E40AF" w:sz="6" w:space="4"/>
+          <w:bottom w:val="single" w:color="7c3aed" w:sz="6" w:space="4"/>
         </w:pBdr>
         <w:spacing w:after="160" w:before="320"/>
       </w:pPr>
@@ -6995,11 +8037,11 @@
           <w:rFonts w:ascii="Arial" w:cs="Arial" w:eastAsia="Arial" w:hAnsi="Arial"/>
           <w:b/>
           <w:bCs/>
-          <w:color w:val="1E3A5F"/>
+          <w:color w:val="2d1b69"/>
           <w:sz w:val="32"/>
           <w:szCs w:val="32"/>
         </w:rPr>
-        <w:t xml:space="preserve">11. Version Log</w:t>
+        <w:t xml:space="preserve">12. Version Log</w:t>
       </w:r>
     </w:p>
     <w:tbl>
@@ -7032,7 +8074,7 @@
               <w:bottom w:val="single" w:color="CCCCCC" w:sz="1"/>
               <w:right w:val="single" w:color="CCCCCC" w:sz="1"/>
             </w:tcBorders>
-            <w:shd w:fill="1E3A5F" w:val="clear"/>
+            <w:shd w:fill="2d1b69" w:val="clear"/>
             <w:tcMar>
               <w:top w:type="dxa" w:w="80"/>
               <w:left w:type="dxa" w:w="120"/>
@@ -7063,7 +8105,7 @@
               <w:bottom w:val="single" w:color="CCCCCC" w:sz="1"/>
               <w:right w:val="single" w:color="CCCCCC" w:sz="1"/>
             </w:tcBorders>
-            <w:shd w:fill="1E3A5F" w:val="clear"/>
+            <w:shd w:fill="2d1b69" w:val="clear"/>
             <w:tcMar>
               <w:top w:type="dxa" w:w="80"/>
               <w:left w:type="dxa" w:w="120"/>
@@ -7094,7 +8136,7 @@
               <w:bottom w:val="single" w:color="CCCCCC" w:sz="1"/>
               <w:right w:val="single" w:color="CCCCCC" w:sz="1"/>
             </w:tcBorders>
-            <w:shd w:fill="1E3A5F" w:val="clear"/>
+            <w:shd w:fill="2d1b69" w:val="clear"/>
             <w:tcMar>
               <w:top w:type="dxa" w:w="80"/>
               <w:left w:type="dxa" w:w="120"/>
@@ -7198,7 +8240,7 @@
                 <w:sz w:val="22"/>
                 <w:szCs w:val="22"/>
               </w:rPr>
-              <w:t xml:space="preserve">Project scoped. aplmsales.com purchased. Full infra setup complete. crm.aplmsales.com LIVE (HTTP 200). PM2 id 8, port 5001. README + SOP created.</w:t>
+              <w:t xml:space="preserve">Project scoped. aplmsales.com purchased. Full infrastructure setup. crm.aplmsales.com LIVE. APLM branding applied (logo, login, sidebar). GitHub repo icassameer/aplm created. Initial commit + v0.1 tag pushed. README + SOP updated.</w:t>
             </w:r>
           </w:p>
         </w:tc>
@@ -7382,7 +8424,7 @@
   <w:p>
     <w:pPr>
       <w:pBdr>
-        <w:bottom w:val="single" w:color="1E40AF" w:sz="6" w:space="4"/>
+        <w:bottom w:val="single" w:color="7c3aed" w:sz="6" w:space="4"/>
       </w:pBdr>
       <w:spacing w:after="120" w:before="0"/>
     </w:pPr>
@@ -7391,7 +8433,7 @@
         <w:rFonts w:ascii="Arial" w:cs="Arial" w:eastAsia="Arial" w:hAnsi="Arial"/>
         <w:b/>
         <w:bCs/>
-        <w:color w:val="1E3A5F"/>
+        <w:color w:val="2d1b69"/>
         <w:sz w:val="22"/>
         <w:szCs w:val="22"/>
       </w:rPr>
@@ -7404,7 +8446,7 @@
         <w:sz w:val="20"/>
         <w:szCs w:val="20"/>
       </w:rPr>
-      <w:t xml:space="preserve">White-Label CRM  |  SOP v0.1  |  March 28, 2026</w:t>
+      <w:t xml:space="preserve">White-Label CRM Platform  |  SOP v0.1  |  March 28, 2026</w:t>
     </w:r>
   </w:p>
 </w:hdr>
@@ -7509,6 +8551,19 @@
       </w:pPr>
     </w:lvl>
   </w:abstractNum>
+  <w:abstractNum w:abstractNumId="3" w15:restartNumberingAfterBreak="0">
+    <w:multiLevelType w:val="hybridMultilevel"/>
+    <w:lvl w:ilvl="0" w15:tentative="1">
+      <w:start w:val="1"/>
+      <w:numFmt w:val="decimal"/>
+      <w:lvlText w:val="%1."/>
+      <w:lvlJc w:val="left"/>
+      <w:pPr>
+        <w:spacing w:after="40" w:before="40"/>
+        <w:ind w:left="720" w:hanging="360"/>
+      </w:pPr>
+    </w:lvl>
+  </w:abstractNum>
   <w:num w:numId="1">
     <w:abstractNumId w:val="1"/>
     <w:lvlOverride w:ilvl="0">
@@ -7517,6 +8572,12 @@
   </w:num>
   <w:num w:numId="2">
     <w:abstractNumId w:val="2"/>
+    <w:lvlOverride w:ilvl="0">
+      <w:startOverride w:val="1"/>
+    </w:lvlOverride>
+  </w:num>
+  <w:num w:numId="3">
+    <w:abstractNumId w:val="3"/>
     <w:lvlOverride w:ilvl="0">
       <w:startOverride w:val="1"/>
     </w:lvlOverride>
